--- a/4_Методы._Реализация полиморфизма/Макарчук_4_Методы.docx
+++ b/4_Методы._Реализация полиморфизма/Макарчук_4_Методы.docx
@@ -206,6 +206,7 @@
           <w:color w:val="000000" w:themeColor="text1"/>
           <w:sz w:val="28"/>
           <w:szCs w:val="28"/>
+          <w:lang w:val="en-US"/>
         </w:rPr>
       </w:pPr>
       <w:r>
@@ -230,6 +231,7 @@
           <w:color w:val="000000" w:themeColor="text1"/>
           <w:sz w:val="28"/>
           <w:szCs w:val="28"/>
+          <w:lang w:val="en-US"/>
         </w:rPr>
         <w:t xml:space="preserve"> </w:t>
       </w:r>
@@ -247,6 +249,7 @@
           <w:color w:val="000000" w:themeColor="text1"/>
           <w:sz w:val="28"/>
           <w:szCs w:val="28"/>
+          <w:lang w:val="en-US"/>
         </w:rPr>
         <w:t xml:space="preserve"> </w:t>
       </w:r>
@@ -264,10 +267,10 @@
           <w:color w:val="000000" w:themeColor="text1"/>
           <w:sz w:val="28"/>
           <w:szCs w:val="28"/>
+          <w:lang w:val="en-US"/>
         </w:rPr>
         <w:t xml:space="preserve"> </w:t>
       </w:r>
-      <w:proofErr w:type="gramStart"/>
       <w:r>
         <w:rPr>
           <w:color w:val="000000" w:themeColor="text1"/>
@@ -282,17 +285,9 @@
           <w:color w:val="000000" w:themeColor="text1"/>
           <w:sz w:val="28"/>
           <w:szCs w:val="28"/>
-        </w:rPr>
-        <w:t>(</w:t>
-      </w:r>
-      <w:proofErr w:type="gramEnd"/>
-      <w:r>
-        <w:rPr>
-          <w:color w:val="000000" w:themeColor="text1"/>
-          <w:sz w:val="28"/>
-          <w:szCs w:val="28"/>
-        </w:rPr>
-        <w:t>)</w:t>
+          <w:lang w:val="en-US"/>
+        </w:rPr>
+        <w:t>()</w:t>
       </w:r>
     </w:p>
     <w:p>
@@ -312,6 +307,7 @@
           <w:color w:val="000000" w:themeColor="text1"/>
           <w:sz w:val="28"/>
           <w:szCs w:val="28"/>
+          <w:lang w:val="en-US"/>
         </w:rPr>
         <w:t xml:space="preserve">    </w:t>
       </w:r>
@@ -344,27 +340,7 @@
           <w:szCs w:val="28"/>
           <w:lang w:val="en-US"/>
         </w:rPr>
-        <w:t xml:space="preserve">        </w:t>
-      </w:r>
-      <w:proofErr w:type="gramStart"/>
-      <w:r>
-        <w:rPr>
-          <w:color w:val="000000" w:themeColor="text1"/>
-          <w:sz w:val="28"/>
-          <w:szCs w:val="28"/>
-          <w:lang w:val="en-US"/>
-        </w:rPr>
-        <w:t>int[</w:t>
-      </w:r>
-      <w:proofErr w:type="gramEnd"/>
-      <w:r>
-        <w:rPr>
-          <w:color w:val="000000" w:themeColor="text1"/>
-          <w:sz w:val="28"/>
-          <w:szCs w:val="28"/>
-          <w:lang w:val="en-US"/>
-        </w:rPr>
-        <w:t>] numbers = new int[32];</w:t>
+        <w:t xml:space="preserve">        int[] numbers = new int[32];</w:t>
       </w:r>
     </w:p>
     <w:p>
@@ -640,27 +616,7 @@
           <w:szCs w:val="28"/>
           <w:lang w:val="en-US"/>
         </w:rPr>
-        <w:t>(</w:t>
-      </w:r>
-      <w:proofErr w:type="gramStart"/>
-      <w:r>
-        <w:rPr>
-          <w:color w:val="000000" w:themeColor="text1"/>
-          <w:sz w:val="28"/>
-          <w:szCs w:val="28"/>
-          <w:lang w:val="en-US"/>
-        </w:rPr>
-        <w:t>int[</w:t>
-      </w:r>
-      <w:proofErr w:type="gramEnd"/>
-      <w:r>
-        <w:rPr>
-          <w:color w:val="000000" w:themeColor="text1"/>
-          <w:sz w:val="28"/>
-          <w:szCs w:val="28"/>
-          <w:lang w:val="en-US"/>
-        </w:rPr>
-        <w:t>] array)</w:t>
+        <w:t>(int[] array)</w:t>
       </w:r>
     </w:p>
     <w:p>
@@ -736,7 +692,6 @@
         <w:t xml:space="preserve"> i = 0; i &lt; </w:t>
       </w:r>
       <w:proofErr w:type="spellStart"/>
-      <w:proofErr w:type="gramStart"/>
       <w:r>
         <w:rPr>
           <w:color w:val="000000" w:themeColor="text1"/>
@@ -747,7 +702,6 @@
         <w:t>array.Length</w:t>
       </w:r>
       <w:proofErr w:type="spellEnd"/>
-      <w:proofErr w:type="gramEnd"/>
       <w:r>
         <w:rPr>
           <w:color w:val="000000" w:themeColor="text1"/>
@@ -989,27 +943,7 @@
           <w:szCs w:val="28"/>
           <w:lang w:val="en-US"/>
         </w:rPr>
-        <w:t>(</w:t>
-      </w:r>
-      <w:proofErr w:type="gramStart"/>
-      <w:r>
-        <w:rPr>
-          <w:color w:val="000000" w:themeColor="text1"/>
-          <w:sz w:val="28"/>
-          <w:szCs w:val="28"/>
-          <w:lang w:val="en-US"/>
-        </w:rPr>
-        <w:t>int[</w:t>
-      </w:r>
-      <w:proofErr w:type="gramEnd"/>
-      <w:r>
-        <w:rPr>
-          <w:color w:val="000000" w:themeColor="text1"/>
-          <w:sz w:val="28"/>
-          <w:szCs w:val="28"/>
-          <w:lang w:val="en-US"/>
-        </w:rPr>
-        <w:t>] array)</w:t>
+        <w:t>(int[] array)</w:t>
       </w:r>
     </w:p>
     <w:p>
@@ -1073,27 +1007,7 @@
           <w:szCs w:val="28"/>
           <w:lang w:val="en-US"/>
         </w:rPr>
-        <w:t xml:space="preserve"> = new </w:t>
-      </w:r>
-      <w:proofErr w:type="gramStart"/>
-      <w:r>
-        <w:rPr>
-          <w:color w:val="000000" w:themeColor="text1"/>
-          <w:sz w:val="28"/>
-          <w:szCs w:val="28"/>
-          <w:lang w:val="en-US"/>
-        </w:rPr>
-        <w:t>Random(</w:t>
-      </w:r>
-      <w:proofErr w:type="gramEnd"/>
-      <w:r>
-        <w:rPr>
-          <w:color w:val="000000" w:themeColor="text1"/>
-          <w:sz w:val="28"/>
-          <w:szCs w:val="28"/>
-          <w:lang w:val="en-US"/>
-        </w:rPr>
-        <w:t>);</w:t>
+        <w:t xml:space="preserve"> = new Random();</w:t>
       </w:r>
     </w:p>
     <w:p>
@@ -1158,7 +1072,6 @@
         <w:t xml:space="preserve"> &lt; </w:t>
       </w:r>
       <w:proofErr w:type="spellStart"/>
-      <w:proofErr w:type="gramStart"/>
       <w:r>
         <w:rPr>
           <w:color w:val="000000" w:themeColor="text1"/>
@@ -1169,7 +1082,6 @@
         <w:t>array.Length</w:t>
       </w:r>
       <w:proofErr w:type="spellEnd"/>
-      <w:proofErr w:type="gramEnd"/>
       <w:r>
         <w:rPr>
           <w:color w:val="000000" w:themeColor="text1"/>
@@ -1177,7 +1089,51 @@
           <w:szCs w:val="28"/>
           <w:lang w:val="en-US"/>
         </w:rPr>
-        <w:t xml:space="preserve">; </w:t>
+        <w:t>; i++)</w:t>
+      </w:r>
+    </w:p>
+    <w:p>
+      <w:pPr>
+        <w:pStyle w:val="aa"/>
+        <w:spacing w:before="0" w:beforeAutospacing="0" w:after="0" w:afterAutospacing="0"/>
+        <w:ind w:firstLine="709"/>
+        <w:rPr>
+          <w:color w:val="000000" w:themeColor="text1"/>
+          <w:sz w:val="28"/>
+          <w:szCs w:val="28"/>
+          <w:lang w:val="en-US"/>
+        </w:rPr>
+      </w:pPr>
+      <w:r>
+        <w:rPr>
+          <w:color w:val="000000" w:themeColor="text1"/>
+          <w:sz w:val="28"/>
+          <w:szCs w:val="28"/>
+          <w:lang w:val="en-US"/>
+        </w:rPr>
+        <w:t xml:space="preserve">        {</w:t>
+      </w:r>
+    </w:p>
+    <w:p>
+      <w:pPr>
+        <w:pStyle w:val="aa"/>
+        <w:spacing w:before="0" w:beforeAutospacing="0" w:after="0" w:afterAutospacing="0"/>
+        <w:ind w:firstLine="709"/>
+        <w:rPr>
+          <w:color w:val="000000" w:themeColor="text1"/>
+          <w:sz w:val="28"/>
+          <w:szCs w:val="28"/>
+          <w:lang w:val="en-US"/>
+        </w:rPr>
+      </w:pPr>
+      <w:r>
+        <w:rPr>
+          <w:color w:val="000000" w:themeColor="text1"/>
+          <w:sz w:val="28"/>
+          <w:szCs w:val="28"/>
+          <w:lang w:val="en-US"/>
+        </w:rPr>
+        <w:t xml:space="preserve">            array[</w:t>
       </w:r>
       <w:proofErr w:type="spellStart"/>
       <w:r>
@@ -1197,7 +1153,27 @@
           <w:szCs w:val="28"/>
           <w:lang w:val="en-US"/>
         </w:rPr>
-        <w:t>++)</w:t>
+        <w:t xml:space="preserve">] = </w:t>
+      </w:r>
+      <w:proofErr w:type="spellStart"/>
+      <w:r>
+        <w:rPr>
+          <w:color w:val="000000" w:themeColor="text1"/>
+          <w:sz w:val="28"/>
+          <w:szCs w:val="28"/>
+          <w:lang w:val="en-US"/>
+        </w:rPr>
+        <w:t>rnd.Next</w:t>
+      </w:r>
+      <w:proofErr w:type="spellEnd"/>
+      <w:r>
+        <w:rPr>
+          <w:color w:val="000000" w:themeColor="text1"/>
+          <w:sz w:val="28"/>
+          <w:szCs w:val="28"/>
+          <w:lang w:val="en-US"/>
+        </w:rPr>
+        <w:t>(-50, 50);</w:t>
       </w:r>
     </w:p>
     <w:p>
@@ -1219,7 +1195,7 @@
           <w:szCs w:val="28"/>
           <w:lang w:val="en-US"/>
         </w:rPr>
-        <w:t xml:space="preserve">        {</w:t>
+        <w:t xml:space="preserve">        }</w:t>
       </w:r>
     </w:p>
     <w:p>
@@ -1241,7 +1217,128 @@
           <w:szCs w:val="28"/>
           <w:lang w:val="en-US"/>
         </w:rPr>
-        <w:t xml:space="preserve">            array[</w:t>
+        <w:t xml:space="preserve">    }</w:t>
+      </w:r>
+    </w:p>
+    <w:p>
+      <w:pPr>
+        <w:pStyle w:val="aa"/>
+        <w:spacing w:before="0" w:beforeAutospacing="0" w:after="0" w:afterAutospacing="0"/>
+        <w:ind w:firstLine="709"/>
+        <w:rPr>
+          <w:color w:val="000000" w:themeColor="text1"/>
+          <w:sz w:val="28"/>
+          <w:szCs w:val="28"/>
+          <w:lang w:val="en-US"/>
+        </w:rPr>
+      </w:pPr>
+    </w:p>
+    <w:p>
+      <w:pPr>
+        <w:pStyle w:val="aa"/>
+        <w:spacing w:before="0" w:beforeAutospacing="0" w:after="0" w:afterAutospacing="0"/>
+        <w:ind w:firstLine="709"/>
+        <w:rPr>
+          <w:color w:val="000000" w:themeColor="text1"/>
+          <w:sz w:val="28"/>
+          <w:szCs w:val="28"/>
+          <w:lang w:val="en-US"/>
+        </w:rPr>
+      </w:pPr>
+      <w:r>
+        <w:rPr>
+          <w:color w:val="000000" w:themeColor="text1"/>
+          <w:sz w:val="28"/>
+          <w:szCs w:val="28"/>
+          <w:lang w:val="en-US"/>
+        </w:rPr>
+        <w:t xml:space="preserve">    private static long </w:t>
+      </w:r>
+      <w:proofErr w:type="spellStart"/>
+      <w:r>
+        <w:rPr>
+          <w:color w:val="000000" w:themeColor="text1"/>
+          <w:sz w:val="28"/>
+          <w:szCs w:val="28"/>
+          <w:lang w:val="en-US"/>
+        </w:rPr>
+        <w:t>SumOfArray</w:t>
+      </w:r>
+      <w:proofErr w:type="spellEnd"/>
+      <w:r>
+        <w:rPr>
+          <w:color w:val="000000" w:themeColor="text1"/>
+          <w:sz w:val="28"/>
+          <w:szCs w:val="28"/>
+          <w:lang w:val="en-US"/>
+        </w:rPr>
+        <w:t>(int[] array)</w:t>
+      </w:r>
+    </w:p>
+    <w:p>
+      <w:pPr>
+        <w:pStyle w:val="aa"/>
+        <w:spacing w:before="0" w:beforeAutospacing="0" w:after="0" w:afterAutospacing="0"/>
+        <w:ind w:firstLine="709"/>
+        <w:rPr>
+          <w:color w:val="000000" w:themeColor="text1"/>
+          <w:sz w:val="28"/>
+          <w:szCs w:val="28"/>
+          <w:lang w:val="en-US"/>
+        </w:rPr>
+      </w:pPr>
+      <w:r>
+        <w:rPr>
+          <w:color w:val="000000" w:themeColor="text1"/>
+          <w:sz w:val="28"/>
+          <w:szCs w:val="28"/>
+          <w:lang w:val="en-US"/>
+        </w:rPr>
+        <w:t xml:space="preserve">    {</w:t>
+      </w:r>
+    </w:p>
+    <w:p>
+      <w:pPr>
+        <w:pStyle w:val="aa"/>
+        <w:spacing w:before="0" w:beforeAutospacing="0" w:after="0" w:afterAutospacing="0"/>
+        <w:ind w:firstLine="709"/>
+        <w:rPr>
+          <w:color w:val="000000" w:themeColor="text1"/>
+          <w:sz w:val="28"/>
+          <w:szCs w:val="28"/>
+          <w:lang w:val="en-US"/>
+        </w:rPr>
+      </w:pPr>
+      <w:r>
+        <w:rPr>
+          <w:color w:val="000000" w:themeColor="text1"/>
+          <w:sz w:val="28"/>
+          <w:szCs w:val="28"/>
+          <w:lang w:val="en-US"/>
+        </w:rPr>
+        <w:t xml:space="preserve">        long sum = 0;</w:t>
+      </w:r>
+    </w:p>
+    <w:p>
+      <w:pPr>
+        <w:pStyle w:val="aa"/>
+        <w:spacing w:before="0" w:beforeAutospacing="0" w:after="0" w:afterAutospacing="0"/>
+        <w:ind w:firstLine="709"/>
+        <w:rPr>
+          <w:color w:val="000000" w:themeColor="text1"/>
+          <w:sz w:val="28"/>
+          <w:szCs w:val="28"/>
+          <w:lang w:val="en-US"/>
+        </w:rPr>
+      </w:pPr>
+      <w:r>
+        <w:rPr>
+          <w:color w:val="000000" w:themeColor="text1"/>
+          <w:sz w:val="28"/>
+          <w:szCs w:val="28"/>
+          <w:lang w:val="en-US"/>
+        </w:rPr>
+        <w:t xml:space="preserve">        for (int </w:t>
       </w:r>
       <w:proofErr w:type="spellStart"/>
       <w:r>
@@ -1261,214 +1358,7 @@
           <w:szCs w:val="28"/>
           <w:lang w:val="en-US"/>
         </w:rPr>
-        <w:t xml:space="preserve">] = </w:t>
-      </w:r>
-      <w:proofErr w:type="spellStart"/>
-      <w:proofErr w:type="gramStart"/>
-      <w:r>
-        <w:rPr>
-          <w:color w:val="000000" w:themeColor="text1"/>
-          <w:sz w:val="28"/>
-          <w:szCs w:val="28"/>
-          <w:lang w:val="en-US"/>
-        </w:rPr>
-        <w:t>rnd.Next</w:t>
-      </w:r>
-      <w:proofErr w:type="spellEnd"/>
-      <w:proofErr w:type="gramEnd"/>
-      <w:r>
-        <w:rPr>
-          <w:color w:val="000000" w:themeColor="text1"/>
-          <w:sz w:val="28"/>
-          <w:szCs w:val="28"/>
-          <w:lang w:val="en-US"/>
-        </w:rPr>
-        <w:t>(-50, 50);</w:t>
-      </w:r>
-    </w:p>
-    <w:p>
-      <w:pPr>
-        <w:pStyle w:val="aa"/>
-        <w:spacing w:before="0" w:beforeAutospacing="0" w:after="0" w:afterAutospacing="0"/>
-        <w:ind w:firstLine="709"/>
-        <w:rPr>
-          <w:color w:val="000000" w:themeColor="text1"/>
-          <w:sz w:val="28"/>
-          <w:szCs w:val="28"/>
-          <w:lang w:val="en-US"/>
-        </w:rPr>
-      </w:pPr>
-      <w:r>
-        <w:rPr>
-          <w:color w:val="000000" w:themeColor="text1"/>
-          <w:sz w:val="28"/>
-          <w:szCs w:val="28"/>
-          <w:lang w:val="en-US"/>
-        </w:rPr>
-        <w:t xml:space="preserve">        }</w:t>
-      </w:r>
-    </w:p>
-    <w:p>
-      <w:pPr>
-        <w:pStyle w:val="aa"/>
-        <w:spacing w:before="0" w:beforeAutospacing="0" w:after="0" w:afterAutospacing="0"/>
-        <w:ind w:firstLine="709"/>
-        <w:rPr>
-          <w:color w:val="000000" w:themeColor="text1"/>
-          <w:sz w:val="28"/>
-          <w:szCs w:val="28"/>
-          <w:lang w:val="en-US"/>
-        </w:rPr>
-      </w:pPr>
-      <w:r>
-        <w:rPr>
-          <w:color w:val="000000" w:themeColor="text1"/>
-          <w:sz w:val="28"/>
-          <w:szCs w:val="28"/>
-          <w:lang w:val="en-US"/>
-        </w:rPr>
-        <w:t xml:space="preserve">    }</w:t>
-      </w:r>
-    </w:p>
-    <w:p>
-      <w:pPr>
-        <w:pStyle w:val="aa"/>
-        <w:spacing w:before="0" w:beforeAutospacing="0" w:after="0" w:afterAutospacing="0"/>
-        <w:ind w:firstLine="709"/>
-        <w:rPr>
-          <w:color w:val="000000" w:themeColor="text1"/>
-          <w:sz w:val="28"/>
-          <w:szCs w:val="28"/>
-          <w:lang w:val="en-US"/>
-        </w:rPr>
-      </w:pPr>
-    </w:p>
-    <w:p>
-      <w:pPr>
-        <w:pStyle w:val="aa"/>
-        <w:spacing w:before="0" w:beforeAutospacing="0" w:after="0" w:afterAutospacing="0"/>
-        <w:ind w:firstLine="709"/>
-        <w:rPr>
-          <w:color w:val="000000" w:themeColor="text1"/>
-          <w:sz w:val="28"/>
-          <w:szCs w:val="28"/>
-          <w:lang w:val="en-US"/>
-        </w:rPr>
-      </w:pPr>
-      <w:r>
-        <w:rPr>
-          <w:color w:val="000000" w:themeColor="text1"/>
-          <w:sz w:val="28"/>
-          <w:szCs w:val="28"/>
-          <w:lang w:val="en-US"/>
-        </w:rPr>
-        <w:t xml:space="preserve">    private static long </w:t>
-      </w:r>
-      <w:proofErr w:type="spellStart"/>
-      <w:r>
-        <w:rPr>
-          <w:color w:val="000000" w:themeColor="text1"/>
-          <w:sz w:val="28"/>
-          <w:szCs w:val="28"/>
-          <w:lang w:val="en-US"/>
-        </w:rPr>
-        <w:t>SumOfArray</w:t>
-      </w:r>
-      <w:proofErr w:type="spellEnd"/>
-      <w:r>
-        <w:rPr>
-          <w:color w:val="000000" w:themeColor="text1"/>
-          <w:sz w:val="28"/>
-          <w:szCs w:val="28"/>
-          <w:lang w:val="en-US"/>
-        </w:rPr>
-        <w:t>(</w:t>
-      </w:r>
-      <w:proofErr w:type="gramStart"/>
-      <w:r>
-        <w:rPr>
-          <w:color w:val="000000" w:themeColor="text1"/>
-          <w:sz w:val="28"/>
-          <w:szCs w:val="28"/>
-          <w:lang w:val="en-US"/>
-        </w:rPr>
-        <w:t>int[</w:t>
-      </w:r>
-      <w:proofErr w:type="gramEnd"/>
-      <w:r>
-        <w:rPr>
-          <w:color w:val="000000" w:themeColor="text1"/>
-          <w:sz w:val="28"/>
-          <w:szCs w:val="28"/>
-          <w:lang w:val="en-US"/>
-        </w:rPr>
-        <w:t>] array)</w:t>
-      </w:r>
-    </w:p>
-    <w:p>
-      <w:pPr>
-        <w:pStyle w:val="aa"/>
-        <w:spacing w:before="0" w:beforeAutospacing="0" w:after="0" w:afterAutospacing="0"/>
-        <w:ind w:firstLine="709"/>
-        <w:rPr>
-          <w:color w:val="000000" w:themeColor="text1"/>
-          <w:sz w:val="28"/>
-          <w:szCs w:val="28"/>
-          <w:lang w:val="en-US"/>
-        </w:rPr>
-      </w:pPr>
-      <w:r>
-        <w:rPr>
-          <w:color w:val="000000" w:themeColor="text1"/>
-          <w:sz w:val="28"/>
-          <w:szCs w:val="28"/>
-          <w:lang w:val="en-US"/>
-        </w:rPr>
-        <w:t xml:space="preserve">    {</w:t>
-      </w:r>
-    </w:p>
-    <w:p>
-      <w:pPr>
-        <w:pStyle w:val="aa"/>
-        <w:spacing w:before="0" w:beforeAutospacing="0" w:after="0" w:afterAutospacing="0"/>
-        <w:ind w:firstLine="709"/>
-        <w:rPr>
-          <w:color w:val="000000" w:themeColor="text1"/>
-          <w:sz w:val="28"/>
-          <w:szCs w:val="28"/>
-          <w:lang w:val="en-US"/>
-        </w:rPr>
-      </w:pPr>
-      <w:r>
-        <w:rPr>
-          <w:color w:val="000000" w:themeColor="text1"/>
-          <w:sz w:val="28"/>
-          <w:szCs w:val="28"/>
-          <w:lang w:val="en-US"/>
-        </w:rPr>
-        <w:t xml:space="preserve">        long sum = 0;</w:t>
-      </w:r>
-    </w:p>
-    <w:p>
-      <w:pPr>
-        <w:pStyle w:val="aa"/>
-        <w:spacing w:before="0" w:beforeAutospacing="0" w:after="0" w:afterAutospacing="0"/>
-        <w:ind w:firstLine="709"/>
-        <w:rPr>
-          <w:color w:val="000000" w:themeColor="text1"/>
-          <w:sz w:val="28"/>
-          <w:szCs w:val="28"/>
-          <w:lang w:val="en-US"/>
-        </w:rPr>
-      </w:pPr>
-      <w:r>
-        <w:rPr>
-          <w:color w:val="000000" w:themeColor="text1"/>
-          <w:sz w:val="28"/>
-          <w:szCs w:val="28"/>
-          <w:lang w:val="en-US"/>
-        </w:rPr>
-        <w:t xml:space="preserve">        for (int </w:t>
+        <w:t xml:space="preserve"> = 0; </w:t>
       </w:r>
       <w:proofErr w:type="spellStart"/>
       <w:r>
@@ -1488,7 +1378,7 @@
           <w:szCs w:val="28"/>
           <w:lang w:val="en-US"/>
         </w:rPr>
-        <w:t xml:space="preserve"> = 0; </w:t>
+        <w:t xml:space="preserve"> &lt; </w:t>
       </w:r>
       <w:proofErr w:type="spellStart"/>
       <w:r>
@@ -1498,31 +1388,9 @@
           <w:szCs w:val="28"/>
           <w:lang w:val="en-US"/>
         </w:rPr>
-        <w:t>i</w:t>
-      </w:r>
-      <w:proofErr w:type="spellEnd"/>
-      <w:r>
-        <w:rPr>
-          <w:color w:val="000000" w:themeColor="text1"/>
-          <w:sz w:val="28"/>
-          <w:szCs w:val="28"/>
-          <w:lang w:val="en-US"/>
-        </w:rPr>
-        <w:t xml:space="preserve"> &lt; </w:t>
-      </w:r>
-      <w:proofErr w:type="spellStart"/>
-      <w:proofErr w:type="gramStart"/>
-      <w:r>
-        <w:rPr>
-          <w:color w:val="000000" w:themeColor="text1"/>
-          <w:sz w:val="28"/>
-          <w:szCs w:val="28"/>
-          <w:lang w:val="en-US"/>
-        </w:rPr>
         <w:t>array.Length</w:t>
       </w:r>
       <w:proofErr w:type="spellEnd"/>
-      <w:proofErr w:type="gramEnd"/>
       <w:r>
         <w:rPr>
           <w:color w:val="000000" w:themeColor="text1"/>
@@ -1720,6 +1588,19 @@
         <w:pStyle w:val="aa"/>
         <w:spacing w:before="0" w:beforeAutospacing="0" w:after="0" w:afterAutospacing="0"/>
         <w:ind w:firstLine="709"/>
+        <w:rPr>
+          <w:color w:val="000000" w:themeColor="text1"/>
+          <w:sz w:val="28"/>
+          <w:szCs w:val="28"/>
+          <w:lang w:val="en-US"/>
+        </w:rPr>
+      </w:pPr>
+    </w:p>
+    <w:p>
+      <w:pPr>
+        <w:pStyle w:val="aa"/>
+        <w:spacing w:before="0" w:beforeAutospacing="0" w:after="0" w:afterAutospacing="0"/>
+        <w:ind w:firstLine="709"/>
         <w:jc w:val="both"/>
         <w:rPr>
           <w:color w:val="000000"/>
@@ -1740,8 +1621,9 @@
           <w:color w:val="000000"/>
           <w:sz w:val="28"/>
           <w:szCs w:val="28"/>
-        </w:rPr>
-        <w:t>3</w:t>
+          <w:lang w:val="en-US"/>
+        </w:rPr>
+        <w:t>4</w:t>
       </w:r>
       <w:r>
         <w:rPr>
@@ -2021,7 +1903,7 @@
           <w:szCs w:val="28"/>
           <w:lang w:val="en-US"/>
         </w:rPr>
-        <w:t>3</w:t>
+        <w:t>4</w:t>
       </w:r>
       <w:r>
         <w:rPr>
@@ -2941,15 +2823,7 @@
                               <w:sz w:val="28"/>
                               <w:szCs w:val="28"/>
                             </w:rPr>
-                            <w:t>УП 5-04-0612-</w:t>
-                          </w:r>
-                          <w:proofErr w:type="gramStart"/>
-                          <w:r>
-                            <w:rPr>
-                              <w:sz w:val="28"/>
-                              <w:szCs w:val="28"/>
-                            </w:rPr>
-                            <w:t>02.4</w:t>
+                            <w:t>УП 5-04-0612-02.4</w:t>
                           </w:r>
                           <w:r>
                             <w:rPr>
@@ -2970,15 +2844,7 @@
                               <w:sz w:val="28"/>
                               <w:szCs w:val="28"/>
                             </w:rPr>
-                            <w:t>М</w:t>
-                          </w:r>
-                          <w:proofErr w:type="gramEnd"/>
-                          <w:r>
-                            <w:rPr>
-                              <w:sz w:val="28"/>
-                              <w:szCs w:val="28"/>
-                            </w:rPr>
-                            <w:t>-134</w:t>
+                            <w:t>М-134</w:t>
                           </w:r>
                           <w:r>
                             <w:rPr>
@@ -4157,7 +4023,6 @@
                             <w:t xml:space="preserve"> </w:t>
                           </w:r>
                           <w:proofErr w:type="spellStart"/>
-                          <w:proofErr w:type="gramStart"/>
                           <w:r>
                             <w:rPr>
                               <w:rFonts w:ascii="ISOCPEUR" w:hAnsi="ISOCPEUR"/>
@@ -4167,7 +4032,6 @@
                             <w:t>Н.контр</w:t>
                           </w:r>
                           <w:proofErr w:type="spellEnd"/>
-                          <w:proofErr w:type="gramEnd"/>
                           <w:r>
                             <w:rPr>
                               <w:rFonts w:ascii="ISOCPEUR" w:hAnsi="ISOCPEUR"/>
@@ -6336,15 +6200,7 @@
                               <w:sz w:val="28"/>
                               <w:szCs w:val="28"/>
                             </w:rPr>
-                            <w:t>УП 5-04-0612-</w:t>
-                          </w:r>
-                          <w:proofErr w:type="gramStart"/>
-                          <w:r>
-                            <w:rPr>
-                              <w:sz w:val="28"/>
-                              <w:szCs w:val="28"/>
-                            </w:rPr>
-                            <w:t>02.4</w:t>
+                            <w:t>УП 5-04-0612-02.4</w:t>
                           </w:r>
                           <w:r>
                             <w:rPr>
@@ -6365,15 +6221,7 @@
                               <w:sz w:val="28"/>
                               <w:szCs w:val="28"/>
                             </w:rPr>
-                            <w:t>М</w:t>
-                          </w:r>
-                          <w:proofErr w:type="gramEnd"/>
-                          <w:r>
-                            <w:rPr>
-                              <w:sz w:val="28"/>
-                              <w:szCs w:val="28"/>
-                            </w:rPr>
-                            <w:t>-134</w:t>
+                            <w:t>М-134</w:t>
                           </w:r>
                           <w:r>
                             <w:rPr>

--- a/4_Методы._Реализация полиморфизма/Макарчук_4_Методы.docx
+++ b/4_Методы._Реализация полиморфизма/Макарчук_4_Методы.docx
@@ -1,6 +1,6 @@
 
 <file path=word/document.xml><?xml version="1.0" encoding="utf-8"?>
-<w:document xmlns:wpc="http://schemas.microsoft.com/office/word/2010/wordprocessingCanvas" xmlns:cx="http://schemas.microsoft.com/office/drawing/2014/chartex" xmlns:cx1="http://schemas.microsoft.com/office/drawing/2015/9/8/chartex" xmlns:cx2="http://schemas.microsoft.com/office/drawing/2015/10/21/chartex" xmlns:cx3="http://schemas.microsoft.com/office/drawing/2016/5/9/chartex" xmlns:cx4="http://schemas.microsoft.com/office/drawing/2016/5/10/chartex" xmlns:cx5="http://schemas.microsoft.com/office/drawing/2016/5/11/chartex" xmlns:cx6="http://schemas.microsoft.com/office/drawing/2016/5/12/chartex" xmlns:cx7="http://schemas.microsoft.com/office/drawing/2016/5/13/chartex" xmlns:cx8="http://schemas.microsoft.com/office/drawing/2016/5/14/chartex" xmlns:mc="http://schemas.openxmlformats.org/markup-compatibility/2006" xmlns:aink="http://schemas.microsoft.com/office/drawing/2016/ink" xmlns:am3d="http://schemas.microsoft.com/office/drawing/2017/model3d" xmlns:o="urn:schemas-microsoft-com:office:office" xmlns:oel="http://schemas.microsoft.com/office/2019/extlst" xmlns:r="http://schemas.openxmlformats.org/officeDocument/2006/relationships" xmlns:m="http://schemas.openxmlformats.org/officeDocument/2006/math" xmlns:v="urn:schemas-microsoft-com:vml" xmlns:wp14="http://schemas.microsoft.com/office/word/2010/wordprocessingDrawing" xmlns:wp="http://schemas.openxmlformats.org/drawingml/2006/wordprocessingDrawing" xmlns:w10="urn:schemas-microsoft-com:office:word" xmlns:w="http://schemas.openxmlformats.org/wordprocessingml/2006/main" xmlns:w14="http://schemas.microsoft.com/office/word/2010/wordml" xmlns:w15="http://schemas.microsoft.com/office/word/2012/wordml" xmlns:w16cex="http://schemas.microsoft.com/office/word/2018/wordml/cex" xmlns:w16cid="http://schemas.microsoft.com/office/word/2016/wordml/cid" xmlns:w16="http://schemas.microsoft.com/office/word/2018/wordml" xmlns:w16sdtdh="http://schemas.microsoft.com/office/word/2020/wordml/sdtdatahash" xmlns:w16se="http://schemas.microsoft.com/office/word/2015/wordml/symex" xmlns:wpg="http://schemas.microsoft.com/office/word/2010/wordprocessingGroup" xmlns:wpi="http://schemas.microsoft.com/office/word/2010/wordprocessingInk" xmlns:wne="http://schemas.microsoft.com/office/word/2006/wordml" xmlns:wps="http://schemas.microsoft.com/office/word/2010/wordprocessingShape" mc:Ignorable="w14 w15 w16se w16cid w16 w16cex w16sdtdh wp14">
+<w:document xmlns:wpc="http://schemas.microsoft.com/office/word/2010/wordprocessingCanvas" xmlns:cx="http://schemas.microsoft.com/office/drawing/2014/chartex" xmlns:cx1="http://schemas.microsoft.com/office/drawing/2015/9/8/chartex" xmlns:cx2="http://schemas.microsoft.com/office/drawing/2015/10/21/chartex" xmlns:cx3="http://schemas.microsoft.com/office/drawing/2016/5/9/chartex" xmlns:cx4="http://schemas.microsoft.com/office/drawing/2016/5/10/chartex" xmlns:cx5="http://schemas.microsoft.com/office/drawing/2016/5/11/chartex" xmlns:cx6="http://schemas.microsoft.com/office/drawing/2016/5/12/chartex" xmlns:cx7="http://schemas.microsoft.com/office/drawing/2016/5/13/chartex" xmlns:cx8="http://schemas.microsoft.com/office/drawing/2016/5/14/chartex" xmlns:mc="http://schemas.openxmlformats.org/markup-compatibility/2006" xmlns:aink="http://schemas.microsoft.com/office/drawing/2016/ink" xmlns:am3d="http://schemas.microsoft.com/office/drawing/2017/model3d" xmlns:o="urn:schemas-microsoft-com:office:office" xmlns:oel="http://schemas.microsoft.com/office/2019/extlst" xmlns:r="http://schemas.openxmlformats.org/officeDocument/2006/relationships" xmlns:m="http://schemas.openxmlformats.org/officeDocument/2006/math" xmlns:v="urn:schemas-microsoft-com:vml" xmlns:wp14="http://schemas.microsoft.com/office/word/2010/wordprocessingDrawing" xmlns:wp="http://schemas.openxmlformats.org/drawingml/2006/wordprocessingDrawing" xmlns:w10="urn:schemas-microsoft-com:office:word" xmlns:w="http://schemas.openxmlformats.org/wordprocessingml/2006/main" xmlns:w14="http://schemas.microsoft.com/office/word/2010/wordml" xmlns:w15="http://schemas.microsoft.com/office/word/2012/wordml" xmlns:w16cex="http://schemas.microsoft.com/office/word/2018/wordml/cex" xmlns:w16cid="http://schemas.microsoft.com/office/word/2016/wordml/cid" xmlns:w16="http://schemas.microsoft.com/office/word/2018/wordml" xmlns:w16du="http://schemas.microsoft.com/office/word/2023/wordml/word16du" xmlns:w16sdtdh="http://schemas.microsoft.com/office/word/2020/wordml/sdtdatahash" xmlns:w16sdtfl="http://schemas.microsoft.com/office/word/2024/wordml/sdtformatlock" xmlns:w16se="http://schemas.microsoft.com/office/word/2015/wordml/symex" xmlns:wpg="http://schemas.microsoft.com/office/word/2010/wordprocessingGroup" xmlns:wpi="http://schemas.microsoft.com/office/word/2010/wordprocessingInk" xmlns:wne="http://schemas.microsoft.com/office/word/2006/wordml" xmlns:wps="http://schemas.microsoft.com/office/word/2010/wordprocessingShape" mc:Ignorable="w14 w15 w16se w16cid w16 w16cex w16sdtdh w16sdtfl w16du wp14">
   <w:body>
     <w:p>
       <w:pPr>
@@ -111,6 +111,7 @@
           <w:color w:val="000000"/>
           <w:sz w:val="28"/>
           <w:szCs w:val="28"/>
+          <w:lang w:val="en-US"/>
         </w:rPr>
       </w:pPr>
       <w:r>
@@ -119,7 +120,33 @@
           <w:sz w:val="28"/>
           <w:szCs w:val="28"/>
         </w:rPr>
-        <w:t>Листинг программы:</w:t>
+        <w:t>Листинг</w:t>
+      </w:r>
+      <w:r>
+        <w:rPr>
+          <w:color w:val="000000"/>
+          <w:sz w:val="28"/>
+          <w:szCs w:val="28"/>
+          <w:lang w:val="en-US"/>
+        </w:rPr>
+        <w:t xml:space="preserve"> </w:t>
+      </w:r>
+      <w:r>
+        <w:rPr>
+          <w:color w:val="000000"/>
+          <w:sz w:val="28"/>
+          <w:szCs w:val="28"/>
+        </w:rPr>
+        <w:t>программы</w:t>
+      </w:r>
+      <w:r>
+        <w:rPr>
+          <w:color w:val="000000"/>
+          <w:sz w:val="28"/>
+          <w:szCs w:val="28"/>
+          <w:lang w:val="en-US"/>
+        </w:rPr>
+        <w:t>:</w:t>
       </w:r>
     </w:p>
     <w:p>
@@ -136,6 +163,7 @@
           <w:color w:val="000000"/>
           <w:sz w:val="28"/>
           <w:szCs w:val="28"/>
+          <w:lang w:val="en-US"/>
         </w:rPr>
       </w:pPr>
     </w:p>
@@ -148,6 +176,7 @@
           <w:color w:val="000000" w:themeColor="text1"/>
           <w:sz w:val="28"/>
           <w:szCs w:val="28"/>
+          <w:lang w:val="en-US"/>
         </w:rPr>
       </w:pPr>
       <w:r>
@@ -164,6 +193,7 @@
           <w:color w:val="000000" w:themeColor="text1"/>
           <w:sz w:val="28"/>
           <w:szCs w:val="28"/>
+          <w:lang w:val="en-US"/>
         </w:rPr>
         <w:t xml:space="preserve"> </w:t>
       </w:r>
@@ -186,13 +216,15 @@
           <w:color w:val="000000" w:themeColor="text1"/>
           <w:sz w:val="28"/>
           <w:szCs w:val="28"/>
-        </w:rPr>
-      </w:pPr>
-      <w:r>
-        <w:rPr>
-          <w:color w:val="000000" w:themeColor="text1"/>
-          <w:sz w:val="28"/>
-          <w:szCs w:val="28"/>
+          <w:lang w:val="en-US"/>
+        </w:rPr>
+      </w:pPr>
+      <w:r>
+        <w:rPr>
+          <w:color w:val="000000" w:themeColor="text1"/>
+          <w:sz w:val="28"/>
+          <w:szCs w:val="28"/>
+          <w:lang w:val="en-US"/>
         </w:rPr>
         <w:t>{</w:t>
       </w:r>
@@ -214,6 +246,7 @@
           <w:color w:val="000000" w:themeColor="text1"/>
           <w:sz w:val="28"/>
           <w:szCs w:val="28"/>
+          <w:lang w:val="en-US"/>
         </w:rPr>
         <w:t xml:space="preserve">    </w:t>
       </w:r>
@@ -271,6 +304,7 @@
         </w:rPr>
         <w:t xml:space="preserve"> </w:t>
       </w:r>
+      <w:proofErr w:type="gramStart"/>
       <w:r>
         <w:rPr>
           <w:color w:val="000000" w:themeColor="text1"/>
@@ -287,7 +321,17 @@
           <w:szCs w:val="28"/>
           <w:lang w:val="en-US"/>
         </w:rPr>
-        <w:t>()</w:t>
+        <w:t>(</w:t>
+      </w:r>
+      <w:proofErr w:type="gramEnd"/>
+      <w:r>
+        <w:rPr>
+          <w:color w:val="000000" w:themeColor="text1"/>
+          <w:sz w:val="28"/>
+          <w:szCs w:val="28"/>
+          <w:lang w:val="en-US"/>
+        </w:rPr>
+        <w:t>)</w:t>
       </w:r>
     </w:p>
     <w:p>
@@ -340,7 +384,47 @@
           <w:szCs w:val="28"/>
           <w:lang w:val="en-US"/>
         </w:rPr>
-        <w:t xml:space="preserve">        int[] numbers = new int[32];</w:t>
+        <w:t xml:space="preserve">        </w:t>
+      </w:r>
+      <w:proofErr w:type="gramStart"/>
+      <w:r>
+        <w:rPr>
+          <w:color w:val="000000" w:themeColor="text1"/>
+          <w:sz w:val="28"/>
+          <w:szCs w:val="28"/>
+          <w:lang w:val="en-US"/>
+        </w:rPr>
+        <w:t>int[</w:t>
+      </w:r>
+      <w:proofErr w:type="gramEnd"/>
+      <w:r>
+        <w:rPr>
+          <w:color w:val="000000" w:themeColor="text1"/>
+          <w:sz w:val="28"/>
+          <w:szCs w:val="28"/>
+          <w:lang w:val="en-US"/>
+        </w:rPr>
+        <w:t xml:space="preserve">] numbers = new </w:t>
+      </w:r>
+      <w:proofErr w:type="gramStart"/>
+      <w:r>
+        <w:rPr>
+          <w:color w:val="000000" w:themeColor="text1"/>
+          <w:sz w:val="28"/>
+          <w:szCs w:val="28"/>
+          <w:lang w:val="en-US"/>
+        </w:rPr>
+        <w:t>int[</w:t>
+      </w:r>
+      <w:proofErr w:type="gramEnd"/>
+      <w:r>
+        <w:rPr>
+          <w:color w:val="000000" w:themeColor="text1"/>
+          <w:sz w:val="28"/>
+          <w:szCs w:val="28"/>
+          <w:lang w:val="en-US"/>
+        </w:rPr>
+        <w:t>32];</w:t>
       </w:r>
     </w:p>
     <w:p>
@@ -616,7 +700,27 @@
           <w:szCs w:val="28"/>
           <w:lang w:val="en-US"/>
         </w:rPr>
-        <w:t>(int[] array)</w:t>
+        <w:t>(</w:t>
+      </w:r>
+      <w:proofErr w:type="gramStart"/>
+      <w:r>
+        <w:rPr>
+          <w:color w:val="000000" w:themeColor="text1"/>
+          <w:sz w:val="28"/>
+          <w:szCs w:val="28"/>
+          <w:lang w:val="en-US"/>
+        </w:rPr>
+        <w:t>int[</w:t>
+      </w:r>
+      <w:proofErr w:type="gramEnd"/>
+      <w:r>
+        <w:rPr>
+          <w:color w:val="000000" w:themeColor="text1"/>
+          <w:sz w:val="28"/>
+          <w:szCs w:val="28"/>
+          <w:lang w:val="en-US"/>
+        </w:rPr>
+        <w:t>] array)</w:t>
       </w:r>
     </w:p>
     <w:p>
@@ -669,47 +773,7 @@
           <w:szCs w:val="28"/>
           <w:lang w:val="nb-NO"/>
         </w:rPr>
-        <w:t xml:space="preserve">        for (</w:t>
-      </w:r>
-      <w:proofErr w:type="spellStart"/>
-      <w:r>
-        <w:rPr>
-          <w:color w:val="000000" w:themeColor="text1"/>
-          <w:sz w:val="28"/>
-          <w:szCs w:val="28"/>
-          <w:lang w:val="nb-NO"/>
-        </w:rPr>
-        <w:t>int</w:t>
-      </w:r>
-      <w:proofErr w:type="spellEnd"/>
-      <w:r>
-        <w:rPr>
-          <w:color w:val="000000" w:themeColor="text1"/>
-          <w:sz w:val="28"/>
-          <w:szCs w:val="28"/>
-          <w:lang w:val="nb-NO"/>
-        </w:rPr>
-        <w:t xml:space="preserve"> i = 0; i &lt; </w:t>
-      </w:r>
-      <w:proofErr w:type="spellStart"/>
-      <w:r>
-        <w:rPr>
-          <w:color w:val="000000" w:themeColor="text1"/>
-          <w:sz w:val="28"/>
-          <w:szCs w:val="28"/>
-          <w:lang w:val="nb-NO"/>
-        </w:rPr>
-        <w:t>array.Length</w:t>
-      </w:r>
-      <w:proofErr w:type="spellEnd"/>
-      <w:r>
-        <w:rPr>
-          <w:color w:val="000000" w:themeColor="text1"/>
-          <w:sz w:val="28"/>
-          <w:szCs w:val="28"/>
-          <w:lang w:val="nb-NO"/>
-        </w:rPr>
-        <w:t>; i++)</w:t>
+        <w:t xml:space="preserve">        for (int i = 0; i &lt; array.Length; i++)</w:t>
       </w:r>
     </w:p>
     <w:p>
@@ -753,47 +817,7 @@
           <w:szCs w:val="28"/>
           <w:lang w:val="nb-NO"/>
         </w:rPr>
-        <w:t xml:space="preserve">            </w:t>
-      </w:r>
-      <w:proofErr w:type="spellStart"/>
-      <w:r>
-        <w:rPr>
-          <w:color w:val="000000" w:themeColor="text1"/>
-          <w:sz w:val="28"/>
-          <w:szCs w:val="28"/>
-          <w:lang w:val="nb-NO"/>
-        </w:rPr>
-        <w:t>Console.Write</w:t>
-      </w:r>
-      <w:proofErr w:type="spellEnd"/>
-      <w:r>
-        <w:rPr>
-          <w:color w:val="000000" w:themeColor="text1"/>
-          <w:sz w:val="28"/>
-          <w:szCs w:val="28"/>
-          <w:lang w:val="nb-NO"/>
-        </w:rPr>
-        <w:t xml:space="preserve">("[" + </w:t>
-      </w:r>
-      <w:proofErr w:type="spellStart"/>
-      <w:r>
-        <w:rPr>
-          <w:color w:val="000000" w:themeColor="text1"/>
-          <w:sz w:val="28"/>
-          <w:szCs w:val="28"/>
-          <w:lang w:val="nb-NO"/>
-        </w:rPr>
-        <w:t>array</w:t>
-      </w:r>
-      <w:proofErr w:type="spellEnd"/>
-      <w:r>
-        <w:rPr>
-          <w:color w:val="000000" w:themeColor="text1"/>
-          <w:sz w:val="28"/>
-          <w:szCs w:val="28"/>
-          <w:lang w:val="nb-NO"/>
-        </w:rPr>
-        <w:t>[i] + "] ");</w:t>
+        <w:t xml:space="preserve">            Console.Write("[" + array[i] + "] ");</w:t>
       </w:r>
     </w:p>
     <w:p>
@@ -837,27 +861,7 @@
           <w:szCs w:val="28"/>
           <w:lang w:val="nb-NO"/>
         </w:rPr>
-        <w:t xml:space="preserve">        </w:t>
-      </w:r>
-      <w:proofErr w:type="spellStart"/>
-      <w:r>
-        <w:rPr>
-          <w:color w:val="000000" w:themeColor="text1"/>
-          <w:sz w:val="28"/>
-          <w:szCs w:val="28"/>
-          <w:lang w:val="nb-NO"/>
-        </w:rPr>
-        <w:t>Console.WriteLine</w:t>
-      </w:r>
-      <w:proofErr w:type="spellEnd"/>
-      <w:r>
-        <w:rPr>
-          <w:color w:val="000000" w:themeColor="text1"/>
-          <w:sz w:val="28"/>
-          <w:szCs w:val="28"/>
-          <w:lang w:val="nb-NO"/>
-        </w:rPr>
-        <w:t>();</w:t>
+        <w:t xml:space="preserve">        Console.WriteLine();</w:t>
       </w:r>
     </w:p>
     <w:p>
@@ -943,7 +947,27 @@
           <w:szCs w:val="28"/>
           <w:lang w:val="en-US"/>
         </w:rPr>
-        <w:t>(int[] array)</w:t>
+        <w:t>(</w:t>
+      </w:r>
+      <w:proofErr w:type="gramStart"/>
+      <w:r>
+        <w:rPr>
+          <w:color w:val="000000" w:themeColor="text1"/>
+          <w:sz w:val="28"/>
+          <w:szCs w:val="28"/>
+          <w:lang w:val="en-US"/>
+        </w:rPr>
+        <w:t>int[</w:t>
+      </w:r>
+      <w:proofErr w:type="gramEnd"/>
+      <w:r>
+        <w:rPr>
+          <w:color w:val="000000" w:themeColor="text1"/>
+          <w:sz w:val="28"/>
+          <w:szCs w:val="28"/>
+          <w:lang w:val="en-US"/>
+        </w:rPr>
+        <w:t>] array)</w:t>
       </w:r>
     </w:p>
     <w:p>
@@ -1007,7 +1031,27 @@
           <w:szCs w:val="28"/>
           <w:lang w:val="en-US"/>
         </w:rPr>
-        <w:t xml:space="preserve"> = new Random();</w:t>
+        <w:t xml:space="preserve"> = new </w:t>
+      </w:r>
+      <w:proofErr w:type="gramStart"/>
+      <w:r>
+        <w:rPr>
+          <w:color w:val="000000" w:themeColor="text1"/>
+          <w:sz w:val="28"/>
+          <w:szCs w:val="28"/>
+          <w:lang w:val="en-US"/>
+        </w:rPr>
+        <w:t>Random(</w:t>
+      </w:r>
+      <w:proofErr w:type="gramEnd"/>
+      <w:r>
+        <w:rPr>
+          <w:color w:val="000000" w:themeColor="text1"/>
+          <w:sz w:val="28"/>
+          <w:szCs w:val="28"/>
+          <w:lang w:val="en-US"/>
+        </w:rPr>
+        <w:t>);</w:t>
       </w:r>
     </w:p>
     <w:p>
@@ -1072,6 +1116,7 @@
         <w:t xml:space="preserve"> &lt; </w:t>
       </w:r>
       <w:proofErr w:type="spellStart"/>
+      <w:proofErr w:type="gramStart"/>
       <w:r>
         <w:rPr>
           <w:color w:val="000000" w:themeColor="text1"/>
@@ -1082,6 +1127,7 @@
         <w:t>array.Length</w:t>
       </w:r>
       <w:proofErr w:type="spellEnd"/>
+      <w:proofErr w:type="gramEnd"/>
       <w:r>
         <w:rPr>
           <w:color w:val="000000" w:themeColor="text1"/>
@@ -1156,6 +1202,7 @@
         <w:t xml:space="preserve">] = </w:t>
       </w:r>
       <w:proofErr w:type="spellStart"/>
+      <w:proofErr w:type="gramStart"/>
       <w:r>
         <w:rPr>
           <w:color w:val="000000" w:themeColor="text1"/>
@@ -1166,6 +1213,7 @@
         <w:t>rnd.Next</w:t>
       </w:r>
       <w:proofErr w:type="spellEnd"/>
+      <w:proofErr w:type="gramEnd"/>
       <w:r>
         <w:rPr>
           <w:color w:val="000000" w:themeColor="text1"/>
@@ -1272,7 +1320,27 @@
           <w:szCs w:val="28"/>
           <w:lang w:val="en-US"/>
         </w:rPr>
-        <w:t>(int[] array)</w:t>
+        <w:t>(</w:t>
+      </w:r>
+      <w:proofErr w:type="gramStart"/>
+      <w:r>
+        <w:rPr>
+          <w:color w:val="000000" w:themeColor="text1"/>
+          <w:sz w:val="28"/>
+          <w:szCs w:val="28"/>
+          <w:lang w:val="en-US"/>
+        </w:rPr>
+        <w:t>int[</w:t>
+      </w:r>
+      <w:proofErr w:type="gramEnd"/>
+      <w:r>
+        <w:rPr>
+          <w:color w:val="000000" w:themeColor="text1"/>
+          <w:sz w:val="28"/>
+          <w:szCs w:val="28"/>
+          <w:lang w:val="en-US"/>
+        </w:rPr>
+        <w:t>] array)</w:t>
       </w:r>
     </w:p>
     <w:p>
@@ -1381,6 +1449,7 @@
         <w:t xml:space="preserve"> &lt; </w:t>
       </w:r>
       <w:proofErr w:type="spellStart"/>
+      <w:proofErr w:type="gramStart"/>
       <w:r>
         <w:rPr>
           <w:color w:val="000000" w:themeColor="text1"/>
@@ -1391,6 +1460,7 @@
         <w:t>array.Length</w:t>
       </w:r>
       <w:proofErr w:type="spellEnd"/>
+      <w:proofErr w:type="gramEnd"/>
       <w:r>
         <w:rPr>
           <w:color w:val="000000" w:themeColor="text1"/>
@@ -1940,7 +2010,7 @@
 </file>
 
 <file path=word/endnotes.xml><?xml version="1.0" encoding="utf-8"?>
-<w:endnotes xmlns:wpc="http://schemas.microsoft.com/office/word/2010/wordprocessingCanvas" xmlns:cx="http://schemas.microsoft.com/office/drawing/2014/chartex" xmlns:cx1="http://schemas.microsoft.com/office/drawing/2015/9/8/chartex" xmlns:cx2="http://schemas.microsoft.com/office/drawing/2015/10/21/chartex" xmlns:cx3="http://schemas.microsoft.com/office/drawing/2016/5/9/chartex" xmlns:cx4="http://schemas.microsoft.com/office/drawing/2016/5/10/chartex" xmlns:cx5="http://schemas.microsoft.com/office/drawing/2016/5/11/chartex" xmlns:cx6="http://schemas.microsoft.com/office/drawing/2016/5/12/chartex" xmlns:cx7="http://schemas.microsoft.com/office/drawing/2016/5/13/chartex" xmlns:cx8="http://schemas.microsoft.com/office/drawing/2016/5/14/chartex" xmlns:mc="http://schemas.openxmlformats.org/markup-compatibility/2006" xmlns:aink="http://schemas.microsoft.com/office/drawing/2016/ink" xmlns:am3d="http://schemas.microsoft.com/office/drawing/2017/model3d" xmlns:o="urn:schemas-microsoft-com:office:office" xmlns:oel="http://schemas.microsoft.com/office/2019/extlst" xmlns:r="http://schemas.openxmlformats.org/officeDocument/2006/relationships" xmlns:m="http://schemas.openxmlformats.org/officeDocument/2006/math" xmlns:v="urn:schemas-microsoft-com:vml" xmlns:wp14="http://schemas.microsoft.com/office/word/2010/wordprocessingDrawing" xmlns:wp="http://schemas.openxmlformats.org/drawingml/2006/wordprocessingDrawing" xmlns:w10="urn:schemas-microsoft-com:office:word" xmlns:w="http://schemas.openxmlformats.org/wordprocessingml/2006/main" xmlns:w14="http://schemas.microsoft.com/office/word/2010/wordml" xmlns:w15="http://schemas.microsoft.com/office/word/2012/wordml" xmlns:w16cex="http://schemas.microsoft.com/office/word/2018/wordml/cex" xmlns:w16cid="http://schemas.microsoft.com/office/word/2016/wordml/cid" xmlns:w16="http://schemas.microsoft.com/office/word/2018/wordml" xmlns:w16sdtdh="http://schemas.microsoft.com/office/word/2020/wordml/sdtdatahash" xmlns:w16se="http://schemas.microsoft.com/office/word/2015/wordml/symex" xmlns:wpg="http://schemas.microsoft.com/office/word/2010/wordprocessingGroup" xmlns:wpi="http://schemas.microsoft.com/office/word/2010/wordprocessingInk" xmlns:wne="http://schemas.microsoft.com/office/word/2006/wordml" xmlns:wps="http://schemas.microsoft.com/office/word/2010/wordprocessingShape" mc:Ignorable="w14 w15 w16se w16cid w16 w16cex w16sdtdh wp14">
+<w:endnotes xmlns:wpc="http://schemas.microsoft.com/office/word/2010/wordprocessingCanvas" xmlns:cx="http://schemas.microsoft.com/office/drawing/2014/chartex" xmlns:cx1="http://schemas.microsoft.com/office/drawing/2015/9/8/chartex" xmlns:cx2="http://schemas.microsoft.com/office/drawing/2015/10/21/chartex" xmlns:cx3="http://schemas.microsoft.com/office/drawing/2016/5/9/chartex" xmlns:cx4="http://schemas.microsoft.com/office/drawing/2016/5/10/chartex" xmlns:cx5="http://schemas.microsoft.com/office/drawing/2016/5/11/chartex" xmlns:cx6="http://schemas.microsoft.com/office/drawing/2016/5/12/chartex" xmlns:cx7="http://schemas.microsoft.com/office/drawing/2016/5/13/chartex" xmlns:cx8="http://schemas.microsoft.com/office/drawing/2016/5/14/chartex" xmlns:mc="http://schemas.openxmlformats.org/markup-compatibility/2006" xmlns:aink="http://schemas.microsoft.com/office/drawing/2016/ink" xmlns:am3d="http://schemas.microsoft.com/office/drawing/2017/model3d" xmlns:o="urn:schemas-microsoft-com:office:office" xmlns:oel="http://schemas.microsoft.com/office/2019/extlst" xmlns:r="http://schemas.openxmlformats.org/officeDocument/2006/relationships" xmlns:m="http://schemas.openxmlformats.org/officeDocument/2006/math" xmlns:v="urn:schemas-microsoft-com:vml" xmlns:wp14="http://schemas.microsoft.com/office/word/2010/wordprocessingDrawing" xmlns:wp="http://schemas.openxmlformats.org/drawingml/2006/wordprocessingDrawing" xmlns:w10="urn:schemas-microsoft-com:office:word" xmlns:w="http://schemas.openxmlformats.org/wordprocessingml/2006/main" xmlns:w14="http://schemas.microsoft.com/office/word/2010/wordml" xmlns:w15="http://schemas.microsoft.com/office/word/2012/wordml" xmlns:w16cex="http://schemas.microsoft.com/office/word/2018/wordml/cex" xmlns:w16cid="http://schemas.microsoft.com/office/word/2016/wordml/cid" xmlns:w16="http://schemas.microsoft.com/office/word/2018/wordml" xmlns:w16du="http://schemas.microsoft.com/office/word/2023/wordml/word16du" xmlns:w16sdtdh="http://schemas.microsoft.com/office/word/2020/wordml/sdtdatahash" xmlns:w16sdtfl="http://schemas.microsoft.com/office/word/2024/wordml/sdtformatlock" xmlns:w16se="http://schemas.microsoft.com/office/word/2015/wordml/symex" xmlns:wpg="http://schemas.microsoft.com/office/word/2010/wordprocessingGroup" xmlns:wpi="http://schemas.microsoft.com/office/word/2010/wordprocessingInk" xmlns:wne="http://schemas.microsoft.com/office/word/2006/wordml" xmlns:wps="http://schemas.microsoft.com/office/word/2010/wordprocessingShape" mc:Ignorable="w14 w15 w16se w16cid w16 w16cex w16sdtdh w16sdtfl w16du wp14">
   <w:endnote w:type="separator" w:id="-1">
     <w:p>
       <w:r>
@@ -1959,7 +2029,7 @@
 </file>
 
 <file path=word/footer1.xml><?xml version="1.0" encoding="utf-8"?>
-<w:ftr xmlns:wpc="http://schemas.microsoft.com/office/word/2010/wordprocessingCanvas" xmlns:cx="http://schemas.microsoft.com/office/drawing/2014/chartex" xmlns:cx1="http://schemas.microsoft.com/office/drawing/2015/9/8/chartex" xmlns:cx2="http://schemas.microsoft.com/office/drawing/2015/10/21/chartex" xmlns:cx3="http://schemas.microsoft.com/office/drawing/2016/5/9/chartex" xmlns:cx4="http://schemas.microsoft.com/office/drawing/2016/5/10/chartex" xmlns:cx5="http://schemas.microsoft.com/office/drawing/2016/5/11/chartex" xmlns:cx6="http://schemas.microsoft.com/office/drawing/2016/5/12/chartex" xmlns:cx7="http://schemas.microsoft.com/office/drawing/2016/5/13/chartex" xmlns:cx8="http://schemas.microsoft.com/office/drawing/2016/5/14/chartex" xmlns:mc="http://schemas.openxmlformats.org/markup-compatibility/2006" xmlns:aink="http://schemas.microsoft.com/office/drawing/2016/ink" xmlns:am3d="http://schemas.microsoft.com/office/drawing/2017/model3d" xmlns:o="urn:schemas-microsoft-com:office:office" xmlns:oel="http://schemas.microsoft.com/office/2019/extlst" xmlns:r="http://schemas.openxmlformats.org/officeDocument/2006/relationships" xmlns:m="http://schemas.openxmlformats.org/officeDocument/2006/math" xmlns:v="urn:schemas-microsoft-com:vml" xmlns:wp14="http://schemas.microsoft.com/office/word/2010/wordprocessingDrawing" xmlns:wp="http://schemas.openxmlformats.org/drawingml/2006/wordprocessingDrawing" xmlns:w10="urn:schemas-microsoft-com:office:word" xmlns:w="http://schemas.openxmlformats.org/wordprocessingml/2006/main" xmlns:w14="http://schemas.microsoft.com/office/word/2010/wordml" xmlns:w15="http://schemas.microsoft.com/office/word/2012/wordml" xmlns:w16cex="http://schemas.microsoft.com/office/word/2018/wordml/cex" xmlns:w16cid="http://schemas.microsoft.com/office/word/2016/wordml/cid" xmlns:w16="http://schemas.microsoft.com/office/word/2018/wordml" xmlns:w16sdtdh="http://schemas.microsoft.com/office/word/2020/wordml/sdtdatahash" xmlns:w16se="http://schemas.microsoft.com/office/word/2015/wordml/symex" xmlns:wpg="http://schemas.microsoft.com/office/word/2010/wordprocessingGroup" xmlns:wpi="http://schemas.microsoft.com/office/word/2010/wordprocessingInk" xmlns:wne="http://schemas.microsoft.com/office/word/2006/wordml" xmlns:wps="http://schemas.microsoft.com/office/word/2010/wordprocessingShape" mc:Ignorable="w14 w15 w16se w16cid w16 w16cex w16sdtdh wp14">
+<w:ftr xmlns:wpc="http://schemas.microsoft.com/office/word/2010/wordprocessingCanvas" xmlns:cx="http://schemas.microsoft.com/office/drawing/2014/chartex" xmlns:cx1="http://schemas.microsoft.com/office/drawing/2015/9/8/chartex" xmlns:cx2="http://schemas.microsoft.com/office/drawing/2015/10/21/chartex" xmlns:cx3="http://schemas.microsoft.com/office/drawing/2016/5/9/chartex" xmlns:cx4="http://schemas.microsoft.com/office/drawing/2016/5/10/chartex" xmlns:cx5="http://schemas.microsoft.com/office/drawing/2016/5/11/chartex" xmlns:cx6="http://schemas.microsoft.com/office/drawing/2016/5/12/chartex" xmlns:cx7="http://schemas.microsoft.com/office/drawing/2016/5/13/chartex" xmlns:cx8="http://schemas.microsoft.com/office/drawing/2016/5/14/chartex" xmlns:mc="http://schemas.openxmlformats.org/markup-compatibility/2006" xmlns:aink="http://schemas.microsoft.com/office/drawing/2016/ink" xmlns:am3d="http://schemas.microsoft.com/office/drawing/2017/model3d" xmlns:o="urn:schemas-microsoft-com:office:office" xmlns:oel="http://schemas.microsoft.com/office/2019/extlst" xmlns:r="http://schemas.openxmlformats.org/officeDocument/2006/relationships" xmlns:m="http://schemas.openxmlformats.org/officeDocument/2006/math" xmlns:v="urn:schemas-microsoft-com:vml" xmlns:wp14="http://schemas.microsoft.com/office/word/2010/wordprocessingDrawing" xmlns:wp="http://schemas.openxmlformats.org/drawingml/2006/wordprocessingDrawing" xmlns:w10="urn:schemas-microsoft-com:office:word" xmlns:w="http://schemas.openxmlformats.org/wordprocessingml/2006/main" xmlns:w14="http://schemas.microsoft.com/office/word/2010/wordml" xmlns:w15="http://schemas.microsoft.com/office/word/2012/wordml" xmlns:w16cex="http://schemas.microsoft.com/office/word/2018/wordml/cex" xmlns:w16cid="http://schemas.microsoft.com/office/word/2016/wordml/cid" xmlns:w16="http://schemas.microsoft.com/office/word/2018/wordml" xmlns:w16du="http://schemas.microsoft.com/office/word/2023/wordml/word16du" xmlns:w16sdtdh="http://schemas.microsoft.com/office/word/2020/wordml/sdtdatahash" xmlns:w16sdtfl="http://schemas.microsoft.com/office/word/2024/wordml/sdtformatlock" xmlns:w16se="http://schemas.microsoft.com/office/word/2015/wordml/symex" xmlns:wpg="http://schemas.microsoft.com/office/word/2010/wordprocessingGroup" xmlns:wpi="http://schemas.microsoft.com/office/word/2010/wordprocessingInk" xmlns:wne="http://schemas.microsoft.com/office/word/2006/wordml" xmlns:wps="http://schemas.microsoft.com/office/word/2010/wordprocessingShape" mc:Ignorable="w14 w15 w16se w16cid w16 w16cex w16sdtdh w16sdtfl w16du wp14">
   <w:p>
     <w:pPr>
       <w:pStyle w:val="a4"/>
@@ -1997,7 +2067,7 @@
 </file>
 
 <file path=word/footer2.xml><?xml version="1.0" encoding="utf-8"?>
-<w:ftr xmlns:wpc="http://schemas.microsoft.com/office/word/2010/wordprocessingCanvas" xmlns:cx="http://schemas.microsoft.com/office/drawing/2014/chartex" xmlns:cx1="http://schemas.microsoft.com/office/drawing/2015/9/8/chartex" xmlns:cx2="http://schemas.microsoft.com/office/drawing/2015/10/21/chartex" xmlns:cx3="http://schemas.microsoft.com/office/drawing/2016/5/9/chartex" xmlns:cx4="http://schemas.microsoft.com/office/drawing/2016/5/10/chartex" xmlns:cx5="http://schemas.microsoft.com/office/drawing/2016/5/11/chartex" xmlns:cx6="http://schemas.microsoft.com/office/drawing/2016/5/12/chartex" xmlns:cx7="http://schemas.microsoft.com/office/drawing/2016/5/13/chartex" xmlns:cx8="http://schemas.microsoft.com/office/drawing/2016/5/14/chartex" xmlns:mc="http://schemas.openxmlformats.org/markup-compatibility/2006" xmlns:aink="http://schemas.microsoft.com/office/drawing/2016/ink" xmlns:am3d="http://schemas.microsoft.com/office/drawing/2017/model3d" xmlns:o="urn:schemas-microsoft-com:office:office" xmlns:oel="http://schemas.microsoft.com/office/2019/extlst" xmlns:r="http://schemas.openxmlformats.org/officeDocument/2006/relationships" xmlns:m="http://schemas.openxmlformats.org/officeDocument/2006/math" xmlns:v="urn:schemas-microsoft-com:vml" xmlns:wp14="http://schemas.microsoft.com/office/word/2010/wordprocessingDrawing" xmlns:wp="http://schemas.openxmlformats.org/drawingml/2006/wordprocessingDrawing" xmlns:w10="urn:schemas-microsoft-com:office:word" xmlns:w="http://schemas.openxmlformats.org/wordprocessingml/2006/main" xmlns:w14="http://schemas.microsoft.com/office/word/2010/wordml" xmlns:w15="http://schemas.microsoft.com/office/word/2012/wordml" xmlns:w16cex="http://schemas.microsoft.com/office/word/2018/wordml/cex" xmlns:w16cid="http://schemas.microsoft.com/office/word/2016/wordml/cid" xmlns:w16="http://schemas.microsoft.com/office/word/2018/wordml" xmlns:w16sdtdh="http://schemas.microsoft.com/office/word/2020/wordml/sdtdatahash" xmlns:w16se="http://schemas.microsoft.com/office/word/2015/wordml/symex" xmlns:wpg="http://schemas.microsoft.com/office/word/2010/wordprocessingGroup" xmlns:wpi="http://schemas.microsoft.com/office/word/2010/wordprocessingInk" xmlns:wne="http://schemas.microsoft.com/office/word/2006/wordml" xmlns:wps="http://schemas.microsoft.com/office/word/2010/wordprocessingShape" mc:Ignorable="w14 w15 w16se w16cid w16 w16cex w16sdtdh wp14">
+<w:ftr xmlns:wpc="http://schemas.microsoft.com/office/word/2010/wordprocessingCanvas" xmlns:cx="http://schemas.microsoft.com/office/drawing/2014/chartex" xmlns:cx1="http://schemas.microsoft.com/office/drawing/2015/9/8/chartex" xmlns:cx2="http://schemas.microsoft.com/office/drawing/2015/10/21/chartex" xmlns:cx3="http://schemas.microsoft.com/office/drawing/2016/5/9/chartex" xmlns:cx4="http://schemas.microsoft.com/office/drawing/2016/5/10/chartex" xmlns:cx5="http://schemas.microsoft.com/office/drawing/2016/5/11/chartex" xmlns:cx6="http://schemas.microsoft.com/office/drawing/2016/5/12/chartex" xmlns:cx7="http://schemas.microsoft.com/office/drawing/2016/5/13/chartex" xmlns:cx8="http://schemas.microsoft.com/office/drawing/2016/5/14/chartex" xmlns:mc="http://schemas.openxmlformats.org/markup-compatibility/2006" xmlns:aink="http://schemas.microsoft.com/office/drawing/2016/ink" xmlns:am3d="http://schemas.microsoft.com/office/drawing/2017/model3d" xmlns:o="urn:schemas-microsoft-com:office:office" xmlns:oel="http://schemas.microsoft.com/office/2019/extlst" xmlns:r="http://schemas.openxmlformats.org/officeDocument/2006/relationships" xmlns:m="http://schemas.openxmlformats.org/officeDocument/2006/math" xmlns:v="urn:schemas-microsoft-com:vml" xmlns:wp14="http://schemas.microsoft.com/office/word/2010/wordprocessingDrawing" xmlns:wp="http://schemas.openxmlformats.org/drawingml/2006/wordprocessingDrawing" xmlns:w10="urn:schemas-microsoft-com:office:word" xmlns:w="http://schemas.openxmlformats.org/wordprocessingml/2006/main" xmlns:w14="http://schemas.microsoft.com/office/word/2010/wordml" xmlns:w15="http://schemas.microsoft.com/office/word/2012/wordml" xmlns:w16cex="http://schemas.microsoft.com/office/word/2018/wordml/cex" xmlns:w16cid="http://schemas.microsoft.com/office/word/2016/wordml/cid" xmlns:w16="http://schemas.microsoft.com/office/word/2018/wordml" xmlns:w16du="http://schemas.microsoft.com/office/word/2023/wordml/word16du" xmlns:w16sdtdh="http://schemas.microsoft.com/office/word/2020/wordml/sdtdatahash" xmlns:w16sdtfl="http://schemas.microsoft.com/office/word/2024/wordml/sdtformatlock" xmlns:w16se="http://schemas.microsoft.com/office/word/2015/wordml/symex" xmlns:wpg="http://schemas.microsoft.com/office/word/2010/wordprocessingGroup" xmlns:wpi="http://schemas.microsoft.com/office/word/2010/wordprocessingInk" xmlns:wne="http://schemas.microsoft.com/office/word/2006/wordml" xmlns:wps="http://schemas.microsoft.com/office/word/2010/wordprocessingShape" mc:Ignorable="w14 w15 w16se w16cid w16 w16cex w16sdtdh w16sdtfl w16du wp14">
   <w:p>
     <w:pPr>
       <w:pStyle w:val="a4"/>
@@ -2013,7 +2083,7 @@
       <mc:AlternateContent>
         <mc:Choice Requires="wps">
           <w:drawing>
-            <wp:anchor distT="4294967295" distB="4294967295" distL="114300" distR="114300" simplePos="0" relativeHeight="251631616" behindDoc="0" locked="0" layoutInCell="1" allowOverlap="1" wp14:anchorId="4A4BA2A3">
+            <wp:anchor distT="4294967295" distB="4294967295" distL="114300" distR="114300" simplePos="0" relativeHeight="251631616" behindDoc="0" locked="0" layoutInCell="1" allowOverlap="1" wp14:anchorId="4A4BA2A3" wp14:editId="6449048B">
               <wp:simplePos x="0" y="0"/>
               <wp:positionH relativeFrom="page">
                 <wp:posOffset>7021195</wp:posOffset>
@@ -2067,7 +2137,7 @@
         </mc:Choice>
         <mc:Fallback>
           <w:pict>
-            <v:line w14:anchorId="726189D0" id="Прямая соединительная линия 39" o:spid="_x0000_s1026" style="position:absolute;z-index:251631616;visibility:visible;mso-wrap-style:square;mso-width-percent:0;mso-height-percent:0;mso-wrap-distance-left:9pt;mso-wrap-distance-top:.mm;mso-wrap-distance-right:9pt;mso-wrap-distance-bottom:.mm;mso-position-horizontal:absolute;mso-position-horizontal-relative:page;mso-position-vertical:absolute;mso-position-vertical-relative:page;mso-width-percent:0;mso-height-percent:0;mso-width-relative:page;mso-height-relative:page" from="552.85pt,801.75pt" to="581.2pt,801.75pt" o:gfxdata="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" strokeweight="1.5pt">
+            <v:line w14:anchorId="726189D0" id="Прямая соединительная линия 39" o:spid="_x0000_s1026" style="position:absolute;z-index:251631616;visibility:visible;mso-wrap-style:square;mso-width-percent:0;mso-height-percent:0;mso-wrap-distance-left:9pt;mso-wrap-distance-top:.mm;mso-wrap-distance-right:9pt;mso-wrap-distance-bottom:.mm;mso-position-horizontal:absolute;mso-position-horizontal-relative:page;mso-position-vertical:absolute;mso-position-vertical-relative:page;mso-width-percent:0;mso-height-percent:0;mso-width-relative:page;mso-height-relative:page" from="552.85pt,801.75pt" to="581.2pt,801.75pt" o:gfxdata="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" strokeweight="1.5pt">
               <o:lock v:ext="edit" shapetype="f"/>
               <w10:wrap anchorx="page" anchory="page"/>
             </v:line>
@@ -2119,7 +2189,7 @@
       <mc:AlternateContent>
         <mc:Choice Requires="wps">
           <w:drawing>
-            <wp:anchor distT="0" distB="0" distL="114300" distR="114300" simplePos="0" relativeHeight="251641856" behindDoc="0" locked="0" layoutInCell="1" allowOverlap="1" wp14:anchorId="6A638B70">
+            <wp:anchor distT="0" distB="0" distL="114300" distR="114300" simplePos="0" relativeHeight="251641856" behindDoc="0" locked="0" layoutInCell="1" allowOverlap="1" wp14:anchorId="6A638B70" wp14:editId="60404194">
               <wp:simplePos x="0" y="0"/>
               <wp:positionH relativeFrom="column">
                 <wp:posOffset>6011545</wp:posOffset>
@@ -2196,7 +2266,7 @@
               <v:stroke joinstyle="miter"/>
               <v:path gradientshapeok="t" o:connecttype="rect"/>
             </v:shapetype>
-            <v:shape id="Надпись 38" o:spid="_x0000_s1026" type="#_x0000_t202" style="position:absolute;margin-left:473.35pt;margin-top:-7.65pt;width:45.75pt;height:21.8pt;z-index:251641856;visibility:visible;mso-wrap-style:square;mso-width-percent:0;mso-height-percent:0;mso-wrap-distance-left:9pt;mso-wrap-distance-top:0;mso-wrap-distance-right:9pt;mso-wrap-distance-bottom:0;mso-position-horizontal:absolute;mso-position-horizontal-relative:text;mso-position-vertical:absolute;mso-position-vertical-relative:text;mso-width-percent:0;mso-height-percent:0;mso-width-relative:page;mso-height-relative:page;v-text-anchor:top" o:gfxdata="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" filled="f" stroked="f">
+            <v:shape id="Надпись 38" o:spid="_x0000_s1026" type="#_x0000_t202" style="position:absolute;margin-left:473.35pt;margin-top:-7.65pt;width:45.75pt;height:21.8pt;z-index:251641856;visibility:visible;mso-wrap-style:square;mso-width-percent:0;mso-height-percent:0;mso-wrap-distance-left:9pt;mso-wrap-distance-top:0;mso-wrap-distance-right:9pt;mso-wrap-distance-bottom:0;mso-position-horizontal:absolute;mso-position-horizontal-relative:text;mso-position-vertical:absolute;mso-position-vertical-relative:text;mso-width-percent:0;mso-height-percent:0;mso-width-relative:page;mso-height-relative:page;v-text-anchor:top" o:gfxdata="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" filled="f" stroked="f">
               <v:textbox inset="0,0,0,0">
                 <w:txbxContent>
                   <w:p>
@@ -2231,7 +2301,7 @@
       <mc:AlternateContent>
         <mc:Choice Requires="wps">
           <w:drawing>
-            <wp:anchor distT="0" distB="0" distL="114298" distR="114298" simplePos="0" relativeHeight="251633664" behindDoc="0" locked="0" layoutInCell="1" allowOverlap="1" wp14:anchorId="69E8EE42">
+            <wp:anchor distT="0" distB="0" distL="114298" distR="114298" simplePos="0" relativeHeight="251633664" behindDoc="0" locked="0" layoutInCell="1" allowOverlap="1" wp14:anchorId="69E8EE42" wp14:editId="1C20B8FD">
               <wp:simplePos x="0" y="0"/>
               <wp:positionH relativeFrom="page">
                 <wp:posOffset>1381124</wp:posOffset>
@@ -2285,7 +2355,7 @@
         </mc:Choice>
         <mc:Fallback>
           <w:pict>
-            <v:line w14:anchorId="0724975F" id="Прямая соединительная линия 37" o:spid="_x0000_s1026" style="position:absolute;z-index:251633664;visibility:visible;mso-wrap-style:square;mso-width-percent:0;mso-height-percent:0;mso-wrap-distance-left:3.17494mm;mso-wrap-distance-top:0;mso-wrap-distance-right:3.17494mm;mso-wrap-distance-bottom:0;mso-position-horizontal:absolute;mso-position-horizontal-relative:page;mso-position-vertical:absolute;mso-position-vertical-relative:page;mso-width-percent:0;mso-height-percent:0;mso-width-relative:page;mso-height-relative:page" from="108.75pt,782.95pt" to="108.75pt,825.45pt" o:gfxdata="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" strokeweight="1.5pt">
+            <v:line w14:anchorId="0724975F" id="Прямая соединительная линия 37" o:spid="_x0000_s1026" style="position:absolute;z-index:251633664;visibility:visible;mso-wrap-style:square;mso-width-percent:0;mso-height-percent:0;mso-wrap-distance-left:3.17494mm;mso-wrap-distance-top:0;mso-wrap-distance-right:3.17494mm;mso-wrap-distance-bottom:0;mso-position-horizontal:absolute;mso-position-horizontal-relative:page;mso-position-vertical:absolute;mso-position-vertical-relative:page;mso-width-percent:0;mso-height-percent:0;mso-width-relative:page;mso-height-relative:page" from="108.75pt,782.95pt" to="108.75pt,825.45pt" o:gfxdata="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" strokeweight="1.5pt">
               <o:lock v:ext="edit" shapetype="f"/>
               <w10:wrap anchorx="page" anchory="page"/>
             </v:line>
@@ -2300,7 +2370,7 @@
       <mc:AlternateContent>
         <mc:Choice Requires="wps">
           <w:drawing>
-            <wp:anchor distT="0" distB="0" distL="114298" distR="114298" simplePos="0" relativeHeight="251632640" behindDoc="0" locked="0" layoutInCell="1" allowOverlap="1" wp14:anchorId="5BC3678F">
+            <wp:anchor distT="0" distB="0" distL="114298" distR="114298" simplePos="0" relativeHeight="251632640" behindDoc="0" locked="0" layoutInCell="1" allowOverlap="1" wp14:anchorId="5BC3678F" wp14:editId="2E657CCE">
               <wp:simplePos x="0" y="0"/>
               <wp:positionH relativeFrom="page">
                 <wp:posOffset>1025524</wp:posOffset>
@@ -2354,7 +2424,7 @@
         </mc:Choice>
         <mc:Fallback>
           <w:pict>
-            <v:line w14:anchorId="4FBFAE97" id="Прямая соединительная линия 36" o:spid="_x0000_s1026" style="position:absolute;z-index:251632640;visibility:visible;mso-wrap-style:square;mso-width-percent:0;mso-height-percent:0;mso-wrap-distance-left:3.17494mm;mso-wrap-distance-top:0;mso-wrap-distance-right:3.17494mm;mso-wrap-distance-bottom:0;mso-position-horizontal:absolute;mso-position-horizontal-relative:page;mso-position-vertical:absolute;mso-position-vertical-relative:page;mso-width-percent:0;mso-height-percent:0;mso-width-relative:page;mso-height-relative:page" from="80.75pt,781.9pt" to="80.75pt,824.4pt" o:gfxdata="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" strokeweight="1.5pt">
+            <v:line w14:anchorId="4FBFAE97" id="Прямая соединительная линия 36" o:spid="_x0000_s1026" style="position:absolute;z-index:251632640;visibility:visible;mso-wrap-style:square;mso-width-percent:0;mso-height-percent:0;mso-wrap-distance-left:3.17494mm;mso-wrap-distance-top:0;mso-wrap-distance-right:3.17494mm;mso-wrap-distance-bottom:0;mso-position-horizontal:absolute;mso-position-horizontal-relative:page;mso-position-vertical:absolute;mso-position-vertical-relative:page;mso-width-percent:0;mso-height-percent:0;mso-width-relative:page;mso-height-relative:page" from="80.75pt,781.9pt" to="80.75pt,824.4pt" o:gfxdata="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" strokeweight="1.5pt">
               <o:lock v:ext="edit" shapetype="f"/>
               <w10:wrap anchorx="page" anchory="page"/>
             </v:line>
@@ -2369,7 +2439,7 @@
       <mc:AlternateContent>
         <mc:Choice Requires="wps">
           <w:drawing>
-            <wp:anchor distT="0" distB="0" distL="114300" distR="114300" simplePos="0" relativeHeight="251638784" behindDoc="0" locked="0" layoutInCell="1" allowOverlap="1" wp14:anchorId="619866A4">
+            <wp:anchor distT="0" distB="0" distL="114300" distR="114300" simplePos="0" relativeHeight="251638784" behindDoc="0" locked="0" layoutInCell="1" allowOverlap="1" wp14:anchorId="619866A4" wp14:editId="0671BBD6">
               <wp:simplePos x="0" y="0"/>
               <wp:positionH relativeFrom="column">
                 <wp:posOffset>589915</wp:posOffset>
@@ -2446,7 +2516,7 @@
         </mc:Choice>
         <mc:Fallback>
           <w:pict>
-            <v:shape w14:anchorId="619866A4" id="Надпись 35" o:spid="_x0000_s1027" type="#_x0000_t202" style="position:absolute;margin-left:46.45pt;margin-top:16.7pt;width:45.55pt;height:12.35pt;z-index:251638784;visibility:visible;mso-wrap-style:square;mso-width-percent:0;mso-height-percent:0;mso-wrap-distance-left:9pt;mso-wrap-distance-top:0;mso-wrap-distance-right:9pt;mso-wrap-distance-bottom:0;mso-position-horizontal:absolute;mso-position-horizontal-relative:text;mso-position-vertical:absolute;mso-position-vertical-relative:text;mso-width-percent:0;mso-height-percent:0;mso-width-relative:page;mso-height-relative:page;v-text-anchor:top" o:gfxdata="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" filled="f" stroked="f">
+            <v:shape w14:anchorId="619866A4" id="Надпись 35" o:spid="_x0000_s1027" type="#_x0000_t202" style="position:absolute;margin-left:46.45pt;margin-top:16.7pt;width:45.55pt;height:12.35pt;z-index:251638784;visibility:visible;mso-wrap-style:square;mso-width-percent:0;mso-height-percent:0;mso-wrap-distance-left:9pt;mso-wrap-distance-top:0;mso-wrap-distance-right:9pt;mso-wrap-distance-bottom:0;mso-position-horizontal:absolute;mso-position-horizontal-relative:text;mso-position-vertical:absolute;mso-position-vertical-relative:text;mso-width-percent:0;mso-height-percent:0;mso-width-relative:page;mso-height-relative:page;v-text-anchor:top" o:gfxdata="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" filled="f" stroked="f">
               <v:textbox inset="0,0,0,0">
                 <w:txbxContent>
                   <w:p>
@@ -2485,7 +2555,7 @@
       <mc:AlternateContent>
         <mc:Choice Requires="wps">
           <w:drawing>
-            <wp:anchor distT="0" distB="0" distL="114300" distR="114300" simplePos="0" relativeHeight="251679744" behindDoc="0" locked="0" layoutInCell="1" allowOverlap="1" wp14:anchorId="7FDAB895">
+            <wp:anchor distT="0" distB="0" distL="114300" distR="114300" simplePos="0" relativeHeight="251679744" behindDoc="0" locked="0" layoutInCell="1" allowOverlap="1" wp14:anchorId="7FDAB895" wp14:editId="543FC1C7">
               <wp:simplePos x="0" y="0"/>
               <wp:positionH relativeFrom="column">
                 <wp:posOffset>173355</wp:posOffset>
@@ -2585,7 +2655,7 @@
         </mc:Choice>
         <mc:Fallback>
           <w:pict>
-            <v:shape w14:anchorId="7FDAB895" id="Надпись 34" o:spid="_x0000_s1028" type="#_x0000_t202" style="position:absolute;margin-left:13.65pt;margin-top:16.55pt;width:28.3pt;height:14.5pt;z-index:251679744;visibility:visible;mso-wrap-style:square;mso-width-percent:0;mso-height-percent:0;mso-wrap-distance-left:9pt;mso-wrap-distance-top:0;mso-wrap-distance-right:9pt;mso-wrap-distance-bottom:0;mso-position-horizontal:absolute;mso-position-horizontal-relative:text;mso-position-vertical:absolute;mso-position-vertical-relative:text;mso-width-percent:0;mso-height-percent:0;mso-width-relative:page;mso-height-relative:page;v-text-anchor:top" o:gfxdata="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" filled="f" stroked="f">
+            <v:shape w14:anchorId="7FDAB895" id="Надпись 34" o:spid="_x0000_s1028" type="#_x0000_t202" style="position:absolute;margin-left:13.65pt;margin-top:16.55pt;width:28.3pt;height:14.5pt;z-index:251679744;visibility:visible;mso-wrap-style:square;mso-width-percent:0;mso-height-percent:0;mso-wrap-distance-left:9pt;mso-wrap-distance-top:0;mso-wrap-distance-right:9pt;mso-wrap-distance-bottom:0;mso-position-horizontal:absolute;mso-position-horizontal-relative:text;mso-position-vertical:absolute;mso-position-vertical-relative:text;mso-width-percent:0;mso-height-percent:0;mso-width-relative:page;mso-height-relative:page;v-text-anchor:top" o:gfxdata="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" filled="f" stroked="f">
               <v:textbox inset="0,0,0,0">
                 <w:txbxContent>
                   <w:p>
@@ -2647,7 +2717,7 @@
       <mc:AlternateContent>
         <mc:Choice Requires="wps">
           <w:drawing>
-            <wp:anchor distT="0" distB="0" distL="114300" distR="114300" simplePos="0" relativeHeight="251642880" behindDoc="0" locked="0" layoutInCell="1" allowOverlap="1" wp14:anchorId="262DC663">
+            <wp:anchor distT="0" distB="0" distL="114300" distR="114300" simplePos="0" relativeHeight="251642880" behindDoc="0" locked="0" layoutInCell="1" allowOverlap="1" wp14:anchorId="262DC663" wp14:editId="2CF9E29C">
               <wp:simplePos x="0" y="0"/>
               <wp:positionH relativeFrom="column">
                 <wp:posOffset>6130925</wp:posOffset>
@@ -2729,7 +2799,7 @@
         </mc:Choice>
         <mc:Fallback>
           <w:pict>
-            <v:shape w14:anchorId="262DC663" id="Text Box 75" o:spid="_x0000_s1029" type="#_x0000_t202" style="position:absolute;margin-left:482.75pt;margin-top:7.75pt;width:26.85pt;height:16.05pt;z-index:251642880;visibility:visible;mso-wrap-style:square;mso-width-percent:0;mso-height-percent:0;mso-wrap-distance-left:9pt;mso-wrap-distance-top:0;mso-wrap-distance-right:9pt;mso-wrap-distance-bottom:0;mso-position-horizontal:absolute;mso-position-horizontal-relative:text;mso-position-vertical:absolute;mso-position-vertical-relative:text;mso-width-percent:0;mso-height-percent:0;mso-width-relative:page;mso-height-relative:page;v-text-anchor:top" o:gfxdata="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" filled="f" stroked="f">
+            <v:shape w14:anchorId="262DC663" id="Text Box 75" o:spid="_x0000_s1029" type="#_x0000_t202" style="position:absolute;margin-left:482.75pt;margin-top:7.75pt;width:26.85pt;height:16.05pt;z-index:251642880;visibility:visible;mso-wrap-style:square;mso-width-percent:0;mso-height-percent:0;mso-wrap-distance-left:9pt;mso-wrap-distance-top:0;mso-wrap-distance-right:9pt;mso-wrap-distance-bottom:0;mso-position-horizontal:absolute;mso-position-horizontal-relative:text;mso-position-vertical:absolute;mso-position-vertical-relative:text;mso-width-percent:0;mso-height-percent:0;mso-width-relative:page;mso-height-relative:page;v-text-anchor:top" o:gfxdata="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" filled="f" stroked="f">
               <v:path arrowok="t"/>
               <v:textbox inset="0,0,0,0">
                 <w:txbxContent>
@@ -2755,7 +2825,7 @@
       <mc:AlternateContent>
         <mc:Choice Requires="wps">
           <w:drawing>
-            <wp:anchor distT="0" distB="0" distL="114300" distR="114300" simplePos="0" relativeHeight="251636736" behindDoc="0" locked="0" layoutInCell="1" allowOverlap="1" wp14:anchorId="343F13DE">
+            <wp:anchor distT="0" distB="0" distL="114300" distR="114300" simplePos="0" relativeHeight="251636736" behindDoc="0" locked="0" layoutInCell="1" allowOverlap="1" wp14:anchorId="343F13DE" wp14:editId="0977430E">
               <wp:simplePos x="0" y="0"/>
               <wp:positionH relativeFrom="column">
                 <wp:posOffset>2163445</wp:posOffset>
@@ -2823,7 +2893,15 @@
                               <w:sz w:val="28"/>
                               <w:szCs w:val="28"/>
                             </w:rPr>
-                            <w:t>УП 5-04-0612-02.4</w:t>
+                            <w:t>УП 5-04-0612-</w:t>
+                          </w:r>
+                          <w:proofErr w:type="gramStart"/>
+                          <w:r>
+                            <w:rPr>
+                              <w:sz w:val="28"/>
+                              <w:szCs w:val="28"/>
+                            </w:rPr>
+                            <w:t>02.4</w:t>
                           </w:r>
                           <w:r>
                             <w:rPr>
@@ -2844,7 +2922,15 @@
                               <w:sz w:val="28"/>
                               <w:szCs w:val="28"/>
                             </w:rPr>
-                            <w:t>М-134</w:t>
+                            <w:t>М</w:t>
+                          </w:r>
+                          <w:proofErr w:type="gramEnd"/>
+                          <w:r>
+                            <w:rPr>
+                              <w:sz w:val="28"/>
+                              <w:szCs w:val="28"/>
+                            </w:rPr>
+                            <w:t>-134</w:t>
                           </w:r>
                           <w:r>
                             <w:rPr>
@@ -2858,7 +2944,14 @@
                               <w:sz w:val="28"/>
                               <w:szCs w:val="28"/>
                             </w:rPr>
-                            <w:t>25</w:t>
+                            <w:t>2</w:t>
+                          </w:r>
+                          <w:r>
+                            <w:rPr>
+                              <w:sz w:val="28"/>
+                              <w:szCs w:val="28"/>
+                            </w:rPr>
+                            <w:t>6</w:t>
                           </w:r>
                           <w:r>
                             <w:rPr>
@@ -2901,7 +2994,7 @@
         </mc:Choice>
         <mc:Fallback>
           <w:pict>
-            <v:shape w14:anchorId="343F13DE" id="Text Box 66" o:spid="_x0000_s1030" type="#_x0000_t202" style="position:absolute;margin-left:170.35pt;margin-top:.65pt;width:312.4pt;height:28.4pt;z-index:251636736;visibility:visible;mso-wrap-style:square;mso-width-percent:0;mso-height-percent:0;mso-wrap-distance-left:9pt;mso-wrap-distance-top:0;mso-wrap-distance-right:9pt;mso-wrap-distance-bottom:0;mso-position-horizontal:absolute;mso-position-horizontal-relative:text;mso-position-vertical:absolute;mso-position-vertical-relative:text;mso-width-percent:0;mso-height-percent:0;mso-width-relative:page;mso-height-relative:page;v-text-anchor:top" o:gfxdata="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" filled="f" stroked="f">
+            <v:shape w14:anchorId="343F13DE" id="Text Box 66" o:spid="_x0000_s1030" type="#_x0000_t202" style="position:absolute;margin-left:170.35pt;margin-top:.65pt;width:312.4pt;height:28.4pt;z-index:251636736;visibility:visible;mso-wrap-style:square;mso-width-percent:0;mso-height-percent:0;mso-wrap-distance-left:9pt;mso-wrap-distance-top:0;mso-wrap-distance-right:9pt;mso-wrap-distance-bottom:0;mso-position-horizontal:absolute;mso-position-horizontal-relative:text;mso-position-vertical:absolute;mso-position-vertical-relative:text;mso-width-percent:0;mso-height-percent:0;mso-width-relative:page;mso-height-relative:page;v-text-anchor:top" o:gfxdata="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" filled="f" stroked="f">
               <v:path arrowok="t"/>
               <v:textbox inset="0,0,0,0">
                 <w:txbxContent>
@@ -2969,7 +3062,14 @@
                         <w:sz w:val="28"/>
                         <w:szCs w:val="28"/>
                       </w:rPr>
-                      <w:t>25</w:t>
+                      <w:t>2</w:t>
+                    </w:r>
+                    <w:r>
+                      <w:rPr>
+                        <w:sz w:val="28"/>
+                        <w:szCs w:val="28"/>
+                      </w:rPr>
+                      <w:t>6</w:t>
                     </w:r>
                     <w:r>
                       <w:rPr>
@@ -3007,7 +3107,7 @@
       <mc:AlternateContent>
         <mc:Choice Requires="wps">
           <w:drawing>
-            <wp:anchor distT="0" distB="0" distL="114300" distR="114300" simplePos="0" relativeHeight="251637760" behindDoc="0" locked="0" layoutInCell="1" allowOverlap="1" wp14:anchorId="56D08240">
+            <wp:anchor distT="0" distB="0" distL="114300" distR="114300" simplePos="0" relativeHeight="251637760" behindDoc="0" locked="0" layoutInCell="1" allowOverlap="1" wp14:anchorId="56D08240" wp14:editId="3F543565">
               <wp:simplePos x="0" y="0"/>
               <wp:positionH relativeFrom="column">
                 <wp:posOffset>-187325</wp:posOffset>
@@ -3093,7 +3193,7 @@
         </mc:Choice>
         <mc:Fallback>
           <w:pict>
-            <v:shape w14:anchorId="56D08240" id="Надпись 33" o:spid="_x0000_s1031" type="#_x0000_t202" style="position:absolute;margin-left:-14.75pt;margin-top:15.9pt;width:28.4pt;height:14.2pt;z-index:251637760;visibility:visible;mso-wrap-style:square;mso-width-percent:0;mso-height-percent:0;mso-wrap-distance-left:9pt;mso-wrap-distance-top:0;mso-wrap-distance-right:9pt;mso-wrap-distance-bottom:0;mso-position-horizontal:absolute;mso-position-horizontal-relative:text;mso-position-vertical:absolute;mso-position-vertical-relative:text;mso-width-percent:0;mso-height-percent:0;mso-width-relative:page;mso-height-relative:page;v-text-anchor:top" o:gfxdata="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" filled="f" stroked="f">
+            <v:shape w14:anchorId="56D08240" id="Надпись 33" o:spid="_x0000_s1031" type="#_x0000_t202" style="position:absolute;margin-left:-14.75pt;margin-top:15.9pt;width:28.4pt;height:14.2pt;z-index:251637760;visibility:visible;mso-wrap-style:square;mso-width-percent:0;mso-height-percent:0;mso-wrap-distance-left:9pt;mso-wrap-distance-top:0;mso-wrap-distance-right:9pt;mso-wrap-distance-bottom:0;mso-position-horizontal:absolute;mso-position-horizontal-relative:text;mso-position-vertical:absolute;mso-position-vertical-relative:text;mso-width-percent:0;mso-height-percent:0;mso-width-relative:page;mso-height-relative:page;v-text-anchor:top" o:gfxdata="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" filled="f" stroked="f">
               <v:textbox inset="0,0,0,0">
                 <w:txbxContent>
                   <w:p>
@@ -3141,7 +3241,7 @@
       <mc:AlternateContent>
         <mc:Choice Requires="wps">
           <w:drawing>
-            <wp:anchor distT="0" distB="0" distL="114300" distR="114300" simplePos="0" relativeHeight="251640832" behindDoc="0" locked="0" layoutInCell="1" allowOverlap="1" wp14:anchorId="03129BF9">
+            <wp:anchor distT="0" distB="0" distL="114300" distR="114300" simplePos="0" relativeHeight="251640832" behindDoc="0" locked="0" layoutInCell="1" allowOverlap="1" wp14:anchorId="03129BF9" wp14:editId="1C913E35">
               <wp:simplePos x="0" y="0"/>
               <wp:positionH relativeFrom="column">
                 <wp:posOffset>1807845</wp:posOffset>
@@ -3217,7 +3317,7 @@
         </mc:Choice>
         <mc:Fallback>
           <w:pict>
-            <v:shape w14:anchorId="03129BF9" id="Надпись 32" o:spid="_x0000_s1032" type="#_x0000_t202" style="position:absolute;margin-left:142.35pt;margin-top:16.35pt;width:27.95pt;height:12.55pt;z-index:251640832;visibility:visible;mso-wrap-style:square;mso-width-percent:0;mso-height-percent:0;mso-wrap-distance-left:9pt;mso-wrap-distance-top:0;mso-wrap-distance-right:9pt;mso-wrap-distance-bottom:0;mso-position-horizontal:absolute;mso-position-horizontal-relative:text;mso-position-vertical:absolute;mso-position-vertical-relative:text;mso-width-percent:0;mso-height-percent:0;mso-width-relative:page;mso-height-relative:page;v-text-anchor:top" o:gfxdata="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" filled="f" stroked="f">
+            <v:shape w14:anchorId="03129BF9" id="Надпись 32" o:spid="_x0000_s1032" type="#_x0000_t202" style="position:absolute;margin-left:142.35pt;margin-top:16.35pt;width:27.95pt;height:12.55pt;z-index:251640832;visibility:visible;mso-wrap-style:square;mso-width-percent:0;mso-height-percent:0;mso-wrap-distance-left:9pt;mso-wrap-distance-top:0;mso-wrap-distance-right:9pt;mso-wrap-distance-bottom:0;mso-position-horizontal:absolute;mso-position-horizontal-relative:text;mso-position-vertical:absolute;mso-position-vertical-relative:text;mso-width-percent:0;mso-height-percent:0;mso-width-relative:page;mso-height-relative:page;v-text-anchor:top" o:gfxdata="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" filled="f" stroked="f">
               <v:textbox inset="0,0,0,0">
                 <w:txbxContent>
                   <w:p>
@@ -3255,7 +3355,7 @@
       <mc:AlternateContent>
         <mc:Choice Requires="wps">
           <w:drawing>
-            <wp:anchor distT="0" distB="0" distL="114300" distR="114300" simplePos="0" relativeHeight="251639808" behindDoc="0" locked="0" layoutInCell="1" allowOverlap="1" wp14:anchorId="51EDF13B">
+            <wp:anchor distT="0" distB="0" distL="114300" distR="114300" simplePos="0" relativeHeight="251639808" behindDoc="0" locked="0" layoutInCell="1" allowOverlap="1" wp14:anchorId="51EDF13B" wp14:editId="0B0C3AEB">
               <wp:simplePos x="0" y="0"/>
               <wp:positionH relativeFrom="column">
                 <wp:posOffset>1259205</wp:posOffset>
@@ -3339,7 +3439,7 @@
         </mc:Choice>
         <mc:Fallback>
           <w:pict>
-            <v:shape w14:anchorId="51EDF13B" id="Надпись 31" o:spid="_x0000_s1033" type="#_x0000_t202" style="position:absolute;margin-left:99.15pt;margin-top:16.55pt;width:42.6pt;height:13.05pt;z-index:251639808;visibility:visible;mso-wrap-style:square;mso-width-percent:0;mso-height-percent:0;mso-wrap-distance-left:9pt;mso-wrap-distance-top:0;mso-wrap-distance-right:9pt;mso-wrap-distance-bottom:0;mso-position-horizontal:absolute;mso-position-horizontal-relative:text;mso-position-vertical:absolute;mso-position-vertical-relative:text;mso-width-percent:0;mso-height-percent:0;mso-width-relative:page;mso-height-relative:page;v-text-anchor:top" o:gfxdata="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" filled="f" stroked="f">
+            <v:shape w14:anchorId="51EDF13B" id="Надпись 31" o:spid="_x0000_s1033" type="#_x0000_t202" style="position:absolute;margin-left:99.15pt;margin-top:16.55pt;width:42.6pt;height:13.05pt;z-index:251639808;visibility:visible;mso-wrap-style:square;mso-width-percent:0;mso-height-percent:0;mso-wrap-distance-left:9pt;mso-wrap-distance-top:0;mso-wrap-distance-right:9pt;mso-wrap-distance-bottom:0;mso-position-horizontal:absolute;mso-position-horizontal-relative:text;mso-position-vertical:absolute;mso-position-vertical-relative:text;mso-width-percent:0;mso-height-percent:0;mso-width-relative:page;mso-height-relative:page;v-text-anchor:top" o:gfxdata="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" filled="f" stroked="f">
               <v:textbox inset="0,0,0,0">
                 <w:txbxContent>
                   <w:p>
@@ -3385,7 +3485,7 @@
       <mc:AlternateContent>
         <mc:Choice Requires="wps">
           <w:drawing>
-            <wp:anchor distT="0" distB="0" distL="114299" distR="114299" simplePos="0" relativeHeight="251635712" behindDoc="0" locked="0" layoutInCell="1" allowOverlap="1" wp14:anchorId="0B262B1C">
+            <wp:anchor distT="0" distB="0" distL="114299" distR="114299" simplePos="0" relativeHeight="251635712" behindDoc="0" locked="0" layoutInCell="1" allowOverlap="1" wp14:anchorId="0B262B1C" wp14:editId="6F3CFDAB">
               <wp:simplePos x="0" y="0"/>
               <wp:positionH relativeFrom="page">
                 <wp:posOffset>2700655</wp:posOffset>
@@ -3446,7 +3546,7 @@
         </mc:Choice>
         <mc:Fallback>
           <w:pict>
-            <v:line w14:anchorId="72FBCC97" id="Line 65" o:spid="_x0000_s1026" style="position:absolute;z-index:251635712;visibility:visible;mso-wrap-style:square;mso-width-percent:0;mso-height-percent:0;mso-wrap-distance-left:3.17497mm;mso-wrap-distance-top:0;mso-wrap-distance-right:3.17497mm;mso-wrap-distance-bottom:0;mso-position-horizontal:absolute;mso-position-horizontal-relative:page;mso-position-vertical:absolute;mso-position-vertical-relative:page;mso-width-percent:0;mso-height-percent:0;mso-width-relative:page;mso-height-relative:page" from="212.65pt,781.9pt" to="212.65pt,824.4pt" o:gfxdata="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" strokeweight="1.5pt">
+            <v:line w14:anchorId="72FBCC97" id="Line 65" o:spid="_x0000_s1026" style="position:absolute;z-index:251635712;visibility:visible;mso-wrap-style:square;mso-width-percent:0;mso-height-percent:0;mso-wrap-distance-left:3.17497mm;mso-wrap-distance-top:0;mso-wrap-distance-right:3.17497mm;mso-wrap-distance-bottom:0;mso-position-horizontal:absolute;mso-position-horizontal-relative:page;mso-position-vertical:absolute;mso-position-vertical-relative:page;mso-width-percent:0;mso-height-percent:0;mso-width-relative:page;mso-height-relative:page" from="212.65pt,781.9pt" to="212.65pt,824.4pt" o:gfxdata="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" strokeweight="1.5pt">
               <o:lock v:ext="edit" shapetype="f"/>
               <w10:wrap anchorx="page" anchory="page"/>
             </v:line>
@@ -3461,7 +3561,7 @@
       <mc:AlternateContent>
         <mc:Choice Requires="wps">
           <w:drawing>
-            <wp:anchor distT="0" distB="0" distL="114299" distR="114299" simplePos="0" relativeHeight="251634688" behindDoc="0" locked="0" layoutInCell="1" allowOverlap="1" wp14:anchorId="6269D94A">
+            <wp:anchor distT="0" distB="0" distL="114299" distR="114299" simplePos="0" relativeHeight="251634688" behindDoc="0" locked="0" layoutInCell="1" allowOverlap="1" wp14:anchorId="6269D94A" wp14:editId="11DC8116">
               <wp:simplePos x="0" y="0"/>
               <wp:positionH relativeFrom="page">
                 <wp:posOffset>2160270</wp:posOffset>
@@ -3522,7 +3622,7 @@
         </mc:Choice>
         <mc:Fallback>
           <w:pict>
-            <v:line w14:anchorId="68190816" id="Line 64" o:spid="_x0000_s1026" style="position:absolute;z-index:251634688;visibility:visible;mso-wrap-style:square;mso-width-percent:0;mso-height-percent:0;mso-wrap-distance-left:3.17497mm;mso-wrap-distance-top:0;mso-wrap-distance-right:3.17497mm;mso-wrap-distance-bottom:0;mso-position-horizontal:absolute;mso-position-horizontal-relative:page;mso-position-vertical:absolute;mso-position-vertical-relative:page;mso-width-percent:0;mso-height-percent:0;mso-width-relative:page;mso-height-relative:page" from="170.1pt,781.9pt" to="170.1pt,824.4pt" o:gfxdata="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" strokeweight="1.5pt">
+            <v:line w14:anchorId="68190816" id="Line 64" o:spid="_x0000_s1026" style="position:absolute;z-index:251634688;visibility:visible;mso-wrap-style:square;mso-width-percent:0;mso-height-percent:0;mso-wrap-distance-left:3.17497mm;mso-wrap-distance-top:0;mso-wrap-distance-right:3.17497mm;mso-wrap-distance-bottom:0;mso-position-horizontal:absolute;mso-position-horizontal-relative:page;mso-position-vertical:absolute;mso-position-vertical-relative:page;mso-width-percent:0;mso-height-percent:0;mso-width-relative:page;mso-height-relative:page" from="170.1pt,781.9pt" to="170.1pt,824.4pt" o:gfxdata="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" strokeweight="1.5pt">
               <o:lock v:ext="edit" shapetype="f"/>
               <w10:wrap anchorx="page" anchory="page"/>
             </v:line>
@@ -3537,7 +3637,7 @@
       <mc:AlternateContent>
         <mc:Choice Requires="wps">
           <w:drawing>
-            <wp:anchor distT="0" distB="0" distL="114299" distR="114299" simplePos="0" relativeHeight="251630592" behindDoc="0" locked="0" layoutInCell="1" allowOverlap="1" wp14:anchorId="19690808">
+            <wp:anchor distT="0" distB="0" distL="114299" distR="114299" simplePos="0" relativeHeight="251630592" behindDoc="0" locked="0" layoutInCell="1" allowOverlap="1" wp14:anchorId="19690808" wp14:editId="5350D520">
               <wp:simplePos x="0" y="0"/>
               <wp:positionH relativeFrom="page">
                 <wp:posOffset>7021195</wp:posOffset>
@@ -3598,7 +3698,7 @@
         </mc:Choice>
         <mc:Fallback>
           <w:pict>
-            <v:line w14:anchorId="61176B7A" id="Line 60" o:spid="_x0000_s1026" style="position:absolute;z-index:251630592;visibility:visible;mso-wrap-style:square;mso-width-percent:0;mso-height-percent:0;mso-wrap-distance-left:3.17497mm;mso-wrap-distance-top:0;mso-wrap-distance-right:3.17497mm;mso-wrap-distance-bottom:0;mso-position-horizontal:absolute;mso-position-horizontal-relative:page;mso-position-vertical:absolute;mso-position-vertical-relative:page;mso-width-percent:0;mso-height-percent:0;mso-width-relative:page;mso-height-relative:page" from="552.85pt,781.9pt" to="552.85pt,824.4pt" o:gfxdata="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" strokeweight="1.5pt">
+            <v:line w14:anchorId="61176B7A" id="Line 60" o:spid="_x0000_s1026" style="position:absolute;z-index:251630592;visibility:visible;mso-wrap-style:square;mso-width-percent:0;mso-height-percent:0;mso-wrap-distance-left:3.17497mm;mso-wrap-distance-top:0;mso-wrap-distance-right:3.17497mm;mso-wrap-distance-bottom:0;mso-position-horizontal:absolute;mso-position-horizontal-relative:page;mso-position-vertical:absolute;mso-position-vertical-relative:page;mso-width-percent:0;mso-height-percent:0;mso-width-relative:page;mso-height-relative:page" from="552.85pt,781.9pt" to="552.85pt,824.4pt" o:gfxdata="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" strokeweight="1.5pt">
               <o:lock v:ext="edit" shapetype="f"/>
               <w10:wrap anchorx="page" anchory="page"/>
             </v:line>
@@ -3613,7 +3713,7 @@
       <mc:AlternateContent>
         <mc:Choice Requires="wps">
           <w:drawing>
-            <wp:anchor distT="4294967295" distB="4294967295" distL="114300" distR="114300" simplePos="0" relativeHeight="251629568" behindDoc="0" locked="0" layoutInCell="1" allowOverlap="1" wp14:anchorId="3BEBEC2D">
+            <wp:anchor distT="4294967295" distB="4294967295" distL="114300" distR="114300" simplePos="0" relativeHeight="251629568" behindDoc="0" locked="0" layoutInCell="1" allowOverlap="1" wp14:anchorId="3BEBEC2D" wp14:editId="5F0D05F0">
               <wp:simplePos x="0" y="0"/>
               <wp:positionH relativeFrom="page">
                 <wp:posOffset>720090</wp:posOffset>
@@ -3667,7 +3767,7 @@
         </mc:Choice>
         <mc:Fallback>
           <w:pict>
-            <v:line w14:anchorId="0C58205C" id="Прямая соединительная линия 30" o:spid="_x0000_s1026" style="position:absolute;z-index:251629568;visibility:visible;mso-wrap-style:square;mso-width-percent:0;mso-height-percent:0;mso-wrap-distance-left:9pt;mso-wrap-distance-top:.mm;mso-wrap-distance-right:9pt;mso-wrap-distance-bottom:.mm;mso-position-horizontal:absolute;mso-position-horizontal-relative:page;mso-position-vertical:absolute;mso-position-vertical-relative:page;mso-width-percent:0;mso-height-percent:0;mso-width-relative:page;mso-height-relative:page" from="56.7pt,810.25pt" to="240.95pt,810.25pt" o:gfxdata="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" strokeweight="1.5pt">
+            <v:line w14:anchorId="0C58205C" id="Прямая соединительная линия 30" o:spid="_x0000_s1026" style="position:absolute;z-index:251629568;visibility:visible;mso-wrap-style:square;mso-width-percent:0;mso-height-percent:0;mso-wrap-distance-left:9pt;mso-wrap-distance-top:.mm;mso-wrap-distance-right:9pt;mso-wrap-distance-bottom:.mm;mso-position-horizontal:absolute;mso-position-horizontal-relative:page;mso-position-vertical:absolute;mso-position-vertical-relative:page;mso-width-percent:0;mso-height-percent:0;mso-width-relative:page;mso-height-relative:page" from="56.7pt,810.25pt" to="240.95pt,810.25pt" o:gfxdata="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" strokeweight="1.5pt">
               <o:lock v:ext="edit" shapetype="f"/>
               <w10:wrap anchorx="page" anchory="page"/>
             </v:line>
@@ -3682,7 +3782,7 @@
       <mc:AlternateContent>
         <mc:Choice Requires="wps">
           <w:drawing>
-            <wp:anchor distT="0" distB="0" distL="114299" distR="114299" simplePos="0" relativeHeight="251628544" behindDoc="0" locked="0" layoutInCell="1" allowOverlap="1" wp14:anchorId="24CF8E4B">
+            <wp:anchor distT="0" distB="0" distL="114299" distR="114299" simplePos="0" relativeHeight="251628544" behindDoc="0" locked="0" layoutInCell="1" allowOverlap="1" wp14:anchorId="24CF8E4B" wp14:editId="11A9B5D0">
               <wp:simplePos x="0" y="0"/>
               <wp:positionH relativeFrom="page">
                 <wp:posOffset>3060700</wp:posOffset>
@@ -3743,7 +3843,7 @@
         </mc:Choice>
         <mc:Fallback>
           <w:pict>
-            <v:line w14:anchorId="33CAF691" id="Line 58" o:spid="_x0000_s1026" style="position:absolute;z-index:251628544;visibility:visible;mso-wrap-style:square;mso-width-percent:0;mso-height-percent:0;mso-wrap-distance-left:3.17497mm;mso-wrap-distance-top:0;mso-wrap-distance-right:3.17497mm;mso-wrap-distance-bottom:0;mso-position-horizontal:absolute;mso-position-horizontal-relative:page;mso-position-vertical:absolute;mso-position-vertical-relative:page;mso-width-percent:0;mso-height-percent:0;mso-width-relative:page;mso-height-relative:page" from="241pt,781.9pt" to="241pt,824.4pt" o:gfxdata="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" strokeweight="1.5pt">
+            <v:line w14:anchorId="33CAF691" id="Line 58" o:spid="_x0000_s1026" style="position:absolute;z-index:251628544;visibility:visible;mso-wrap-style:square;mso-width-percent:0;mso-height-percent:0;mso-wrap-distance-left:3.17497mm;mso-wrap-distance-top:0;mso-wrap-distance-right:3.17497mm;mso-wrap-distance-bottom:0;mso-position-horizontal:absolute;mso-position-horizontal-relative:page;mso-position-vertical:absolute;mso-position-vertical-relative:page;mso-width-percent:0;mso-height-percent:0;mso-width-relative:page;mso-height-relative:page" from="241pt,781.9pt" to="241pt,824.4pt" o:gfxdata="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" strokeweight="1.5pt">
               <o:lock v:ext="edit" shapetype="f"/>
               <w10:wrap anchorx="page" anchory="page"/>
             </v:line>
@@ -3758,7 +3858,7 @@
       <mc:AlternateContent>
         <mc:Choice Requires="wps">
           <w:drawing>
-            <wp:anchor distT="0" distB="0" distL="114300" distR="114300" simplePos="0" relativeHeight="251627520" behindDoc="0" locked="0" layoutInCell="1" allowOverlap="1" wp14:anchorId="23E63FFE">
+            <wp:anchor distT="0" distB="0" distL="114300" distR="114300" simplePos="0" relativeHeight="251627520" behindDoc="0" locked="0" layoutInCell="1" allowOverlap="1" wp14:anchorId="23E63FFE" wp14:editId="36B09613">
               <wp:simplePos x="0" y="0"/>
               <wp:positionH relativeFrom="page">
                 <wp:posOffset>720090</wp:posOffset>
@@ -3819,7 +3919,7 @@
         </mc:Choice>
         <mc:Fallback>
           <w:pict>
-            <v:line w14:anchorId="2E086853" id="Line 57" o:spid="_x0000_s1026" style="position:absolute;z-index:251627520;visibility:visible;mso-wrap-style:square;mso-width-percent:0;mso-height-percent:0;mso-wrap-distance-left:9pt;mso-wrap-distance-top:0;mso-wrap-distance-right:9pt;mso-wrap-distance-bottom:0;mso-position-horizontal:absolute;mso-position-horizontal-relative:page;mso-position-vertical:absolute;mso-position-vertical-relative:page;mso-width-percent:0;mso-height-percent:0;mso-width-relative:page;mso-height-relative:page" from="56.7pt,796.05pt" to="240.95pt,796.05pt" o:gfxdata="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">
+            <v:line w14:anchorId="2E086853" id="Line 57" o:spid="_x0000_s1026" style="position:absolute;z-index:251627520;visibility:visible;mso-wrap-style:square;mso-width-percent:0;mso-height-percent:0;mso-wrap-distance-left:9pt;mso-wrap-distance-top:0;mso-wrap-distance-right:9pt;mso-wrap-distance-bottom:0;mso-position-horizontal:absolute;mso-position-horizontal-relative:page;mso-position-vertical:absolute;mso-position-vertical-relative:page;mso-width-percent:0;mso-height-percent:0;mso-width-relative:page;mso-height-relative:page" from="56.7pt,796.05pt" to="240.95pt,796.05pt" o:gfxdata="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">
               <o:lock v:ext="edit" shapetype="f"/>
               <w10:wrap anchorx="page" anchory="page"/>
             </v:line>
@@ -3834,7 +3934,7 @@
       <mc:AlternateContent>
         <mc:Choice Requires="wps">
           <w:drawing>
-            <wp:anchor distT="4294967295" distB="4294967295" distL="114300" distR="114300" simplePos="0" relativeHeight="251626496" behindDoc="0" locked="0" layoutInCell="1" allowOverlap="1" wp14:anchorId="22617E75">
+            <wp:anchor distT="4294967295" distB="4294967295" distL="114300" distR="114300" simplePos="0" relativeHeight="251626496" behindDoc="0" locked="0" layoutInCell="1" allowOverlap="1" wp14:anchorId="22617E75" wp14:editId="2F7A2282">
               <wp:simplePos x="0" y="0"/>
               <wp:positionH relativeFrom="page">
                 <wp:posOffset>720090</wp:posOffset>
@@ -3888,7 +3988,7 @@
         </mc:Choice>
         <mc:Fallback>
           <w:pict>
-            <v:line w14:anchorId="6A7A2825" id="Прямая соединительная линия 29" o:spid="_x0000_s1026" style="position:absolute;z-index:251626496;visibility:visible;mso-wrap-style:square;mso-width-percent:0;mso-height-percent:0;mso-wrap-distance-left:9pt;mso-wrap-distance-top:.mm;mso-wrap-distance-right:9pt;mso-wrap-distance-bottom:.mm;mso-position-horizontal:absolute;mso-position-horizontal-relative:page;mso-position-vertical:absolute;mso-position-vertical-relative:page;mso-width-percent:0;mso-height-percent:0;mso-width-relative:page;mso-height-relative:page" from="56.7pt,781.9pt" to="581.1pt,781.9pt" o:gfxdata="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" strokeweight="1.5pt">
+            <v:line w14:anchorId="6A7A2825" id="Прямая соединительная линия 29" o:spid="_x0000_s1026" style="position:absolute;z-index:251626496;visibility:visible;mso-wrap-style:square;mso-width-percent:0;mso-height-percent:0;mso-wrap-distance-left:9pt;mso-wrap-distance-top:.mm;mso-wrap-distance-right:9pt;mso-wrap-distance-bottom:.mm;mso-position-horizontal:absolute;mso-position-horizontal-relative:page;mso-position-vertical:absolute;mso-position-vertical-relative:page;mso-width-percent:0;mso-height-percent:0;mso-width-relative:page;mso-height-relative:page" from="56.7pt,781.9pt" to="581.1pt,781.9pt" o:gfxdata="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" strokeweight="1.5pt">
               <o:lock v:ext="edit" shapetype="f"/>
               <w10:wrap anchorx="page" anchory="page"/>
             </v:line>
@@ -3901,7 +4001,7 @@
 </file>
 
 <file path=word/footer3.xml><?xml version="1.0" encoding="utf-8"?>
-<w:ftr xmlns:wpc="http://schemas.microsoft.com/office/word/2010/wordprocessingCanvas" xmlns:cx="http://schemas.microsoft.com/office/drawing/2014/chartex" xmlns:cx1="http://schemas.microsoft.com/office/drawing/2015/9/8/chartex" xmlns:cx2="http://schemas.microsoft.com/office/drawing/2015/10/21/chartex" xmlns:cx3="http://schemas.microsoft.com/office/drawing/2016/5/9/chartex" xmlns:cx4="http://schemas.microsoft.com/office/drawing/2016/5/10/chartex" xmlns:cx5="http://schemas.microsoft.com/office/drawing/2016/5/11/chartex" xmlns:cx6="http://schemas.microsoft.com/office/drawing/2016/5/12/chartex" xmlns:cx7="http://schemas.microsoft.com/office/drawing/2016/5/13/chartex" xmlns:cx8="http://schemas.microsoft.com/office/drawing/2016/5/14/chartex" xmlns:mc="http://schemas.openxmlformats.org/markup-compatibility/2006" xmlns:aink="http://schemas.microsoft.com/office/drawing/2016/ink" xmlns:am3d="http://schemas.microsoft.com/office/drawing/2017/model3d" xmlns:o="urn:schemas-microsoft-com:office:office" xmlns:oel="http://schemas.microsoft.com/office/2019/extlst" xmlns:r="http://schemas.openxmlformats.org/officeDocument/2006/relationships" xmlns:m="http://schemas.openxmlformats.org/officeDocument/2006/math" xmlns:v="urn:schemas-microsoft-com:vml" xmlns:wp14="http://schemas.microsoft.com/office/word/2010/wordprocessingDrawing" xmlns:wp="http://schemas.openxmlformats.org/drawingml/2006/wordprocessingDrawing" xmlns:w10="urn:schemas-microsoft-com:office:word" xmlns:w="http://schemas.openxmlformats.org/wordprocessingml/2006/main" xmlns:w14="http://schemas.microsoft.com/office/word/2010/wordml" xmlns:w15="http://schemas.microsoft.com/office/word/2012/wordml" xmlns:w16cex="http://schemas.microsoft.com/office/word/2018/wordml/cex" xmlns:w16cid="http://schemas.microsoft.com/office/word/2016/wordml/cid" xmlns:w16="http://schemas.microsoft.com/office/word/2018/wordml" xmlns:w16sdtdh="http://schemas.microsoft.com/office/word/2020/wordml/sdtdatahash" xmlns:w16se="http://schemas.microsoft.com/office/word/2015/wordml/symex" xmlns:wpg="http://schemas.microsoft.com/office/word/2010/wordprocessingGroup" xmlns:wpi="http://schemas.microsoft.com/office/word/2010/wordprocessingInk" xmlns:wne="http://schemas.microsoft.com/office/word/2006/wordml" xmlns:wps="http://schemas.microsoft.com/office/word/2010/wordprocessingShape" mc:Ignorable="w14 w15 w16se w16cid w16 w16cex w16sdtdh wp14">
+<w:ftr xmlns:wpc="http://schemas.microsoft.com/office/word/2010/wordprocessingCanvas" xmlns:cx="http://schemas.microsoft.com/office/drawing/2014/chartex" xmlns:cx1="http://schemas.microsoft.com/office/drawing/2015/9/8/chartex" xmlns:cx2="http://schemas.microsoft.com/office/drawing/2015/10/21/chartex" xmlns:cx3="http://schemas.microsoft.com/office/drawing/2016/5/9/chartex" xmlns:cx4="http://schemas.microsoft.com/office/drawing/2016/5/10/chartex" xmlns:cx5="http://schemas.microsoft.com/office/drawing/2016/5/11/chartex" xmlns:cx6="http://schemas.microsoft.com/office/drawing/2016/5/12/chartex" xmlns:cx7="http://schemas.microsoft.com/office/drawing/2016/5/13/chartex" xmlns:cx8="http://schemas.microsoft.com/office/drawing/2016/5/14/chartex" xmlns:mc="http://schemas.openxmlformats.org/markup-compatibility/2006" xmlns:aink="http://schemas.microsoft.com/office/drawing/2016/ink" xmlns:am3d="http://schemas.microsoft.com/office/drawing/2017/model3d" xmlns:o="urn:schemas-microsoft-com:office:office" xmlns:oel="http://schemas.microsoft.com/office/2019/extlst" xmlns:r="http://schemas.openxmlformats.org/officeDocument/2006/relationships" xmlns:m="http://schemas.openxmlformats.org/officeDocument/2006/math" xmlns:v="urn:schemas-microsoft-com:vml" xmlns:wp14="http://schemas.microsoft.com/office/word/2010/wordprocessingDrawing" xmlns:wp="http://schemas.openxmlformats.org/drawingml/2006/wordprocessingDrawing" xmlns:w10="urn:schemas-microsoft-com:office:word" xmlns:w="http://schemas.openxmlformats.org/wordprocessingml/2006/main" xmlns:w14="http://schemas.microsoft.com/office/word/2010/wordml" xmlns:w15="http://schemas.microsoft.com/office/word/2012/wordml" xmlns:w16cex="http://schemas.microsoft.com/office/word/2018/wordml/cex" xmlns:w16cid="http://schemas.microsoft.com/office/word/2016/wordml/cid" xmlns:w16="http://schemas.microsoft.com/office/word/2018/wordml" xmlns:w16du="http://schemas.microsoft.com/office/word/2023/wordml/word16du" xmlns:w16sdtdh="http://schemas.microsoft.com/office/word/2020/wordml/sdtdatahash" xmlns:w16sdtfl="http://schemas.microsoft.com/office/word/2024/wordml/sdtformatlock" xmlns:w16se="http://schemas.microsoft.com/office/word/2015/wordml/symex" xmlns:wpg="http://schemas.microsoft.com/office/word/2010/wordprocessingGroup" xmlns:wpi="http://schemas.microsoft.com/office/word/2010/wordprocessingInk" xmlns:wne="http://schemas.microsoft.com/office/word/2006/wordml" xmlns:wps="http://schemas.microsoft.com/office/word/2010/wordprocessingShape" mc:Ignorable="w14 w15 w16se w16cid w16 w16cex w16sdtdh w16sdtfl w16du wp14">
   <w:p>
     <w:pPr>
       <w:pStyle w:val="a4"/>
@@ -3960,7 +4060,7 @@
       <mc:AlternateContent>
         <mc:Choice Requires="wps">
           <w:drawing>
-            <wp:anchor distT="0" distB="0" distL="114300" distR="114300" simplePos="0" relativeHeight="251683840" behindDoc="0" locked="0" layoutInCell="1" allowOverlap="1" wp14:anchorId="35613A99">
+            <wp:anchor distT="0" distB="0" distL="114300" distR="114300" simplePos="0" relativeHeight="251683840" behindDoc="0" locked="0" layoutInCell="1" allowOverlap="1" wp14:anchorId="35613A99" wp14:editId="0E4080D5">
               <wp:simplePos x="0" y="0"/>
               <wp:positionH relativeFrom="column">
                 <wp:posOffset>-19685</wp:posOffset>
@@ -4023,6 +4123,7 @@
                             <w:t xml:space="preserve"> </w:t>
                           </w:r>
                           <w:proofErr w:type="spellStart"/>
+                          <w:proofErr w:type="gramStart"/>
                           <w:r>
                             <w:rPr>
                               <w:rFonts w:ascii="ISOCPEUR" w:hAnsi="ISOCPEUR"/>
@@ -4032,6 +4133,7 @@
                             <w:t>Н.контр</w:t>
                           </w:r>
                           <w:proofErr w:type="spellEnd"/>
+                          <w:proofErr w:type="gramEnd"/>
                           <w:r>
                             <w:rPr>
                               <w:rFonts w:ascii="ISOCPEUR" w:hAnsi="ISOCPEUR"/>
@@ -4064,7 +4166,7 @@
               <v:stroke joinstyle="miter"/>
               <v:path gradientshapeok="t" o:connecttype="rect"/>
             </v:shapetype>
-            <v:shape id="Text Box 110" o:spid="_x0000_s1035" type="#_x0000_t202" style="position:absolute;margin-left:-1.55pt;margin-top:14pt;width:56.55pt;height:14.05pt;z-index:251683840;visibility:visible;mso-wrap-style:square;mso-width-percent:0;mso-height-percent:0;mso-wrap-distance-left:9pt;mso-wrap-distance-top:0;mso-wrap-distance-right:9pt;mso-wrap-distance-bottom:0;mso-position-horizontal:absolute;mso-position-horizontal-relative:text;mso-position-vertical:absolute;mso-position-vertical-relative:text;mso-width-percent:0;mso-height-percent:0;mso-width-relative:page;mso-height-relative:page;v-text-anchor:top" o:gfxdata="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" stroked="f">
+            <v:shape id="Text Box 110" o:spid="_x0000_s1035" type="#_x0000_t202" style="position:absolute;margin-left:-1.55pt;margin-top:14pt;width:56.55pt;height:14.05pt;z-index:251683840;visibility:visible;mso-wrap-style:square;mso-width-percent:0;mso-height-percent:0;mso-wrap-distance-left:9pt;mso-wrap-distance-top:0;mso-wrap-distance-right:9pt;mso-wrap-distance-bottom:0;mso-position-horizontal:absolute;mso-position-horizontal-relative:text;mso-position-vertical:absolute;mso-position-vertical-relative:text;mso-width-percent:0;mso-height-percent:0;mso-width-relative:page;mso-height-relative:page;v-text-anchor:top" o:gfxdata="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" stroked="f">
               <v:fill opacity="0"/>
               <v:path arrowok="t"/>
               <v:textbox inset="0,0,0,0">
@@ -4114,7 +4216,7 @@
       <mc:AlternateContent>
         <mc:Choice Requires="wps">
           <w:drawing>
-            <wp:anchor distT="0" distB="0" distL="114300" distR="114300" simplePos="0" relativeHeight="251682816" behindDoc="0" locked="0" layoutInCell="1" allowOverlap="1" wp14:anchorId="4673D2AE">
+            <wp:anchor distT="0" distB="0" distL="114300" distR="114300" simplePos="0" relativeHeight="251682816" behindDoc="0" locked="0" layoutInCell="1" allowOverlap="1" wp14:anchorId="4673D2AE" wp14:editId="5B9B18DC">
               <wp:simplePos x="0" y="0"/>
               <wp:positionH relativeFrom="column">
                 <wp:posOffset>-17145</wp:posOffset>
@@ -4182,7 +4284,7 @@
         </mc:Choice>
         <mc:Fallback>
           <w:pict>
-            <v:shape w14:anchorId="4673D2AE" id="Надпись 27" o:spid="_x0000_s1036" type="#_x0000_t202" style="position:absolute;margin-left:-1.35pt;margin-top:.05pt;width:55.7pt;height:13.5pt;z-index:251682816;visibility:visible;mso-wrap-style:square;mso-width-percent:0;mso-height-percent:0;mso-wrap-distance-left:9pt;mso-wrap-distance-top:0;mso-wrap-distance-right:9pt;mso-wrap-distance-bottom:0;mso-position-horizontal:absolute;mso-position-horizontal-relative:text;mso-position-vertical:absolute;mso-position-vertical-relative:text;mso-width-percent:0;mso-height-percent:0;mso-width-relative:page;mso-height-relative:page;v-text-anchor:top" o:gfxdata="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" stroked="f">
+            <v:shape w14:anchorId="4673D2AE" id="Надпись 27" o:spid="_x0000_s1036" type="#_x0000_t202" style="position:absolute;margin-left:-1.35pt;margin-top:.05pt;width:55.7pt;height:13.5pt;z-index:251682816;visibility:visible;mso-wrap-style:square;mso-width-percent:0;mso-height-percent:0;mso-wrap-distance-left:9pt;mso-wrap-distance-top:0;mso-wrap-distance-right:9pt;mso-wrap-distance-bottom:0;mso-position-horizontal:absolute;mso-position-horizontal-relative:text;mso-position-vertical:absolute;mso-position-vertical-relative:text;mso-width-percent:0;mso-height-percent:0;mso-width-relative:page;mso-height-relative:page;v-text-anchor:top" o:gfxdata="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" stroked="f">
               <v:fill opacity="0"/>
               <v:textbox inset="0,0,0,0">
                 <w:txbxContent>
@@ -4291,7 +4393,7 @@
                               <w:sz w:val="28"/>
                               <w:szCs w:val="28"/>
                             </w:rPr>
-                            <w:t>Методы. Реализация полиморфизма</w:t>
+                            <w:t>МЕТОДЫ. РЕАЛИЗАЦИЯ ПОЛИМОРФИЗМА</w:t>
                           </w:r>
                         </w:p>
                       </w:txbxContent>
@@ -4313,7 +4415,7 @@
         </mc:Choice>
         <mc:Fallback>
           <w:pict>
-            <v:shape w14:anchorId="67FBF48E" id="Надпись 25" o:spid="_x0000_s1037" type="#_x0000_t202" style="position:absolute;margin-left:173.25pt;margin-top:-38.55pt;width:191.7pt;height:71pt;z-index:251680768;visibility:visible;mso-wrap-style:square;mso-width-percent:0;mso-height-percent:0;mso-wrap-distance-left:9pt;mso-wrap-distance-top:0;mso-wrap-distance-right:9pt;mso-wrap-distance-bottom:0;mso-position-horizontal:absolute;mso-position-horizontal-relative:text;mso-position-vertical:absolute;mso-position-vertical-relative:text;mso-width-percent:0;mso-height-percent:0;mso-width-relative:page;mso-height-relative:page;v-text-anchor:top" o:gfxdata="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" filled="f" stroked="f">
+            <v:shape w14:anchorId="67FBF48E" id="Надпись 25" o:spid="_x0000_s1037" type="#_x0000_t202" style="position:absolute;margin-left:173.25pt;margin-top:-38.55pt;width:191.7pt;height:71pt;z-index:251680768;visibility:visible;mso-wrap-style:square;mso-width-percent:0;mso-height-percent:0;mso-wrap-distance-left:9pt;mso-wrap-distance-top:0;mso-wrap-distance-right:9pt;mso-wrap-distance-bottom:0;mso-position-horizontal:absolute;mso-position-horizontal-relative:text;mso-position-vertical:absolute;mso-position-vertical-relative:text;mso-width-percent:0;mso-height-percent:0;mso-width-relative:page;mso-height-relative:page;v-text-anchor:top" o:gfxdata="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" filled="f" stroked="f">
               <v:textbox inset="0,0,0,0">
                 <w:txbxContent>
                   <w:p>
@@ -4330,7 +4432,7 @@
                         <w:sz w:val="28"/>
                         <w:szCs w:val="28"/>
                       </w:rPr>
-                      <w:t>Методы. Реализация полиморфизма</w:t>
+                      <w:t>МЕТОДЫ. РЕАЛИЗАЦИЯ ПОЛИМОРФИЗМА</w:t>
                     </w:r>
                   </w:p>
                 </w:txbxContent>
@@ -4417,7 +4519,7 @@
         </mc:Choice>
         <mc:Fallback>
           <w:pict>
-            <v:shape w14:anchorId="41D32F9F" id="Надпись 26" o:spid="_x0000_s1038" type="#_x0000_t202" style="position:absolute;margin-left:38.7pt;margin-top:-39pt;width:60.4pt;height:11.05pt;z-index:251673600;visibility:visible;mso-wrap-style:square;mso-width-percent:0;mso-height-percent:0;mso-wrap-distance-left:9pt;mso-wrap-distance-top:0;mso-wrap-distance-right:9pt;mso-wrap-distance-bottom:0;mso-position-horizontal:absolute;mso-position-horizontal-relative:text;mso-position-vertical:absolute;mso-position-vertical-relative:text;mso-width-percent:0;mso-height-percent:0;mso-width-relative:page;mso-height-relative:page;v-text-anchor:top" o:gfxdata="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" filled="f" stroked="f">
+            <v:shape w14:anchorId="41D32F9F" id="Надпись 26" o:spid="_x0000_s1038" type="#_x0000_t202" style="position:absolute;margin-left:38.7pt;margin-top:-39pt;width:60.4pt;height:11.05pt;z-index:251673600;visibility:visible;mso-wrap-style:square;mso-width-percent:0;mso-height-percent:0;mso-wrap-distance-left:9pt;mso-wrap-distance-top:0;mso-wrap-distance-right:9pt;mso-wrap-distance-bottom:0;mso-position-horizontal:absolute;mso-position-horizontal-relative:text;mso-position-vertical:absolute;mso-position-vertical-relative:text;mso-width-percent:0;mso-height-percent:0;mso-width-relative:page;mso-height-relative:page;v-text-anchor:top" o:gfxdata="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" filled="f" stroked="f">
               <v:textbox inset="0,0,0,0">
                 <w:txbxContent>
                   <w:p>
@@ -4449,7 +4551,7 @@
       <mc:AlternateContent>
         <mc:Choice Requires="wps">
           <w:drawing>
-            <wp:anchor distT="0" distB="0" distL="114300" distR="114300" simplePos="0" relativeHeight="251666432" behindDoc="0" locked="0" layoutInCell="1" allowOverlap="1" wp14:anchorId="22D48FF2">
+            <wp:anchor distT="0" distB="0" distL="114300" distR="114300" simplePos="0" relativeHeight="251666432" behindDoc="0" locked="0" layoutInCell="1" allowOverlap="1" wp14:anchorId="22D48FF2" wp14:editId="68159393">
               <wp:simplePos x="0" y="0"/>
               <wp:positionH relativeFrom="column">
                 <wp:posOffset>118110</wp:posOffset>
@@ -4535,7 +4637,7 @@
         </mc:Choice>
         <mc:Fallback>
           <w:pict>
-            <v:shape w14:anchorId="22D48FF2" id="Надпись 24" o:spid="_x0000_s1039" type="#_x0000_t202" style="position:absolute;margin-left:9.3pt;margin-top:-55.05pt;width:28.4pt;height:11.85pt;z-index:251666432;visibility:visible;mso-wrap-style:square;mso-width-percent:0;mso-height-percent:0;mso-wrap-distance-left:9pt;mso-wrap-distance-top:0;mso-wrap-distance-right:9pt;mso-wrap-distance-bottom:0;mso-position-horizontal:absolute;mso-position-horizontal-relative:text;mso-position-vertical:absolute;mso-position-vertical-relative:text;mso-width-percent:0;mso-height-percent:0;mso-width-relative:page;mso-height-relative:page;v-text-anchor:top" o:gfxdata="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" filled="f" stroked="f">
+            <v:shape w14:anchorId="22D48FF2" id="Надпись 24" o:spid="_x0000_s1039" type="#_x0000_t202" style="position:absolute;margin-left:9.3pt;margin-top:-55.05pt;width:28.4pt;height:11.85pt;z-index:251666432;visibility:visible;mso-wrap-style:square;mso-width-percent:0;mso-height-percent:0;mso-wrap-distance-left:9pt;mso-wrap-distance-top:0;mso-wrap-distance-right:9pt;mso-wrap-distance-bottom:0;mso-position-horizontal:absolute;mso-position-horizontal-relative:text;mso-position-vertical:absolute;mso-position-vertical-relative:text;mso-width-percent:0;mso-height-percent:0;mso-width-relative:page;mso-height-relative:page;v-text-anchor:top" o:gfxdata="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" filled="f" stroked="f">
               <v:textbox inset="0,0,0,0">
                 <w:txbxContent>
                   <w:p>
@@ -4583,7 +4685,7 @@
       <mc:AlternateContent>
         <mc:Choice Requires="wps">
           <w:drawing>
-            <wp:anchor distT="0" distB="0" distL="114299" distR="114299" simplePos="0" relativeHeight="251653120" behindDoc="0" locked="0" layoutInCell="1" allowOverlap="1" wp14:anchorId="2EDF42C4">
+            <wp:anchor distT="0" distB="0" distL="114299" distR="114299" simplePos="0" relativeHeight="251653120" behindDoc="0" locked="0" layoutInCell="1" allowOverlap="1" wp14:anchorId="2EDF42C4" wp14:editId="1ECB5E93">
               <wp:simplePos x="0" y="0"/>
               <wp:positionH relativeFrom="page">
                 <wp:posOffset>1379220</wp:posOffset>
@@ -4644,7 +4746,7 @@
         </mc:Choice>
         <mc:Fallback>
           <w:pict>
-            <v:line w14:anchorId="07F78F0A" id="Line 19" o:spid="_x0000_s1026" style="position:absolute;z-index:251653120;visibility:visible;mso-wrap-style:square;mso-width-percent:0;mso-height-percent:0;mso-wrap-distance-left:3.17497mm;mso-wrap-distance-top:0;mso-wrap-distance-right:3.17497mm;mso-wrap-distance-bottom:0;mso-position-horizontal:absolute;mso-position-horizontal-relative:page;mso-position-vertical:absolute;mso-position-vertical-relative:page;mso-width-percent:0;mso-height-percent:0;mso-width-relative:page;mso-height-relative:page" from="108.6pt,711.85pt" to="108.6pt,825.25pt" o:gfxdata="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" strokeweight="1.5pt">
+            <v:line w14:anchorId="07F78F0A" id="Line 19" o:spid="_x0000_s1026" style="position:absolute;z-index:251653120;visibility:visible;mso-wrap-style:square;mso-width-percent:0;mso-height-percent:0;mso-wrap-distance-left:3.17497mm;mso-wrap-distance-top:0;mso-wrap-distance-right:3.17497mm;mso-wrap-distance-bottom:0;mso-position-horizontal:absolute;mso-position-horizontal-relative:page;mso-position-vertical:absolute;mso-position-vertical-relative:page;mso-width-percent:0;mso-height-percent:0;mso-width-relative:page;mso-height-relative:page" from="108.6pt,711.85pt" to="108.6pt,825.25pt" o:gfxdata="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" strokeweight="1.5pt">
               <o:lock v:ext="edit" shapetype="f"/>
               <w10:wrap anchorx="page" anchory="page"/>
             </v:line>
@@ -4659,7 +4761,7 @@
       <mc:AlternateContent>
         <mc:Choice Requires="wps">
           <w:drawing>
-            <wp:anchor distT="0" distB="0" distL="114299" distR="114299" simplePos="0" relativeHeight="251652096" behindDoc="0" locked="0" layoutInCell="1" allowOverlap="1" wp14:anchorId="074BD3CE">
+            <wp:anchor distT="0" distB="0" distL="114299" distR="114299" simplePos="0" relativeHeight="251652096" behindDoc="0" locked="0" layoutInCell="1" allowOverlap="1" wp14:anchorId="074BD3CE" wp14:editId="7AF7DDA7">
               <wp:simplePos x="0" y="0"/>
               <wp:positionH relativeFrom="page">
                 <wp:posOffset>1012825</wp:posOffset>
@@ -4720,7 +4822,7 @@
         </mc:Choice>
         <mc:Fallback>
           <w:pict>
-            <v:line w14:anchorId="46A622F6" id="Line 18" o:spid="_x0000_s1026" style="position:absolute;z-index:251652096;visibility:visible;mso-wrap-style:square;mso-width-percent:0;mso-height-percent:0;mso-wrap-distance-left:3.17497mm;mso-wrap-distance-top:0;mso-wrap-distance-right:3.17497mm;mso-wrap-distance-bottom:0;mso-position-horizontal:absolute;mso-position-horizontal-relative:page;mso-position-vertical:absolute;mso-position-vertical-relative:page;mso-width-percent:0;mso-height-percent:0;mso-width-relative:page;mso-height-relative:page" from="79.75pt,711.85pt" to="79.75pt,754.35pt" o:gfxdata="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" strokeweight="1.5pt">
+            <v:line w14:anchorId="46A622F6" id="Line 18" o:spid="_x0000_s1026" style="position:absolute;z-index:251652096;visibility:visible;mso-wrap-style:square;mso-width-percent:0;mso-height-percent:0;mso-wrap-distance-left:3.17497mm;mso-wrap-distance-top:0;mso-wrap-distance-right:3.17497mm;mso-wrap-distance-bottom:0;mso-position-horizontal:absolute;mso-position-horizontal-relative:page;mso-position-vertical:absolute;mso-position-vertical-relative:page;mso-width-percent:0;mso-height-percent:0;mso-width-relative:page;mso-height-relative:page" from="79.75pt,711.85pt" to="79.75pt,754.35pt" o:gfxdata="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" strokeweight="1.5pt">
               <o:lock v:ext="edit" shapetype="f"/>
               <w10:wrap anchorx="page" anchory="page"/>
             </v:line>
@@ -4735,7 +4837,7 @@
       <mc:AlternateContent>
         <mc:Choice Requires="wps">
           <w:drawing>
-            <wp:anchor distT="0" distB="0" distL="114300" distR="114300" simplePos="0" relativeHeight="251668480" behindDoc="0" locked="0" layoutInCell="1" allowOverlap="1" wp14:anchorId="6B22EBB2">
+            <wp:anchor distT="0" distB="0" distL="114300" distR="114300" simplePos="0" relativeHeight="251668480" behindDoc="0" locked="0" layoutInCell="1" allowOverlap="1" wp14:anchorId="6B22EBB2" wp14:editId="11FF4EF9">
               <wp:simplePos x="0" y="0"/>
               <wp:positionH relativeFrom="column">
                 <wp:posOffset>552450</wp:posOffset>
@@ -4840,7 +4942,7 @@
         </mc:Choice>
         <mc:Fallback>
           <w:pict>
-            <v:shape w14:anchorId="6B22EBB2" id="Text Box 47" o:spid="_x0000_s1040" type="#_x0000_t202" style="position:absolute;margin-left:43.5pt;margin-top:-54.85pt;width:54.65pt;height:12.6pt;z-index:251668480;visibility:visible;mso-wrap-style:square;mso-width-percent:0;mso-height-percent:0;mso-wrap-distance-left:9pt;mso-wrap-distance-top:0;mso-wrap-distance-right:9pt;mso-wrap-distance-bottom:0;mso-position-horizontal:absolute;mso-position-horizontal-relative:text;mso-position-vertical:absolute;mso-position-vertical-relative:text;mso-width-percent:0;mso-height-percent:0;mso-width-relative:page;mso-height-relative:page;v-text-anchor:top" o:gfxdata="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" filled="f" stroked="f">
+            <v:shape w14:anchorId="6B22EBB2" id="Text Box 47" o:spid="_x0000_s1040" type="#_x0000_t202" style="position:absolute;margin-left:43.5pt;margin-top:-54.85pt;width:54.65pt;height:12.6pt;z-index:251668480;visibility:visible;mso-wrap-style:square;mso-width-percent:0;mso-height-percent:0;mso-wrap-distance-left:9pt;mso-wrap-distance-top:0;mso-wrap-distance-right:9pt;mso-wrap-distance-bottom:0;mso-position-horizontal:absolute;mso-position-horizontal-relative:text;mso-position-vertical:absolute;mso-position-vertical-relative:text;mso-width-percent:0;mso-height-percent:0;mso-width-relative:page;mso-height-relative:page;v-text-anchor:top" o:gfxdata="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" filled="f" stroked="f">
               <v:path arrowok="t"/>
               <v:textbox inset="0,0,0,0">
                 <w:txbxContent>
@@ -4889,7 +4991,7 @@
       <mc:AlternateContent>
         <mc:Choice Requires="wps">
           <w:drawing>
-            <wp:anchor distT="0" distB="0" distL="114300" distR="114300" simplePos="0" relativeHeight="251678720" behindDoc="0" locked="0" layoutInCell="1" allowOverlap="1" wp14:anchorId="3F33EF6F">
+            <wp:anchor distT="0" distB="0" distL="114300" distR="114300" simplePos="0" relativeHeight="251678720" behindDoc="0" locked="0" layoutInCell="1" allowOverlap="1" wp14:anchorId="3F33EF6F" wp14:editId="0A857150">
               <wp:simplePos x="0" y="0"/>
               <wp:positionH relativeFrom="column">
                 <wp:posOffset>5212080</wp:posOffset>
@@ -4957,7 +5059,7 @@
         </mc:Choice>
         <mc:Fallback>
           <w:pict>
-            <v:shape w14:anchorId="3F33EF6F" id="Надпись 23" o:spid="_x0000_s1041" type="#_x0000_t202" style="position:absolute;margin-left:410.4pt;margin-top:-26.95pt;width:100.75pt;height:19.15pt;z-index:251678720;visibility:visible;mso-wrap-style:square;mso-width-percent:0;mso-height-percent:0;mso-wrap-distance-left:9pt;mso-wrap-distance-top:0;mso-wrap-distance-right:9pt;mso-wrap-distance-bottom:0;mso-position-horizontal:absolute;mso-position-horizontal-relative:text;mso-position-vertical:absolute;mso-position-vertical-relative:text;mso-width-percent:0;mso-height-percent:0;mso-width-relative:page;mso-height-relative:page;v-text-anchor:top" o:gfxdata="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" filled="f" stroked="f">
+            <v:shape w14:anchorId="3F33EF6F" id="Надпись 23" o:spid="_x0000_s1041" type="#_x0000_t202" style="position:absolute;margin-left:410.4pt;margin-top:-26.95pt;width:100.75pt;height:19.15pt;z-index:251678720;visibility:visible;mso-wrap-style:square;mso-width-percent:0;mso-height-percent:0;mso-wrap-distance-left:9pt;mso-wrap-distance-top:0;mso-wrap-distance-right:9pt;mso-wrap-distance-bottom:0;mso-position-horizontal:absolute;mso-position-horizontal-relative:text;mso-position-vertical:absolute;mso-position-vertical-relative:text;mso-width-percent:0;mso-height-percent:0;mso-width-relative:page;mso-height-relative:page;v-text-anchor:top" o:gfxdata="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" filled="f" stroked="f">
               <v:textbox inset="0,0,0,0">
                 <w:txbxContent>
                   <w:p>
@@ -4987,7 +5089,7 @@
       <mc:AlternateContent>
         <mc:Choice Requires="wps">
           <w:drawing>
-            <wp:anchor distT="0" distB="0" distL="114298" distR="114298" simplePos="0" relativeHeight="251689984" behindDoc="0" locked="0" layoutInCell="1" allowOverlap="1" wp14:anchorId="4166DD5C">
+            <wp:anchor distT="0" distB="0" distL="114298" distR="114298" simplePos="0" relativeHeight="251689984" behindDoc="0" locked="0" layoutInCell="1" allowOverlap="1" wp14:anchorId="4166DD5C" wp14:editId="3C58CF26">
               <wp:simplePos x="0" y="0"/>
               <wp:positionH relativeFrom="page">
                 <wp:posOffset>5939154</wp:posOffset>
@@ -5041,7 +5143,7 @@
         </mc:Choice>
         <mc:Fallback>
           <w:pict>
-            <v:line w14:anchorId="39CA96B3" id="Прямая соединительная линия 22" o:spid="_x0000_s1026" style="position:absolute;z-index:251689984;visibility:visible;mso-wrap-style:square;mso-width-percent:0;mso-height-percent:0;mso-wrap-distance-left:3.17494mm;mso-wrap-distance-top:0;mso-wrap-distance-right:3.17494mm;mso-wrap-distance-bottom:0;mso-position-horizontal:absolute;mso-position-horizontal-relative:page;mso-position-vertical:absolute;mso-position-vertical-relative:page;mso-width-percent:0;mso-height-percent:0;mso-width-relative:page;mso-height-relative:page" from="467.65pt,768.45pt" to="467.65pt,781.65pt" o:gfxdata="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" strokeweight="1.5pt">
+            <v:line w14:anchorId="39CA96B3" id="Прямая соединительная линия 22" o:spid="_x0000_s1026" style="position:absolute;z-index:251689984;visibility:visible;mso-wrap-style:square;mso-width-percent:0;mso-height-percent:0;mso-wrap-distance-left:3.17494mm;mso-wrap-distance-top:0;mso-wrap-distance-right:3.17494mm;mso-wrap-distance-bottom:0;mso-position-horizontal:absolute;mso-position-horizontal-relative:page;mso-position-vertical:absolute;mso-position-vertical-relative:page;mso-width-percent:0;mso-height-percent:0;mso-width-relative:page;mso-height-relative:page" from="467.65pt,768.45pt" to="467.65pt,781.65pt" o:gfxdata="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" strokeweight="1.5pt">
               <o:lock v:ext="edit" shapetype="f"/>
               <w10:wrap anchorx="page" anchory="page"/>
             </v:line>
@@ -5056,7 +5158,7 @@
       <mc:AlternateContent>
         <mc:Choice Requires="wps">
           <w:drawing>
-            <wp:anchor distT="0" distB="0" distL="114299" distR="114299" simplePos="0" relativeHeight="251688960" behindDoc="0" locked="0" layoutInCell="1" allowOverlap="1" wp14:anchorId="11965FE8">
+            <wp:anchor distT="0" distB="0" distL="114299" distR="114299" simplePos="0" relativeHeight="251688960" behindDoc="0" locked="0" layoutInCell="1" allowOverlap="1" wp14:anchorId="11965FE8" wp14:editId="360FAA6A">
               <wp:simplePos x="0" y="0"/>
               <wp:positionH relativeFrom="page">
                 <wp:posOffset>5753100</wp:posOffset>
@@ -5117,7 +5219,7 @@
         </mc:Choice>
         <mc:Fallback>
           <w:pict>
-            <v:line w14:anchorId="290FF902" id="Line 115" o:spid="_x0000_s1026" style="position:absolute;z-index:251688960;visibility:visible;mso-wrap-style:square;mso-width-percent:0;mso-height-percent:0;mso-wrap-distance-left:3.17497mm;mso-wrap-distance-top:0;mso-wrap-distance-right:3.17497mm;mso-wrap-distance-bottom:0;mso-position-horizontal:absolute;mso-position-horizontal-relative:page;mso-position-vertical:absolute;mso-position-vertical-relative:page;mso-width-percent:0;mso-height-percent:0;mso-width-relative:page;mso-height-relative:page" from="453pt,767.45pt" to="453pt,782.2pt" o:gfxdata="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" strokeweight="1.5pt">
+            <v:line w14:anchorId="290FF902" id="Line 115" o:spid="_x0000_s1026" style="position:absolute;z-index:251688960;visibility:visible;mso-wrap-style:square;mso-width-percent:0;mso-height-percent:0;mso-wrap-distance-left:3.17497mm;mso-wrap-distance-top:0;mso-wrap-distance-right:3.17497mm;mso-wrap-distance-bottom:0;mso-position-horizontal:absolute;mso-position-horizontal-relative:page;mso-position-vertical:absolute;mso-position-vertical-relative:page;mso-width-percent:0;mso-height-percent:0;mso-width-relative:page;mso-height-relative:page" from="453pt,767.45pt" to="453pt,782.2pt" o:gfxdata="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" strokeweight="1.5pt">
               <o:lock v:ext="edit" shapetype="f"/>
               <w10:wrap anchorx="page" anchory="page"/>
             </v:line>
@@ -5132,7 +5234,7 @@
       <mc:AlternateContent>
         <mc:Choice Requires="wps">
           <w:drawing>
-            <wp:anchor distT="0" distB="0" distL="114299" distR="114299" simplePos="0" relativeHeight="251658240" behindDoc="0" locked="0" layoutInCell="1" allowOverlap="1" wp14:anchorId="0C45D489">
+            <wp:anchor distT="0" distB="0" distL="114299" distR="114299" simplePos="0" relativeHeight="251658240" behindDoc="0" locked="0" layoutInCell="1" allowOverlap="1" wp14:anchorId="0C45D489" wp14:editId="12097489">
               <wp:simplePos x="0" y="0"/>
               <wp:positionH relativeFrom="page">
                 <wp:posOffset>6120130</wp:posOffset>
@@ -5193,7 +5295,7 @@
         </mc:Choice>
         <mc:Fallback>
           <w:pict>
-            <v:line w14:anchorId="3361AF35" id="Line 25" o:spid="_x0000_s1026" style="position:absolute;z-index:251658240;visibility:visible;mso-wrap-style:square;mso-width-percent:0;mso-height-percent:0;mso-wrap-distance-left:3.17497mm;mso-wrap-distance-top:0;mso-wrap-distance-right:3.17497mm;mso-wrap-distance-bottom:0;mso-position-horizontal:absolute;mso-position-horizontal-relative:page;mso-position-vertical:absolute;mso-position-vertical-relative:page;mso-width-percent:0;mso-height-percent:0;mso-width-relative:page;mso-height-relative:page" from="481.9pt,753.5pt" to="481.9pt,781.85pt" o:gfxdata="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" strokeweight="1.5pt">
+            <v:line w14:anchorId="3361AF35" id="Line 25" o:spid="_x0000_s1026" style="position:absolute;z-index:251658240;visibility:visible;mso-wrap-style:square;mso-width-percent:0;mso-height-percent:0;mso-wrap-distance-left:3.17497mm;mso-wrap-distance-top:0;mso-wrap-distance-right:3.17497mm;mso-wrap-distance-bottom:0;mso-position-horizontal:absolute;mso-position-horizontal-relative:page;mso-position-vertical:absolute;mso-position-vertical-relative:page;mso-width-percent:0;mso-height-percent:0;mso-width-relative:page;mso-height-relative:page" from="481.9pt,753.5pt" to="481.9pt,781.85pt" o:gfxdata="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" strokeweight="1.5pt">
               <o:lock v:ext="edit" shapetype="f"/>
               <w10:wrap anchorx="page" anchory="page"/>
             </v:line>
@@ -5208,7 +5310,7 @@
       <mc:AlternateContent>
         <mc:Choice Requires="wps">
           <w:drawing>
-            <wp:anchor distT="0" distB="0" distL="114300" distR="114300" simplePos="0" relativeHeight="251687936" behindDoc="0" locked="0" layoutInCell="1" allowOverlap="1" wp14:anchorId="59237653">
+            <wp:anchor distT="0" distB="0" distL="114300" distR="114300" simplePos="0" relativeHeight="251687936" behindDoc="0" locked="0" layoutInCell="1" allowOverlap="1" wp14:anchorId="59237653" wp14:editId="0FC85EF3">
               <wp:simplePos x="0" y="0"/>
               <wp:positionH relativeFrom="column">
                 <wp:posOffset>539115</wp:posOffset>
@@ -5286,7 +5388,7 @@
         </mc:Choice>
         <mc:Fallback>
           <w:pict>
-            <v:shape w14:anchorId="59237653" id="Text Box 114" o:spid="_x0000_s1042" type="#_x0000_t202" style="position:absolute;margin-left:42.45pt;margin-top:15.9pt;width:56.75pt;height:14.2pt;z-index:251687936;visibility:visible;mso-wrap-style:square;mso-width-percent:0;mso-height-percent:0;mso-wrap-distance-left:9pt;mso-wrap-distance-top:0;mso-wrap-distance-right:9pt;mso-wrap-distance-bottom:0;mso-position-horizontal:absolute;mso-position-horizontal-relative:text;mso-position-vertical:absolute;mso-position-vertical-relative:text;mso-width-percent:0;mso-height-percent:0;mso-width-relative:page;mso-height-relative:page;v-text-anchor:top" o:gfxdata="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" stroked="f">
+            <v:shape w14:anchorId="59237653" id="Text Box 114" o:spid="_x0000_s1042" type="#_x0000_t202" style="position:absolute;margin-left:42.45pt;margin-top:15.9pt;width:56.75pt;height:14.2pt;z-index:251687936;visibility:visible;mso-wrap-style:square;mso-width-percent:0;mso-height-percent:0;mso-wrap-distance-left:9pt;mso-wrap-distance-top:0;mso-wrap-distance-right:9pt;mso-wrap-distance-bottom:0;mso-position-horizontal:absolute;mso-position-horizontal-relative:text;mso-position-vertical:absolute;mso-position-vertical-relative:text;mso-width-percent:0;mso-height-percent:0;mso-width-relative:page;mso-height-relative:page;v-text-anchor:top" o:gfxdata="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" stroked="f">
               <v:fill opacity="0"/>
               <v:path arrowok="t"/>
               <v:textbox inset="0,0,0,0">
@@ -5312,7 +5414,7 @@
       <mc:AlternateContent>
         <mc:Choice Requires="wps">
           <w:drawing>
-            <wp:anchor distT="0" distB="0" distL="114300" distR="114300" simplePos="0" relativeHeight="251686912" behindDoc="0" locked="0" layoutInCell="1" allowOverlap="1" wp14:anchorId="68CF6761">
+            <wp:anchor distT="0" distB="0" distL="114300" distR="114300" simplePos="0" relativeHeight="251686912" behindDoc="0" locked="0" layoutInCell="1" allowOverlap="1" wp14:anchorId="68CF6761" wp14:editId="14EF4614">
               <wp:simplePos x="0" y="0"/>
               <wp:positionH relativeFrom="column">
                 <wp:posOffset>541655</wp:posOffset>
@@ -5372,7 +5474,7 @@
         </mc:Choice>
         <mc:Fallback>
           <w:pict>
-            <v:shape w14:anchorId="68CF6761" id="Надпись 21" o:spid="_x0000_s1043" type="#_x0000_t202" style="position:absolute;margin-left:42.65pt;margin-top:1.8pt;width:56.45pt;height:13.9pt;z-index:251686912;visibility:visible;mso-wrap-style:square;mso-width-percent:0;mso-height-percent:0;mso-wrap-distance-left:9pt;mso-wrap-distance-top:0;mso-wrap-distance-right:9pt;mso-wrap-distance-bottom:0;mso-position-horizontal:absolute;mso-position-horizontal-relative:text;mso-position-vertical:absolute;mso-position-vertical-relative:text;mso-width-percent:0;mso-height-percent:0;mso-width-relative:page;mso-height-relative:page;v-text-anchor:top" o:gfxdata="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" stroked="f">
+            <v:shape w14:anchorId="68CF6761" id="Надпись 21" o:spid="_x0000_s1043" type="#_x0000_t202" style="position:absolute;margin-left:42.65pt;margin-top:1.8pt;width:56.45pt;height:13.9pt;z-index:251686912;visibility:visible;mso-wrap-style:square;mso-width-percent:0;mso-height-percent:0;mso-wrap-distance-left:9pt;mso-wrap-distance-top:0;mso-wrap-distance-right:9pt;mso-wrap-distance-bottom:0;mso-position-horizontal:absolute;mso-position-horizontal-relative:text;mso-position-vertical:absolute;mso-position-vertical-relative:text;mso-width-percent:0;mso-height-percent:0;mso-width-relative:page;mso-height-relative:page;v-text-anchor:top" o:gfxdata="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" stroked="f">
               <v:fill opacity="0"/>
               <v:textbox inset="0,0,0,0">
                 <w:txbxContent>
@@ -5391,7 +5493,7 @@
       <mc:AlternateContent>
         <mc:Choice Requires="wps">
           <w:drawing>
-            <wp:anchor distT="0" distB="0" distL="114300" distR="114300" simplePos="0" relativeHeight="251685888" behindDoc="0" locked="0" layoutInCell="1" allowOverlap="1" wp14:anchorId="7DC1216D">
+            <wp:anchor distT="0" distB="0" distL="114300" distR="114300" simplePos="0" relativeHeight="251685888" behindDoc="0" locked="0" layoutInCell="1" allowOverlap="1" wp14:anchorId="7DC1216D" wp14:editId="3A6030C7">
               <wp:simplePos x="0" y="0"/>
               <wp:positionH relativeFrom="column">
                 <wp:posOffset>539115</wp:posOffset>
@@ -5455,7 +5557,7 @@
         </mc:Choice>
         <mc:Fallback>
           <w:pict>
-            <v:shape w14:anchorId="7DC1216D" id="Надпись 20" o:spid="_x0000_s1044" type="#_x0000_t202" style="position:absolute;margin-left:42.45pt;margin-top:-12.45pt;width:56.75pt;height:14.2pt;z-index:251685888;visibility:visible;mso-wrap-style:square;mso-width-percent:0;mso-height-percent:0;mso-wrap-distance-left:9pt;mso-wrap-distance-top:0;mso-wrap-distance-right:9pt;mso-wrap-distance-bottom:0;mso-position-horizontal:absolute;mso-position-horizontal-relative:text;mso-position-vertical:absolute;mso-position-vertical-relative:text;mso-width-percent:0;mso-height-percent:0;mso-width-relative:page;mso-height-relative:page;v-text-anchor:top" o:gfxdata="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" stroked="f">
+            <v:shape w14:anchorId="7DC1216D" id="Надпись 20" o:spid="_x0000_s1044" type="#_x0000_t202" style="position:absolute;margin-left:42.45pt;margin-top:-12.45pt;width:56.75pt;height:14.2pt;z-index:251685888;visibility:visible;mso-wrap-style:square;mso-width-percent:0;mso-height-percent:0;mso-wrap-distance-left:9pt;mso-wrap-distance-top:0;mso-wrap-distance-right:9pt;mso-wrap-distance-bottom:0;mso-position-horizontal:absolute;mso-position-horizontal-relative:text;mso-position-vertical:absolute;mso-position-vertical-relative:text;mso-width-percent:0;mso-height-percent:0;mso-width-relative:page;mso-height-relative:page;v-text-anchor:top" o:gfxdata="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" stroked="f">
               <v:fill opacity="0"/>
               <v:textbox inset="0,0,0,0">
                 <w:txbxContent>
@@ -5478,7 +5580,7 @@
       <mc:AlternateContent>
         <mc:Choice Requires="wps">
           <w:drawing>
-            <wp:anchor distT="0" distB="0" distL="114300" distR="114300" simplePos="0" relativeHeight="251684864" behindDoc="0" locked="0" layoutInCell="1" allowOverlap="1" wp14:anchorId="4FA1083E">
+            <wp:anchor distT="0" distB="0" distL="114300" distR="114300" simplePos="0" relativeHeight="251684864" behindDoc="0" locked="0" layoutInCell="1" allowOverlap="1" wp14:anchorId="4FA1083E" wp14:editId="173C0F06">
               <wp:simplePos x="0" y="0"/>
               <wp:positionH relativeFrom="column">
                 <wp:posOffset>-177800</wp:posOffset>
@@ -5572,7 +5674,7 @@
         </mc:Choice>
         <mc:Fallback>
           <w:pict>
-            <v:shape w14:anchorId="4FA1083E" id="Text Box 111" o:spid="_x0000_s1045" type="#_x0000_t202" style="position:absolute;margin-left:-14pt;margin-top:16.05pt;width:56.8pt;height:13.5pt;z-index:251684864;visibility:visible;mso-wrap-style:square;mso-width-percent:0;mso-height-percent:0;mso-wrap-distance-left:9pt;mso-wrap-distance-top:0;mso-wrap-distance-right:9pt;mso-wrap-distance-bottom:0;mso-position-horizontal:absolute;mso-position-horizontal-relative:text;mso-position-vertical:absolute;mso-position-vertical-relative:text;mso-width-percent:0;mso-height-percent:0;mso-width-relative:page;mso-height-relative:page;v-text-anchor:top" o:gfxdata="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" stroked="f">
+            <v:shape w14:anchorId="4FA1083E" id="Text Box 111" o:spid="_x0000_s1045" type="#_x0000_t202" style="position:absolute;margin-left:-14pt;margin-top:16.05pt;width:56.8pt;height:13.5pt;z-index:251684864;visibility:visible;mso-wrap-style:square;mso-width-percent:0;mso-height-percent:0;mso-wrap-distance-left:9pt;mso-wrap-distance-top:0;mso-wrap-distance-right:9pt;mso-wrap-distance-bottom:0;mso-position-horizontal:absolute;mso-position-horizontal-relative:text;mso-position-vertical:absolute;mso-position-vertical-relative:text;mso-width-percent:0;mso-height-percent:0;mso-width-relative:page;mso-height-relative:page;v-text-anchor:top" o:gfxdata="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" stroked="f">
               <v:fill opacity="0"/>
               <v:path arrowok="t"/>
               <v:textbox inset="0,0,0,0">
@@ -5614,7 +5716,7 @@
       <mc:AlternateContent>
         <mc:Choice Requires="wps">
           <w:drawing>
-            <wp:anchor distT="0" distB="0" distL="114300" distR="114300" simplePos="0" relativeHeight="251671552" behindDoc="0" locked="0" layoutInCell="1" allowOverlap="1" wp14:anchorId="73B4EDD9">
+            <wp:anchor distT="0" distB="0" distL="114300" distR="114300" simplePos="0" relativeHeight="251671552" behindDoc="0" locked="0" layoutInCell="1" allowOverlap="1" wp14:anchorId="73B4EDD9" wp14:editId="76190CA7">
               <wp:simplePos x="0" y="0"/>
               <wp:positionH relativeFrom="column">
                 <wp:posOffset>-168910</wp:posOffset>
@@ -5723,7 +5825,7 @@
         </mc:Choice>
         <mc:Fallback>
           <w:pict>
-            <v:shape w14:anchorId="73B4EDD9" id="Text Box 50" o:spid="_x0000_s1046" type="#_x0000_t202" style="position:absolute;margin-left:-13.3pt;margin-top:-41.4pt;width:56.8pt;height:14.2pt;z-index:251671552;visibility:visible;mso-wrap-style:square;mso-width-percent:0;mso-height-percent:0;mso-wrap-distance-left:9pt;mso-wrap-distance-top:0;mso-wrap-distance-right:9pt;mso-wrap-distance-bottom:0;mso-position-horizontal:absolute;mso-position-horizontal-relative:text;mso-position-vertical:absolute;mso-position-vertical-relative:text;mso-width-percent:0;mso-height-percent:0;mso-width-relative:page;mso-height-relative:page;v-text-anchor:top" o:gfxdata="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" filled="f" stroked="f">
+            <v:shape w14:anchorId="73B4EDD9" id="Text Box 50" o:spid="_x0000_s1046" type="#_x0000_t202" style="position:absolute;margin-left:-13.3pt;margin-top:-41.4pt;width:56.8pt;height:14.2pt;z-index:251671552;visibility:visible;mso-wrap-style:square;mso-width-percent:0;mso-height-percent:0;mso-wrap-distance-left:9pt;mso-wrap-distance-top:0;mso-wrap-distance-right:9pt;mso-wrap-distance-bottom:0;mso-position-horizontal:absolute;mso-position-horizontal-relative:text;mso-position-vertical:absolute;mso-position-vertical-relative:text;mso-width-percent:0;mso-height-percent:0;mso-width-relative:page;mso-height-relative:page;v-text-anchor:top" o:gfxdata="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" filled="f" stroked="f">
               <v:path arrowok="t"/>
               <v:textbox inset="0,0,0,0">
                 <w:txbxContent>
@@ -5776,7 +5878,7 @@
       <mc:AlternateContent>
         <mc:Choice Requires="wps">
           <w:drawing>
-            <wp:anchor distT="0" distB="0" distL="114300" distR="114300" simplePos="0" relativeHeight="251672576" behindDoc="0" locked="0" layoutInCell="1" allowOverlap="1" wp14:anchorId="3E2231AE">
+            <wp:anchor distT="0" distB="0" distL="114300" distR="114300" simplePos="0" relativeHeight="251672576" behindDoc="0" locked="0" layoutInCell="1" allowOverlap="1" wp14:anchorId="3E2231AE" wp14:editId="3A075AB4">
               <wp:simplePos x="0" y="0"/>
               <wp:positionH relativeFrom="column">
                 <wp:posOffset>-182880</wp:posOffset>
@@ -5931,7 +6033,7 @@
         </mc:Choice>
         <mc:Fallback>
           <w:pict>
-            <v:shape w14:anchorId="3E2231AE" id="Text Box 51" o:spid="_x0000_s1047" type="#_x0000_t202" style="position:absolute;margin-left:-14.4pt;margin-top:-26.95pt;width:56.8pt;height:14.2pt;z-index:251672576;visibility:visible;mso-wrap-style:square;mso-width-percent:0;mso-height-percent:0;mso-wrap-distance-left:9pt;mso-wrap-distance-top:0;mso-wrap-distance-right:9pt;mso-wrap-distance-bottom:0;mso-position-horizontal:absolute;mso-position-horizontal-relative:text;mso-position-vertical:absolute;mso-position-vertical-relative:text;mso-width-percent:0;mso-height-percent:0;mso-width-relative:page;mso-height-relative:page;v-text-anchor:top" o:gfxdata="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" filled="f" stroked="f">
+            <v:shape w14:anchorId="3E2231AE" id="Text Box 51" o:spid="_x0000_s1047" type="#_x0000_t202" style="position:absolute;margin-left:-14.4pt;margin-top:-26.95pt;width:56.8pt;height:14.2pt;z-index:251672576;visibility:visible;mso-wrap-style:square;mso-width-percent:0;mso-height-percent:0;mso-wrap-distance-left:9pt;mso-wrap-distance-top:0;mso-wrap-distance-right:9pt;mso-wrap-distance-bottom:0;mso-position-horizontal:absolute;mso-position-horizontal-relative:text;mso-position-vertical:absolute;mso-position-vertical-relative:text;mso-width-percent:0;mso-height-percent:0;mso-width-relative:page;mso-height-relative:page;v-text-anchor:top" o:gfxdata="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" filled="f" stroked="f">
               <v:path arrowok="t"/>
               <v:textbox inset="0,0,0,0">
                 <w:txbxContent>
@@ -6030,7 +6132,7 @@
       <mc:AlternateContent>
         <mc:Choice Requires="wps">
           <w:drawing>
-            <wp:anchor distT="0" distB="0" distL="114300" distR="114300" simplePos="0" relativeHeight="251674624" behindDoc="0" locked="0" layoutInCell="1" allowOverlap="1" wp14:anchorId="07C2A482">
+            <wp:anchor distT="0" distB="0" distL="114300" distR="114300" simplePos="0" relativeHeight="251674624" behindDoc="0" locked="0" layoutInCell="1" allowOverlap="1" wp14:anchorId="07C2A482" wp14:editId="472F84EE">
               <wp:simplePos x="0" y="0"/>
               <wp:positionH relativeFrom="column">
                 <wp:posOffset>537845</wp:posOffset>
@@ -6100,7 +6202,7 @@
         </mc:Choice>
         <mc:Fallback>
           <w:pict>
-            <v:shape w14:anchorId="07C2A482" id="Надпись 19" o:spid="_x0000_s1048" type="#_x0000_t202" style="position:absolute;margin-left:42.35pt;margin-top:-26.35pt;width:56.8pt;height:12.4pt;z-index:251674624;visibility:visible;mso-wrap-style:square;mso-width-percent:0;mso-height-percent:0;mso-wrap-distance-left:9pt;mso-wrap-distance-top:0;mso-wrap-distance-right:9pt;mso-wrap-distance-bottom:0;mso-position-horizontal:absolute;mso-position-horizontal-relative:text;mso-position-vertical:absolute;mso-position-vertical-relative:text;mso-width-percent:0;mso-height-percent:0;mso-width-relative:page;mso-height-relative:page;v-text-anchor:top" o:gfxdata="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" filled="f" stroked="f">
+            <v:shape w14:anchorId="07C2A482" id="Надпись 19" o:spid="_x0000_s1048" type="#_x0000_t202" style="position:absolute;margin-left:42.35pt;margin-top:-26.35pt;width:56.8pt;height:12.4pt;z-index:251674624;visibility:visible;mso-wrap-style:square;mso-width-percent:0;mso-height-percent:0;mso-wrap-distance-left:9pt;mso-wrap-distance-top:0;mso-wrap-distance-right:9pt;mso-wrap-distance-bottom:0;mso-position-horizontal:absolute;mso-position-horizontal-relative:text;mso-position-vertical:absolute;mso-position-vertical-relative:text;mso-width-percent:0;mso-height-percent:0;mso-width-relative:page;mso-height-relative:page;v-text-anchor:top" o:gfxdata="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" filled="f" stroked="f">
               <v:textbox inset="0,0,0,0">
                 <w:txbxContent>
                   <w:p>
@@ -6132,7 +6234,7 @@
       <mc:AlternateContent>
         <mc:Choice Requires="wps">
           <w:drawing>
-            <wp:anchor distT="0" distB="0" distL="114300" distR="114300" simplePos="0" relativeHeight="251681792" behindDoc="0" locked="0" layoutInCell="1" allowOverlap="1" wp14:anchorId="02417628">
+            <wp:anchor distT="0" distB="0" distL="114300" distR="114300" simplePos="0" relativeHeight="251681792" behindDoc="0" locked="0" layoutInCell="1" allowOverlap="1" wp14:anchorId="02417628" wp14:editId="050B7AA0">
               <wp:simplePos x="0" y="0"/>
               <wp:positionH relativeFrom="column">
                 <wp:posOffset>2157730</wp:posOffset>
@@ -6200,7 +6302,15 @@
                               <w:sz w:val="28"/>
                               <w:szCs w:val="28"/>
                             </w:rPr>
-                            <w:t>УП 5-04-0612-02.4</w:t>
+                            <w:t>УП 5-04-0612-</w:t>
+                          </w:r>
+                          <w:proofErr w:type="gramStart"/>
+                          <w:r>
+                            <w:rPr>
+                              <w:sz w:val="28"/>
+                              <w:szCs w:val="28"/>
+                            </w:rPr>
+                            <w:t>02.4</w:t>
                           </w:r>
                           <w:r>
                             <w:rPr>
@@ -6221,7 +6331,15 @@
                               <w:sz w:val="28"/>
                               <w:szCs w:val="28"/>
                             </w:rPr>
-                            <w:t>М-134</w:t>
+                            <w:t>М</w:t>
+                          </w:r>
+                          <w:proofErr w:type="gramEnd"/>
+                          <w:r>
+                            <w:rPr>
+                              <w:sz w:val="28"/>
+                              <w:szCs w:val="28"/>
+                            </w:rPr>
+                            <w:t>-134</w:t>
                           </w:r>
                           <w:r>
                             <w:rPr>
@@ -6235,7 +6353,21 @@
                               <w:sz w:val="28"/>
                               <w:szCs w:val="28"/>
                             </w:rPr>
-                            <w:t>25.</w:t>
+                            <w:t>2</w:t>
+                          </w:r>
+                          <w:r>
+                            <w:rPr>
+                              <w:sz w:val="28"/>
+                              <w:szCs w:val="28"/>
+                            </w:rPr>
+                            <w:t>6</w:t>
+                          </w:r>
+                          <w:r>
+                            <w:rPr>
+                              <w:sz w:val="28"/>
+                              <w:szCs w:val="28"/>
+                            </w:rPr>
+                            <w:t>.</w:t>
                           </w:r>
                           <w:r>
                             <w:rPr>
@@ -6281,7 +6413,7 @@
         </mc:Choice>
         <mc:Fallback>
           <w:pict>
-            <v:shape w14:anchorId="02417628" id="Text Box 103" o:spid="_x0000_s1049" type="#_x0000_t202" style="position:absolute;margin-left:169.9pt;margin-top:-69.25pt;width:340.8pt;height:28.4pt;z-index:251681792;visibility:visible;mso-wrap-style:square;mso-width-percent:0;mso-height-percent:0;mso-wrap-distance-left:9pt;mso-wrap-distance-top:0;mso-wrap-distance-right:9pt;mso-wrap-distance-bottom:0;mso-position-horizontal:absolute;mso-position-horizontal-relative:text;mso-position-vertical:absolute;mso-position-vertical-relative:text;mso-width-percent:0;mso-height-percent:0;mso-width-relative:page;mso-height-relative:page;v-text-anchor:top" o:gfxdata="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" filled="f" stroked="f">
+            <v:shape w14:anchorId="02417628" id="Text Box 103" o:spid="_x0000_s1049" type="#_x0000_t202" style="position:absolute;margin-left:169.9pt;margin-top:-69.25pt;width:340.8pt;height:28.4pt;z-index:251681792;visibility:visible;mso-wrap-style:square;mso-width-percent:0;mso-height-percent:0;mso-wrap-distance-left:9pt;mso-wrap-distance-top:0;mso-wrap-distance-right:9pt;mso-wrap-distance-bottom:0;mso-position-horizontal:absolute;mso-position-horizontal-relative:text;mso-position-vertical:absolute;mso-position-vertical-relative:text;mso-width-percent:0;mso-height-percent:0;mso-width-relative:page;mso-height-relative:page;v-text-anchor:top" o:gfxdata="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" filled="f" stroked="f">
               <v:path arrowok="t"/>
               <v:textbox inset="0,0,0,0">
                 <w:txbxContent>
@@ -6349,7 +6481,21 @@
                         <w:sz w:val="28"/>
                         <w:szCs w:val="28"/>
                       </w:rPr>
-                      <w:t>25.</w:t>
+                      <w:t>2</w:t>
+                    </w:r>
+                    <w:r>
+                      <w:rPr>
+                        <w:sz w:val="28"/>
+                        <w:szCs w:val="28"/>
+                      </w:rPr>
+                      <w:t>6</w:t>
+                    </w:r>
+                    <w:r>
+                      <w:rPr>
+                        <w:sz w:val="28"/>
+                        <w:szCs w:val="28"/>
+                      </w:rPr>
+                      <w:t>.</w:t>
                     </w:r>
                     <w:r>
                       <w:rPr>
@@ -6390,7 +6536,7 @@
       <mc:AlternateContent>
         <mc:Choice Requires="wps">
           <w:drawing>
-            <wp:anchor distT="0" distB="0" distL="114300" distR="114300" simplePos="0" relativeHeight="251663360" behindDoc="0" locked="0" layoutInCell="1" allowOverlap="1" wp14:anchorId="58590639">
+            <wp:anchor distT="0" distB="0" distL="114300" distR="114300" simplePos="0" relativeHeight="251663360" behindDoc="0" locked="0" layoutInCell="1" allowOverlap="1" wp14:anchorId="58590639" wp14:editId="246C0FA3">
               <wp:simplePos x="0" y="0"/>
               <wp:positionH relativeFrom="column">
                 <wp:posOffset>4668520</wp:posOffset>
@@ -6463,7 +6609,7 @@
         </mc:Choice>
         <mc:Fallback>
           <w:pict>
-            <v:shape w14:anchorId="58590639" id="Надпись 18" o:spid="_x0000_s1050" type="#_x0000_t202" style="position:absolute;margin-left:367.6pt;margin-top:-40.05pt;width:42.8pt;height:12.8pt;z-index:251663360;visibility:visible;mso-wrap-style:square;mso-width-percent:0;mso-height-percent:0;mso-wrap-distance-left:9pt;mso-wrap-distance-top:0;mso-wrap-distance-right:9pt;mso-wrap-distance-bottom:0;mso-position-horizontal:absolute;mso-position-horizontal-relative:text;mso-position-vertical:absolute;mso-position-vertical-relative:text;mso-width-percent:0;mso-height-percent:0;mso-width-relative:page;mso-height-relative:page;v-text-anchor:top" o:gfxdata="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" filled="f" stroked="f">
+            <v:shape w14:anchorId="58590639" id="Надпись 18" o:spid="_x0000_s1050" type="#_x0000_t202" style="position:absolute;margin-left:367.6pt;margin-top:-40.05pt;width:42.8pt;height:12.8pt;z-index:251663360;visibility:visible;mso-wrap-style:square;mso-width-percent:0;mso-height-percent:0;mso-wrap-distance-left:9pt;mso-wrap-distance-top:0;mso-wrap-distance-right:9pt;mso-wrap-distance-bottom:0;mso-position-horizontal:absolute;mso-position-horizontal-relative:text;mso-position-vertical:absolute;mso-position-vertical-relative:text;mso-width-percent:0;mso-height-percent:0;mso-width-relative:page;mso-height-relative:page;v-text-anchor:top" o:gfxdata="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" filled="f" stroked="f">
               <v:textbox inset="0,0,0,0">
                 <w:txbxContent>
                   <w:p>
@@ -6498,7 +6644,7 @@
       <mc:AlternateContent>
         <mc:Choice Requires="wps">
           <w:drawing>
-            <wp:anchor distT="0" distB="0" distL="114300" distR="114300" simplePos="0" relativeHeight="251664384" behindDoc="0" locked="0" layoutInCell="1" allowOverlap="1" wp14:anchorId="2F0474E2">
+            <wp:anchor distT="0" distB="0" distL="114300" distR="114300" simplePos="0" relativeHeight="251664384" behindDoc="0" locked="0" layoutInCell="1" allowOverlap="1" wp14:anchorId="2F0474E2" wp14:editId="60A0ACF1">
               <wp:simplePos x="0" y="0"/>
               <wp:positionH relativeFrom="column">
                 <wp:posOffset>5230495</wp:posOffset>
@@ -6571,7 +6717,7 @@
         </mc:Choice>
         <mc:Fallback>
           <w:pict>
-            <v:shape w14:anchorId="2F0474E2" id="Надпись 17" o:spid="_x0000_s1051" type="#_x0000_t202" style="position:absolute;margin-left:411.85pt;margin-top:-40.3pt;width:41.35pt;height:13pt;z-index:251664384;visibility:visible;mso-wrap-style:square;mso-width-percent:0;mso-height-percent:0;mso-wrap-distance-left:9pt;mso-wrap-distance-top:0;mso-wrap-distance-right:9pt;mso-wrap-distance-bottom:0;mso-position-horizontal:absolute;mso-position-horizontal-relative:text;mso-position-vertical:absolute;mso-position-vertical-relative:text;mso-width-percent:0;mso-height-percent:0;mso-width-relative:page;mso-height-relative:page;v-text-anchor:top" o:gfxdata="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" filled="f" stroked="f">
+            <v:shape w14:anchorId="2F0474E2" id="Надпись 17" o:spid="_x0000_s1051" type="#_x0000_t202" style="position:absolute;margin-left:411.85pt;margin-top:-40.3pt;width:41.35pt;height:13pt;z-index:251664384;visibility:visible;mso-wrap-style:square;mso-width-percent:0;mso-height-percent:0;mso-wrap-distance-left:9pt;mso-wrap-distance-top:0;mso-wrap-distance-right:9pt;mso-wrap-distance-bottom:0;mso-position-horizontal:absolute;mso-position-horizontal-relative:text;mso-position-vertical:absolute;mso-position-vertical-relative:text;mso-width-percent:0;mso-height-percent:0;mso-width-relative:page;mso-height-relative:page;v-text-anchor:top" o:gfxdata="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" filled="f" stroked="f">
               <v:textbox inset="0,0,0,0">
                 <w:txbxContent>
                   <w:p>
@@ -6606,7 +6752,7 @@
       <mc:AlternateContent>
         <mc:Choice Requires="wps">
           <w:drawing>
-            <wp:anchor distT="0" distB="0" distL="114300" distR="114300" simplePos="0" relativeHeight="251665408" behindDoc="0" locked="0" layoutInCell="1" allowOverlap="1" wp14:anchorId="296285C9">
+            <wp:anchor distT="0" distB="0" distL="114300" distR="114300" simplePos="0" relativeHeight="251665408" behindDoc="0" locked="0" layoutInCell="1" allowOverlap="1" wp14:anchorId="296285C9" wp14:editId="0F177365">
               <wp:simplePos x="0" y="0"/>
               <wp:positionH relativeFrom="column">
                 <wp:posOffset>5775325</wp:posOffset>
@@ -6698,7 +6844,7 @@
         </mc:Choice>
         <mc:Fallback>
           <w:pict>
-            <v:shape w14:anchorId="296285C9" id="Text Box 41" o:spid="_x0000_s1052" type="#_x0000_t202" style="position:absolute;margin-left:454.75pt;margin-top:-39.95pt;width:54.8pt;height:12.4pt;z-index:251665408;visibility:visible;mso-wrap-style:square;mso-width-percent:0;mso-height-percent:0;mso-wrap-distance-left:9pt;mso-wrap-distance-top:0;mso-wrap-distance-right:9pt;mso-wrap-distance-bottom:0;mso-position-horizontal:absolute;mso-position-horizontal-relative:text;mso-position-vertical:absolute;mso-position-vertical-relative:text;mso-width-percent:0;mso-height-percent:0;mso-width-relative:page;mso-height-relative:page;v-text-anchor:top" o:gfxdata="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" filled="f" stroked="f">
+            <v:shape w14:anchorId="296285C9" id="Text Box 41" o:spid="_x0000_s1052" type="#_x0000_t202" style="position:absolute;margin-left:454.75pt;margin-top:-39.95pt;width:54.8pt;height:12.4pt;z-index:251665408;visibility:visible;mso-wrap-style:square;mso-width-percent:0;mso-height-percent:0;mso-wrap-distance-left:9pt;mso-wrap-distance-top:0;mso-wrap-distance-right:9pt;mso-wrap-distance-bottom:0;mso-position-horizontal:absolute;mso-position-horizontal-relative:text;mso-position-vertical:absolute;mso-position-vertical-relative:text;mso-width-percent:0;mso-height-percent:0;mso-width-relative:page;mso-height-relative:page;v-text-anchor:top" o:gfxdata="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" filled="f" stroked="f">
               <v:path arrowok="t"/>
               <v:textbox inset="0,0,0,0">
                 <w:txbxContent>
@@ -6734,7 +6880,7 @@
       <mc:AlternateContent>
         <mc:Choice Requires="wps">
           <w:drawing>
-            <wp:anchor distT="0" distB="0" distL="114300" distR="114300" simplePos="0" relativeHeight="251662336" behindDoc="0" locked="0" layoutInCell="1" allowOverlap="1" wp14:anchorId="31FDEF5C">
+            <wp:anchor distT="0" distB="0" distL="114300" distR="114300" simplePos="0" relativeHeight="251662336" behindDoc="0" locked="0" layoutInCell="1" allowOverlap="1" wp14:anchorId="31FDEF5C" wp14:editId="11B29501">
               <wp:simplePos x="0" y="0"/>
               <wp:positionH relativeFrom="column">
                 <wp:posOffset>4700270</wp:posOffset>
@@ -6813,7 +6959,7 @@
         </mc:Choice>
         <mc:Fallback>
           <w:pict>
-            <v:shape w14:anchorId="31FDEF5C" id="Надпись 16" o:spid="_x0000_s1053" type="#_x0000_t202" style="position:absolute;margin-left:370.1pt;margin-top:1.4pt;width:142pt;height:28.4pt;z-index:251662336;visibility:visible;mso-wrap-style:square;mso-width-percent:0;mso-height-percent:0;mso-wrap-distance-left:9pt;mso-wrap-distance-top:0;mso-wrap-distance-right:9pt;mso-wrap-distance-bottom:0;mso-position-horizontal:absolute;mso-position-horizontal-relative:text;mso-position-vertical:absolute;mso-position-vertical-relative:text;mso-width-percent:0;mso-height-percent:0;mso-width-relative:page;mso-height-relative:page;v-text-anchor:top" o:gfxdata="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" filled="f" stroked="f">
+            <v:shape w14:anchorId="31FDEF5C" id="Надпись 16" o:spid="_x0000_s1053" type="#_x0000_t202" style="position:absolute;margin-left:370.1pt;margin-top:1.4pt;width:142pt;height:28.4pt;z-index:251662336;visibility:visible;mso-wrap-style:square;mso-width-percent:0;mso-height-percent:0;mso-wrap-distance-left:9pt;mso-wrap-distance-top:0;mso-wrap-distance-right:9pt;mso-wrap-distance-bottom:0;mso-position-horizontal:absolute;mso-position-horizontal-relative:text;mso-position-vertical:absolute;mso-position-vertical-relative:text;mso-width-percent:0;mso-height-percent:0;mso-width-relative:page;mso-height-relative:page;v-text-anchor:top" o:gfxdata="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" filled="f" stroked="f">
               <v:textbox inset="0,0,0,0">
                 <w:txbxContent>
                   <w:p>
@@ -6854,7 +7000,7 @@
       <mc:AlternateContent>
         <mc:Choice Requires="wps">
           <w:drawing>
-            <wp:anchor distT="0" distB="0" distL="114300" distR="114300" simplePos="0" relativeHeight="251667456" behindDoc="0" locked="0" layoutInCell="1" allowOverlap="1" wp14:anchorId="01DEEB84">
+            <wp:anchor distT="0" distB="0" distL="114300" distR="114300" simplePos="0" relativeHeight="251667456" behindDoc="0" locked="0" layoutInCell="1" allowOverlap="1" wp14:anchorId="01DEEB84" wp14:editId="0B0AFA65">
               <wp:simplePos x="0" y="0"/>
               <wp:positionH relativeFrom="column">
                 <wp:posOffset>-183515</wp:posOffset>
@@ -6956,7 +7102,7 @@
         </mc:Choice>
         <mc:Fallback>
           <w:pict>
-            <v:shape w14:anchorId="01DEEB84" id="Text Box 46" o:spid="_x0000_s1054" type="#_x0000_t202" style="position:absolute;margin-left:-14.45pt;margin-top:-54.15pt;width:28.4pt;height:12.2pt;z-index:251667456;visibility:visible;mso-wrap-style:square;mso-width-percent:0;mso-height-percent:0;mso-wrap-distance-left:9pt;mso-wrap-distance-top:0;mso-wrap-distance-right:9pt;mso-wrap-distance-bottom:0;mso-position-horizontal:absolute;mso-position-horizontal-relative:text;mso-position-vertical:absolute;mso-position-vertical-relative:text;mso-width-percent:0;mso-height-percent:0;mso-width-relative:page;mso-height-relative:page;v-text-anchor:top" o:gfxdata="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" filled="f" stroked="f">
+            <v:shape w14:anchorId="01DEEB84" id="Text Box 46" o:spid="_x0000_s1054" type="#_x0000_t202" style="position:absolute;margin-left:-14.45pt;margin-top:-54.15pt;width:28.4pt;height:12.2pt;z-index:251667456;visibility:visible;mso-wrap-style:square;mso-width-percent:0;mso-height-percent:0;mso-wrap-distance-left:9pt;mso-wrap-distance-top:0;mso-wrap-distance-right:9pt;mso-wrap-distance-bottom:0;mso-position-horizontal:absolute;mso-position-horizontal-relative:text;mso-position-vertical:absolute;mso-position-vertical-relative:text;mso-width-percent:0;mso-height-percent:0;mso-width-relative:page;mso-height-relative:page;v-text-anchor:top" o:gfxdata="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" filled="f" stroked="f">
               <v:path arrowok="t"/>
               <v:textbox inset="0,0,0,0">
                 <w:txbxContent>
@@ -7002,7 +7148,7 @@
       <mc:AlternateContent>
         <mc:Choice Requires="wps">
           <w:drawing>
-            <wp:anchor distT="0" distB="0" distL="114300" distR="114300" simplePos="0" relativeHeight="251669504" behindDoc="0" locked="0" layoutInCell="1" allowOverlap="1" wp14:anchorId="08D57D2D">
+            <wp:anchor distT="0" distB="0" distL="114300" distR="114300" simplePos="0" relativeHeight="251669504" behindDoc="0" locked="0" layoutInCell="1" allowOverlap="1" wp14:anchorId="08D57D2D" wp14:editId="3F349C8E">
               <wp:simplePos x="0" y="0"/>
               <wp:positionH relativeFrom="column">
                 <wp:posOffset>1270000</wp:posOffset>
@@ -7085,7 +7231,7 @@
         </mc:Choice>
         <mc:Fallback>
           <w:pict>
-            <v:shape w14:anchorId="08D57D2D" id="Надпись 15" o:spid="_x0000_s1055" type="#_x0000_t202" style="position:absolute;margin-left:100pt;margin-top:-54.5pt;width:40.55pt;height:12.9pt;z-index:251669504;visibility:visible;mso-wrap-style:square;mso-width-percent:0;mso-height-percent:0;mso-wrap-distance-left:9pt;mso-wrap-distance-top:0;mso-wrap-distance-right:9pt;mso-wrap-distance-bottom:0;mso-position-horizontal:absolute;mso-position-horizontal-relative:text;mso-position-vertical:absolute;mso-position-vertical-relative:text;mso-width-percent:0;mso-height-percent:0;mso-width-relative:page;mso-height-relative:page;v-text-anchor:top" o:gfxdata="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" filled="f" stroked="f">
+            <v:shape w14:anchorId="08D57D2D" id="Надпись 15" o:spid="_x0000_s1055" type="#_x0000_t202" style="position:absolute;margin-left:100pt;margin-top:-54.5pt;width:40.55pt;height:12.9pt;z-index:251669504;visibility:visible;mso-wrap-style:square;mso-width-percent:0;mso-height-percent:0;mso-wrap-distance-left:9pt;mso-wrap-distance-top:0;mso-wrap-distance-right:9pt;mso-wrap-distance-bottom:0;mso-position-horizontal:absolute;mso-position-horizontal-relative:text;mso-position-vertical:absolute;mso-position-vertical-relative:text;mso-width-percent:0;mso-height-percent:0;mso-width-relative:page;mso-height-relative:page;v-text-anchor:top" o:gfxdata="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" filled="f" stroked="f">
               <v:textbox inset="0,0,0,0">
                 <w:txbxContent>
                   <w:p>
@@ -7130,7 +7276,7 @@
       <mc:AlternateContent>
         <mc:Choice Requires="wps">
           <w:drawing>
-            <wp:anchor distT="0" distB="0" distL="114300" distR="114300" simplePos="0" relativeHeight="251670528" behindDoc="0" locked="0" layoutInCell="1" allowOverlap="1" wp14:anchorId="42D1EA30">
+            <wp:anchor distT="0" distB="0" distL="114300" distR="114300" simplePos="0" relativeHeight="251670528" behindDoc="0" locked="0" layoutInCell="1" allowOverlap="1" wp14:anchorId="42D1EA30" wp14:editId="6066BF56">
               <wp:simplePos x="0" y="0"/>
               <wp:positionH relativeFrom="column">
                 <wp:posOffset>1804035</wp:posOffset>
@@ -7203,7 +7349,7 @@
         </mc:Choice>
         <mc:Fallback>
           <w:pict>
-            <v:shape w14:anchorId="42D1EA30" id="Надпись 14" o:spid="_x0000_s1056" type="#_x0000_t202" style="position:absolute;margin-left:142.05pt;margin-top:-54.15pt;width:28.4pt;height:12.6pt;z-index:251670528;visibility:visible;mso-wrap-style:square;mso-width-percent:0;mso-height-percent:0;mso-wrap-distance-left:9pt;mso-wrap-distance-top:0;mso-wrap-distance-right:9pt;mso-wrap-distance-bottom:0;mso-position-horizontal:absolute;mso-position-horizontal-relative:text;mso-position-vertical:absolute;mso-position-vertical-relative:text;mso-width-percent:0;mso-height-percent:0;mso-width-relative:page;mso-height-relative:page;v-text-anchor:top" o:gfxdata="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" filled="f" stroked="f">
+            <v:shape w14:anchorId="42D1EA30" id="Надпись 14" o:spid="_x0000_s1056" type="#_x0000_t202" style="position:absolute;margin-left:142.05pt;margin-top:-54.15pt;width:28.4pt;height:12.6pt;z-index:251670528;visibility:visible;mso-wrap-style:square;mso-width-percent:0;mso-height-percent:0;mso-wrap-distance-left:9pt;mso-wrap-distance-top:0;mso-wrap-distance-right:9pt;mso-wrap-distance-bottom:0;mso-position-horizontal:absolute;mso-position-horizontal-relative:text;mso-position-vertical:absolute;mso-position-vertical-relative:text;mso-width-percent:0;mso-height-percent:0;mso-width-relative:page;mso-height-relative:page;v-text-anchor:top" o:gfxdata="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" filled="f" stroked="f">
               <v:textbox inset="0,0,0,0">
                 <w:txbxContent>
                   <w:p>
@@ -7238,7 +7384,7 @@
       <mc:AlternateContent>
         <mc:Choice Requires="wps">
           <w:drawing>
-            <wp:anchor distT="0" distB="0" distL="114300" distR="114300" simplePos="0" relativeHeight="251676672" behindDoc="0" locked="0" layoutInCell="1" allowOverlap="1" wp14:anchorId="262C7A98">
+            <wp:anchor distT="0" distB="0" distL="114300" distR="114300" simplePos="0" relativeHeight="251676672" behindDoc="0" locked="0" layoutInCell="1" allowOverlap="1" wp14:anchorId="262C7A98" wp14:editId="60C73895">
               <wp:simplePos x="0" y="0"/>
               <wp:positionH relativeFrom="page">
                 <wp:posOffset>720090</wp:posOffset>
@@ -7299,7 +7445,7 @@
         </mc:Choice>
         <mc:Fallback>
           <w:pict>
-            <v:line w14:anchorId="6FF523CD" id="Line 82" o:spid="_x0000_s1026" style="position:absolute;z-index:251676672;visibility:visible;mso-wrap-style:square;mso-width-percent:0;mso-height-percent:0;mso-wrap-distance-left:9pt;mso-wrap-distance-top:0;mso-wrap-distance-right:9pt;mso-wrap-distance-bottom:0;mso-position-horizontal:absolute;mso-position-horizontal-relative:page;mso-position-vertical:absolute;mso-position-vertical-relative:page;mso-width-percent:0;mso-height-percent:0;mso-width-relative:page;mso-height-relative:page" from="56.7pt,781.85pt" to="240.95pt,781.85pt" o:gfxdata="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">
+            <v:line w14:anchorId="6FF523CD" id="Line 82" o:spid="_x0000_s1026" style="position:absolute;z-index:251676672;visibility:visible;mso-wrap-style:square;mso-width-percent:0;mso-height-percent:0;mso-wrap-distance-left:9pt;mso-wrap-distance-top:0;mso-wrap-distance-right:9pt;mso-wrap-distance-bottom:0;mso-position-horizontal:absolute;mso-position-horizontal-relative:page;mso-position-vertical:absolute;mso-position-vertical-relative:page;mso-width-percent:0;mso-height-percent:0;mso-width-relative:page;mso-height-relative:page" from="56.7pt,781.85pt" to="240.95pt,781.85pt" o:gfxdata="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">
               <o:lock v:ext="edit" shapetype="f"/>
               <w10:wrap anchorx="page" anchory="page"/>
             </v:line>
@@ -7314,7 +7460,7 @@
       <mc:AlternateContent>
         <mc:Choice Requires="wps">
           <w:drawing>
-            <wp:anchor distT="4294967295" distB="4294967295" distL="114300" distR="114300" simplePos="0" relativeHeight="251675648" behindDoc="0" locked="0" layoutInCell="1" allowOverlap="1" wp14:anchorId="3BF60787">
+            <wp:anchor distT="4294967295" distB="4294967295" distL="114300" distR="114300" simplePos="0" relativeHeight="251675648" behindDoc="0" locked="0" layoutInCell="1" allowOverlap="1" wp14:anchorId="3BF60787" wp14:editId="55D28D03">
               <wp:simplePos x="0" y="0"/>
               <wp:positionH relativeFrom="page">
                 <wp:posOffset>5579745</wp:posOffset>
@@ -7368,7 +7514,7 @@
         </mc:Choice>
         <mc:Fallback>
           <w:pict>
-            <v:line w14:anchorId="0462D929" id="Прямая соединительная линия 13" o:spid="_x0000_s1026" style="position:absolute;z-index:251675648;visibility:visible;mso-wrap-style:square;mso-width-percent:0;mso-height-percent:0;mso-wrap-distance-left:9pt;mso-wrap-distance-top:.mm;mso-wrap-distance-right:9pt;mso-wrap-distance-bottom:.mm;mso-position-horizontal:absolute;mso-position-horizontal-relative:page;mso-position-vertical:absolute;mso-position-vertical-relative:page;mso-width-percent:0;mso-height-percent:0;mso-width-relative:page;mso-height-relative:page" from="439.35pt,781.85pt" to="581.1pt,781.85pt" o:gfxdata="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" strokeweight="1.5pt">
+            <v:line w14:anchorId="0462D929" id="Прямая соединительная линия 13" o:spid="_x0000_s1026" style="position:absolute;z-index:251675648;visibility:visible;mso-wrap-style:square;mso-width-percent:0;mso-height-percent:0;mso-wrap-distance-left:9pt;mso-wrap-distance-top:.mm;mso-wrap-distance-right:9pt;mso-wrap-distance-bottom:.mm;mso-position-horizontal:absolute;mso-position-horizontal-relative:page;mso-position-vertical:absolute;mso-position-vertical-relative:page;mso-width-percent:0;mso-height-percent:0;mso-width-relative:page;mso-height-relative:page" from="439.35pt,781.85pt" to="581.1pt,781.85pt" o:gfxdata="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" strokeweight="1.5pt">
               <o:lock v:ext="edit" shapetype="f"/>
               <w10:wrap anchorx="page" anchory="page"/>
             </v:line>
@@ -7383,7 +7529,7 @@
       <mc:AlternateContent>
         <mc:Choice Requires="wps">
           <w:drawing>
-            <wp:anchor distT="0" distB="0" distL="114300" distR="114300" simplePos="0" relativeHeight="251661312" behindDoc="0" locked="0" layoutInCell="1" allowOverlap="1" wp14:anchorId="355408BC">
+            <wp:anchor distT="0" distB="0" distL="114300" distR="114300" simplePos="0" relativeHeight="251661312" behindDoc="0" locked="0" layoutInCell="1" allowOverlap="1" wp14:anchorId="355408BC" wp14:editId="0978809D">
               <wp:simplePos x="0" y="0"/>
               <wp:positionH relativeFrom="column">
                 <wp:posOffset>2101215</wp:posOffset>
@@ -7445,7 +7591,7 @@
         </mc:Choice>
         <mc:Fallback>
           <w:pict>
-            <v:shape w14:anchorId="355408BC" id="Надпись 12" o:spid="_x0000_s1057" type="#_x0000_t202" style="position:absolute;margin-left:165.45pt;margin-top:-85.1pt;width:321.65pt;height:11.5pt;z-index:251661312;visibility:visible;mso-wrap-style:square;mso-width-percent:0;mso-height-percent:0;mso-wrap-distance-left:9pt;mso-wrap-distance-top:0;mso-wrap-distance-right:9pt;mso-wrap-distance-bottom:0;mso-position-horizontal:absolute;mso-position-horizontal-relative:text;mso-position-vertical:absolute;mso-position-vertical-relative:text;mso-width-percent:0;mso-height-percent:0;mso-width-relative:page;mso-height-relative:page;v-text-anchor:top" o:gfxdata="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" filled="f" stroked="f">
+            <v:shape w14:anchorId="355408BC" id="Надпись 12" o:spid="_x0000_s1057" type="#_x0000_t202" style="position:absolute;margin-left:165.45pt;margin-top:-85.1pt;width:321.65pt;height:11.5pt;z-index:251661312;visibility:visible;mso-wrap-style:square;mso-width-percent:0;mso-height-percent:0;mso-wrap-distance-left:9pt;mso-wrap-distance-top:0;mso-wrap-distance-right:9pt;mso-wrap-distance-bottom:0;mso-position-horizontal:absolute;mso-position-horizontal-relative:text;mso-position-vertical:absolute;mso-position-vertical-relative:text;mso-width-percent:0;mso-height-percent:0;mso-width-relative:page;mso-height-relative:page;v-text-anchor:top" o:gfxdata="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" filled="f" stroked="f">
               <v:textbox style="mso-fit-shape-to-text:t" inset="0,0,0,0">
                 <w:txbxContent>
                   <w:p>
@@ -7469,7 +7615,7 @@
       <mc:AlternateContent>
         <mc:Choice Requires="wps">
           <w:drawing>
-            <wp:anchor distT="4294967295" distB="4294967295" distL="114300" distR="114300" simplePos="0" relativeHeight="251660288" behindDoc="0" locked="0" layoutInCell="1" allowOverlap="1" wp14:anchorId="1E55D120">
+            <wp:anchor distT="4294967295" distB="4294967295" distL="114300" distR="114300" simplePos="0" relativeHeight="251660288" behindDoc="0" locked="0" layoutInCell="1" allowOverlap="1" wp14:anchorId="1E55D120" wp14:editId="6EEAB650">
               <wp:simplePos x="0" y="0"/>
               <wp:positionH relativeFrom="page">
                 <wp:posOffset>5578475</wp:posOffset>
@@ -7523,7 +7669,7 @@
         </mc:Choice>
         <mc:Fallback>
           <w:pict>
-            <v:line w14:anchorId="18E302E0" id="Прямая соединительная линия 11" o:spid="_x0000_s1026" style="position:absolute;z-index:251660288;visibility:visible;mso-wrap-style:square;mso-width-percent:0;mso-height-percent:0;mso-wrap-distance-left:9pt;mso-wrap-distance-top:.mm;mso-wrap-distance-right:9pt;mso-wrap-distance-bottom:.mm;mso-position-horizontal:absolute;mso-position-horizontal-relative:page;mso-position-vertical:absolute;mso-position-vertical-relative:page;mso-width-percent:0;mso-height-percent:0;mso-width-relative:page;mso-height-relative:page" from="439.25pt,767.7pt" to="581pt,767.7pt" o:gfxdata="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" strokeweight="1.5pt">
+            <v:line w14:anchorId="18E302E0" id="Прямая соединительная линия 11" o:spid="_x0000_s1026" style="position:absolute;z-index:251660288;visibility:visible;mso-wrap-style:square;mso-width-percent:0;mso-height-percent:0;mso-wrap-distance-left:9pt;mso-wrap-distance-top:.mm;mso-wrap-distance-right:9pt;mso-wrap-distance-bottom:.mm;mso-position-horizontal:absolute;mso-position-horizontal-relative:page;mso-position-vertical:absolute;mso-position-vertical-relative:page;mso-width-percent:0;mso-height-percent:0;mso-width-relative:page;mso-height-relative:page" from="439.25pt,767.7pt" to="581pt,767.7pt" o:gfxdata="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" strokeweight="1.5pt">
               <o:lock v:ext="edit" shapetype="f"/>
               <w10:wrap anchorx="page" anchory="page"/>
             </v:line>
@@ -7538,7 +7684,7 @@
       <mc:AlternateContent>
         <mc:Choice Requires="wps">
           <w:drawing>
-            <wp:anchor distT="0" distB="0" distL="114299" distR="114299" simplePos="0" relativeHeight="251659264" behindDoc="0" locked="0" layoutInCell="1" allowOverlap="1" wp14:anchorId="7D2A505C">
+            <wp:anchor distT="0" distB="0" distL="114299" distR="114299" simplePos="0" relativeHeight="251659264" behindDoc="0" locked="0" layoutInCell="1" allowOverlap="1" wp14:anchorId="7D2A505C" wp14:editId="3D610C81">
               <wp:simplePos x="0" y="0"/>
               <wp:positionH relativeFrom="page">
                 <wp:posOffset>6658610</wp:posOffset>
@@ -7599,7 +7745,7 @@
         </mc:Choice>
         <mc:Fallback>
           <w:pict>
-            <v:line w14:anchorId="29F3B6A0" id="Line 26" o:spid="_x0000_s1026" style="position:absolute;z-index:251659264;visibility:visible;mso-wrap-style:square;mso-width-percent:0;mso-height-percent:0;mso-wrap-distance-left:3.17497mm;mso-wrap-distance-top:0;mso-wrap-distance-right:3.17497mm;mso-wrap-distance-bottom:0;mso-position-horizontal:absolute;mso-position-horizontal-relative:page;mso-position-vertical:absolute;mso-position-vertical-relative:page;mso-width-percent:0;mso-height-percent:0;mso-width-relative:page;mso-height-relative:page" from="524.3pt,753.55pt" to="524.3pt,781.9pt" o:gfxdata="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" strokeweight="1.5pt">
+            <v:line w14:anchorId="29F3B6A0" id="Line 26" o:spid="_x0000_s1026" style="position:absolute;z-index:251659264;visibility:visible;mso-wrap-style:square;mso-width-percent:0;mso-height-percent:0;mso-wrap-distance-left:3.17497mm;mso-wrap-distance-top:0;mso-wrap-distance-right:3.17497mm;mso-wrap-distance-bottom:0;mso-position-horizontal:absolute;mso-position-horizontal-relative:page;mso-position-vertical:absolute;mso-position-vertical-relative:page;mso-width-percent:0;mso-height-percent:0;mso-width-relative:page;mso-height-relative:page" from="524.3pt,753.55pt" to="524.3pt,781.9pt" o:gfxdata="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" strokeweight="1.5pt">
               <o:lock v:ext="edit" shapetype="f"/>
               <w10:wrap anchorx="page" anchory="page"/>
             </v:line>
@@ -7614,7 +7760,7 @@
       <mc:AlternateContent>
         <mc:Choice Requires="wps">
           <w:drawing>
-            <wp:anchor distT="0" distB="0" distL="114298" distR="114298" simplePos="0" relativeHeight="251657216" behindDoc="0" locked="0" layoutInCell="1" allowOverlap="1" wp14:anchorId="515C2F56">
+            <wp:anchor distT="0" distB="0" distL="114298" distR="114298" simplePos="0" relativeHeight="251657216" behindDoc="0" locked="0" layoutInCell="1" allowOverlap="1" wp14:anchorId="515C2F56" wp14:editId="4F298B00">
               <wp:simplePos x="0" y="0"/>
               <wp:positionH relativeFrom="page">
                 <wp:posOffset>5579744</wp:posOffset>
@@ -7668,7 +7814,7 @@
         </mc:Choice>
         <mc:Fallback>
           <w:pict>
-            <v:line w14:anchorId="333D8AB8" id="Прямая соединительная линия 10" o:spid="_x0000_s1026" style="position:absolute;z-index:251657216;visibility:visible;mso-wrap-style:square;mso-width-percent:0;mso-height-percent:0;mso-wrap-distance-left:3.17494mm;mso-wrap-distance-top:0;mso-wrap-distance-right:3.17494mm;mso-wrap-distance-bottom:0;mso-position-horizontal:absolute;mso-position-horizontal-relative:page;mso-position-vertical:absolute;mso-position-vertical-relative:page;mso-width-percent:0;mso-height-percent:0;mso-width-relative:page;mso-height-relative:page" from="439.35pt,753.5pt" to="439.35pt,824.35pt" o:gfxdata="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" strokeweight="1.5pt">
+            <v:line w14:anchorId="333D8AB8" id="Прямая соединительная линия 10" o:spid="_x0000_s1026" style="position:absolute;z-index:251657216;visibility:visible;mso-wrap-style:square;mso-width-percent:0;mso-height-percent:0;mso-wrap-distance-left:3.17494mm;mso-wrap-distance-top:0;mso-wrap-distance-right:3.17494mm;mso-wrap-distance-bottom:0;mso-position-horizontal:absolute;mso-position-horizontal-relative:page;mso-position-vertical:absolute;mso-position-vertical-relative:page;mso-width-percent:0;mso-height-percent:0;mso-width-relative:page;mso-height-relative:page" from="439.35pt,753.5pt" to="439.35pt,824.35pt" o:gfxdata="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" strokeweight="1.5pt">
               <o:lock v:ext="edit" shapetype="f"/>
               <w10:wrap anchorx="page" anchory="page"/>
             </v:line>
@@ -7683,7 +7829,7 @@
       <mc:AlternateContent>
         <mc:Choice Requires="wps">
           <w:drawing>
-            <wp:anchor distT="4294967295" distB="4294967295" distL="114300" distR="114300" simplePos="0" relativeHeight="251656192" behindDoc="0" locked="0" layoutInCell="1" allowOverlap="1" wp14:anchorId="5E8E771A">
+            <wp:anchor distT="4294967295" distB="4294967295" distL="114300" distR="114300" simplePos="0" relativeHeight="251656192" behindDoc="0" locked="0" layoutInCell="1" allowOverlap="1" wp14:anchorId="5E8E771A" wp14:editId="07C66C8D">
               <wp:simplePos x="0" y="0"/>
               <wp:positionH relativeFrom="page">
                 <wp:posOffset>720090</wp:posOffset>
@@ -7737,7 +7883,7 @@
         </mc:Choice>
         <mc:Fallback>
           <w:pict>
-            <v:line w14:anchorId="196263DF" id="Прямая соединительная линия 9" o:spid="_x0000_s1026" style="position:absolute;z-index:251656192;visibility:visible;mso-wrap-style:square;mso-width-percent:0;mso-height-percent:0;mso-wrap-distance-left:9pt;mso-wrap-distance-top:.mm;mso-wrap-distance-right:9pt;mso-wrap-distance-bottom:.mm;mso-position-horizontal:absolute;mso-position-horizontal-relative:page;mso-position-vertical:absolute;mso-position-vertical-relative:page;mso-width-percent:0;mso-height-percent:0;mso-width-relative:page;mso-height-relative:page" from="56.7pt,753.5pt" to="581pt,753.5pt" o:gfxdata="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" strokeweight="1.5pt">
+            <v:line w14:anchorId="196263DF" id="Прямая соединительная линия 9" o:spid="_x0000_s1026" style="position:absolute;z-index:251656192;visibility:visible;mso-wrap-style:square;mso-width-percent:0;mso-height-percent:0;mso-wrap-distance-left:9pt;mso-wrap-distance-top:.mm;mso-wrap-distance-right:9pt;mso-wrap-distance-bottom:.mm;mso-position-horizontal:absolute;mso-position-horizontal-relative:page;mso-position-vertical:absolute;mso-position-vertical-relative:page;mso-width-percent:0;mso-height-percent:0;mso-width-relative:page;mso-height-relative:page" from="56.7pt,753.5pt" to="581pt,753.5pt" o:gfxdata="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" strokeweight="1.5pt">
               <o:lock v:ext="edit" shapetype="f"/>
               <w10:wrap anchorx="page" anchory="page"/>
             </v:line>
@@ -7752,7 +7898,7 @@
       <mc:AlternateContent>
         <mc:Choice Requires="wps">
           <w:drawing>
-            <wp:anchor distT="0" distB="0" distL="114298" distR="114298" simplePos="0" relativeHeight="251655168" behindDoc="0" locked="0" layoutInCell="1" allowOverlap="1" wp14:anchorId="1D2D6452">
+            <wp:anchor distT="0" distB="0" distL="114298" distR="114298" simplePos="0" relativeHeight="251655168" behindDoc="0" locked="0" layoutInCell="1" allowOverlap="1" wp14:anchorId="1D2D6452" wp14:editId="623EFFC3">
               <wp:simplePos x="0" y="0"/>
               <wp:positionH relativeFrom="page">
                 <wp:posOffset>2700654</wp:posOffset>
@@ -7806,7 +7952,7 @@
         </mc:Choice>
         <mc:Fallback>
           <w:pict>
-            <v:line w14:anchorId="598B1892" id="Прямая соединительная линия 8" o:spid="_x0000_s1026" style="position:absolute;z-index:251655168;visibility:visible;mso-wrap-style:square;mso-width-percent:0;mso-height-percent:0;mso-wrap-distance-left:3.17494mm;mso-wrap-distance-top:0;mso-wrap-distance-right:3.17494mm;mso-wrap-distance-bottom:0;mso-position-horizontal:absolute;mso-position-horizontal-relative:page;mso-position-vertical:absolute;mso-position-vertical-relative:page;mso-width-percent:0;mso-height-percent:0;mso-width-relative:page;mso-height-relative:page" from="212.65pt,711pt" to="212.65pt,824.4pt" o:gfxdata="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" strokeweight="1.5pt">
+            <v:line w14:anchorId="598B1892" id="Прямая соединительная линия 8" o:spid="_x0000_s1026" style="position:absolute;z-index:251655168;visibility:visible;mso-wrap-style:square;mso-width-percent:0;mso-height-percent:0;mso-wrap-distance-left:3.17494mm;mso-wrap-distance-top:0;mso-wrap-distance-right:3.17494mm;mso-wrap-distance-bottom:0;mso-position-horizontal:absolute;mso-position-horizontal-relative:page;mso-position-vertical:absolute;mso-position-vertical-relative:page;mso-width-percent:0;mso-height-percent:0;mso-width-relative:page;mso-height-relative:page" from="212.65pt,711pt" to="212.65pt,824.4pt" o:gfxdata="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" strokeweight="1.5pt">
               <o:lock v:ext="edit" shapetype="f"/>
               <w10:wrap anchorx="page" anchory="page"/>
             </v:line>
@@ -7821,7 +7967,7 @@
       <mc:AlternateContent>
         <mc:Choice Requires="wps">
           <w:drawing>
-            <wp:anchor distT="0" distB="0" distL="114298" distR="114298" simplePos="0" relativeHeight="251654144" behindDoc="0" locked="0" layoutInCell="1" allowOverlap="1" wp14:anchorId="1CB32F48">
+            <wp:anchor distT="0" distB="0" distL="114298" distR="114298" simplePos="0" relativeHeight="251654144" behindDoc="0" locked="0" layoutInCell="1" allowOverlap="1" wp14:anchorId="1CB32F48" wp14:editId="25E6D1EE">
               <wp:simplePos x="0" y="0"/>
               <wp:positionH relativeFrom="page">
                 <wp:posOffset>2159634</wp:posOffset>
@@ -7875,7 +8021,7 @@
         </mc:Choice>
         <mc:Fallback>
           <w:pict>
-            <v:line w14:anchorId="423B5DDA" id="Прямая соединительная линия 7" o:spid="_x0000_s1026" style="position:absolute;z-index:251654144;visibility:visible;mso-wrap-style:square;mso-width-percent:0;mso-height-percent:0;mso-wrap-distance-left:3.17494mm;mso-wrap-distance-top:0;mso-wrap-distance-right:3.17494mm;mso-wrap-distance-bottom:0;mso-position-horizontal:absolute;mso-position-horizontal-relative:page;mso-position-vertical:absolute;mso-position-vertical-relative:page;mso-width-percent:0;mso-height-percent:0;mso-width-relative:page;mso-height-relative:page" from="170.05pt,711pt" to="170.05pt,824.4pt" o:gfxdata="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" strokeweight="1.5pt">
+            <v:line w14:anchorId="423B5DDA" id="Прямая соединительная линия 7" o:spid="_x0000_s1026" style="position:absolute;z-index:251654144;visibility:visible;mso-wrap-style:square;mso-width-percent:0;mso-height-percent:0;mso-wrap-distance-left:3.17494mm;mso-wrap-distance-top:0;mso-wrap-distance-right:3.17494mm;mso-wrap-distance-bottom:0;mso-position-horizontal:absolute;mso-position-horizontal-relative:page;mso-position-vertical:absolute;mso-position-vertical-relative:page;mso-width-percent:0;mso-height-percent:0;mso-width-relative:page;mso-height-relative:page" from="170.05pt,711pt" to="170.05pt,824.4pt" o:gfxdata="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" strokeweight="1.5pt">
               <o:lock v:ext="edit" shapetype="f"/>
               <w10:wrap anchorx="page" anchory="page"/>
             </v:line>
@@ -7890,7 +8036,7 @@
       <mc:AlternateContent>
         <mc:Choice Requires="wps">
           <w:drawing>
-            <wp:anchor distT="0" distB="0" distL="114300" distR="114300" simplePos="0" relativeHeight="251651072" behindDoc="0" locked="0" layoutInCell="1" allowOverlap="1" wp14:anchorId="67A06BD8">
+            <wp:anchor distT="0" distB="0" distL="114300" distR="114300" simplePos="0" relativeHeight="251651072" behindDoc="0" locked="0" layoutInCell="1" allowOverlap="1" wp14:anchorId="67A06BD8" wp14:editId="23105521">
               <wp:simplePos x="0" y="0"/>
               <wp:positionH relativeFrom="page">
                 <wp:posOffset>720725</wp:posOffset>
@@ -7951,7 +8097,7 @@
         </mc:Choice>
         <mc:Fallback>
           <w:pict>
-            <v:line w14:anchorId="266757ED" id="Line 17" o:spid="_x0000_s1026" style="position:absolute;z-index:251651072;visibility:visible;mso-wrap-style:square;mso-width-percent:0;mso-height-percent:0;mso-wrap-distance-left:9pt;mso-wrap-distance-top:0;mso-wrap-distance-right:9pt;mso-wrap-distance-bottom:0;mso-position-horizontal:absolute;mso-position-horizontal-relative:page;mso-position-vertical:absolute;mso-position-vertical-relative:page;mso-width-percent:0;mso-height-percent:0;mso-width-relative:page;mso-height-relative:page" from="56.75pt,725.15pt" to="241pt,725.15pt" o:gfxdata="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">
+            <v:line w14:anchorId="266757ED" id="Line 17" o:spid="_x0000_s1026" style="position:absolute;z-index:251651072;visibility:visible;mso-wrap-style:square;mso-width-percent:0;mso-height-percent:0;mso-wrap-distance-left:9pt;mso-wrap-distance-top:0;mso-wrap-distance-right:9pt;mso-wrap-distance-bottom:0;mso-position-horizontal:absolute;mso-position-horizontal-relative:page;mso-position-vertical:absolute;mso-position-vertical-relative:page;mso-width-percent:0;mso-height-percent:0;mso-width-relative:page;mso-height-relative:page" from="56.75pt,725.15pt" to="241pt,725.15pt" o:gfxdata="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">
               <o:lock v:ext="edit" shapetype="f"/>
               <w10:wrap anchorx="page" anchory="page"/>
             </v:line>
@@ -7966,7 +8112,7 @@
       <mc:AlternateContent>
         <mc:Choice Requires="wps">
           <w:drawing>
-            <wp:anchor distT="4294967295" distB="4294967295" distL="114300" distR="114300" simplePos="0" relativeHeight="251650048" behindDoc="0" locked="0" layoutInCell="1" allowOverlap="1" wp14:anchorId="0DB966E2">
+            <wp:anchor distT="4294967295" distB="4294967295" distL="114300" distR="114300" simplePos="0" relativeHeight="251650048" behindDoc="0" locked="0" layoutInCell="1" allowOverlap="1" wp14:anchorId="0DB966E2" wp14:editId="449E9945">
               <wp:simplePos x="0" y="0"/>
               <wp:positionH relativeFrom="page">
                 <wp:posOffset>720090</wp:posOffset>
@@ -8020,7 +8166,7 @@
         </mc:Choice>
         <mc:Fallback>
           <w:pict>
-            <v:line w14:anchorId="5C92E012" id="Прямая соединительная линия 6" o:spid="_x0000_s1026" style="position:absolute;z-index:251650048;visibility:visible;mso-wrap-style:square;mso-width-percent:0;mso-height-percent:0;mso-wrap-distance-left:9pt;mso-wrap-distance-top:.mm;mso-wrap-distance-right:9pt;mso-wrap-distance-bottom:.mm;mso-position-horizontal:absolute;mso-position-horizontal-relative:page;mso-position-vertical:absolute;mso-position-vertical-relative:page;mso-width-percent:0;mso-height-percent:0;mso-width-relative:page;mso-height-relative:page" from="56.7pt,739.35pt" to="240.95pt,739.35pt" o:gfxdata="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" strokeweight="1.5pt">
+            <v:line w14:anchorId="5C92E012" id="Прямая соединительная линия 6" o:spid="_x0000_s1026" style="position:absolute;z-index:251650048;visibility:visible;mso-wrap-style:square;mso-width-percent:0;mso-height-percent:0;mso-wrap-distance-left:9pt;mso-wrap-distance-top:.mm;mso-wrap-distance-right:9pt;mso-wrap-distance-bottom:.mm;mso-position-horizontal:absolute;mso-position-horizontal-relative:page;mso-position-vertical:absolute;mso-position-vertical-relative:page;mso-width-percent:0;mso-height-percent:0;mso-width-relative:page;mso-height-relative:page" from="56.7pt,739.35pt" to="240.95pt,739.35pt" o:gfxdata="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" strokeweight="1.5pt">
               <o:lock v:ext="edit" shapetype="f"/>
               <w10:wrap anchorx="page" anchory="page"/>
             </v:line>
@@ -8035,7 +8181,7 @@
       <mc:AlternateContent>
         <mc:Choice Requires="wps">
           <w:drawing>
-            <wp:anchor distT="4294967295" distB="4294967295" distL="114300" distR="114300" simplePos="0" relativeHeight="251649024" behindDoc="0" locked="0" layoutInCell="1" allowOverlap="1" wp14:anchorId="34FF7D93">
+            <wp:anchor distT="4294967295" distB="4294967295" distL="114300" distR="114300" simplePos="0" relativeHeight="251649024" behindDoc="0" locked="0" layoutInCell="1" allowOverlap="1" wp14:anchorId="34FF7D93" wp14:editId="136AD472">
               <wp:simplePos x="0" y="0"/>
               <wp:positionH relativeFrom="page">
                 <wp:posOffset>720725</wp:posOffset>
@@ -8089,7 +8235,7 @@
         </mc:Choice>
         <mc:Fallback>
           <w:pict>
-            <v:line w14:anchorId="5C72FA5A" id="Прямая соединительная линия 5" o:spid="_x0000_s1026" style="position:absolute;z-index:251649024;visibility:visible;mso-wrap-style:square;mso-width-percent:0;mso-height-percent:0;mso-wrap-distance-left:9pt;mso-wrap-distance-top:.mm;mso-wrap-distance-right:9pt;mso-wrap-distance-bottom:.mm;mso-position-horizontal:absolute;mso-position-horizontal-relative:page;mso-position-vertical:absolute;mso-position-vertical-relative:page;mso-width-percent:0;mso-height-percent:0;mso-width-relative:page;mso-height-relative:page" from="56.75pt,767.7pt" to="241pt,767.7pt" o:gfxdata="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">
+            <v:line w14:anchorId="5C72FA5A" id="Прямая соединительная линия 5" o:spid="_x0000_s1026" style="position:absolute;z-index:251649024;visibility:visible;mso-wrap-style:square;mso-width-percent:0;mso-height-percent:0;mso-wrap-distance-left:9pt;mso-wrap-distance-top:.mm;mso-wrap-distance-right:9pt;mso-wrap-distance-bottom:.mm;mso-position-horizontal:absolute;mso-position-horizontal-relative:page;mso-position-vertical:absolute;mso-position-vertical-relative:page;mso-width-percent:0;mso-height-percent:0;mso-width-relative:page;mso-height-relative:page" from="56.75pt,767.7pt" to="241pt,767.7pt" o:gfxdata="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">
               <o:lock v:ext="edit" shapetype="f"/>
               <w10:wrap anchorx="page" anchory="page"/>
             </v:line>
@@ -8104,7 +8250,7 @@
       <mc:AlternateContent>
         <mc:Choice Requires="wps">
           <w:drawing>
-            <wp:anchor distT="0" distB="0" distL="114300" distR="114300" simplePos="0" relativeHeight="251648000" behindDoc="0" locked="0" layoutInCell="1" allowOverlap="1" wp14:anchorId="1E538660">
+            <wp:anchor distT="0" distB="0" distL="114300" distR="114300" simplePos="0" relativeHeight="251648000" behindDoc="0" locked="0" layoutInCell="1" allowOverlap="1" wp14:anchorId="1E538660" wp14:editId="0464CDDE">
               <wp:simplePos x="0" y="0"/>
               <wp:positionH relativeFrom="page">
                 <wp:posOffset>720725</wp:posOffset>
@@ -8165,7 +8311,7 @@
         </mc:Choice>
         <mc:Fallback>
           <w:pict>
-            <v:line w14:anchorId="0E996B15" id="Line 12" o:spid="_x0000_s1026" style="position:absolute;z-index:251648000;visibility:visible;mso-wrap-style:square;mso-width-percent:0;mso-height-percent:0;mso-wrap-distance-left:9pt;mso-wrap-distance-top:0;mso-wrap-distance-right:9pt;mso-wrap-distance-bottom:0;mso-position-horizontal:absolute;mso-position-horizontal-relative:page;mso-position-vertical:absolute;mso-position-vertical-relative:page;mso-width-percent:0;mso-height-percent:0;mso-width-relative:page;mso-height-relative:page" from="56.75pt,796.05pt" to="241pt,796.05pt" o:gfxdata="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">
+            <v:line w14:anchorId="0E996B15" id="Line 12" o:spid="_x0000_s1026" style="position:absolute;z-index:251648000;visibility:visible;mso-wrap-style:square;mso-width-percent:0;mso-height-percent:0;mso-wrap-distance-left:9pt;mso-wrap-distance-top:0;mso-wrap-distance-right:9pt;mso-wrap-distance-bottom:0;mso-position-horizontal:absolute;mso-position-horizontal-relative:page;mso-position-vertical:absolute;mso-position-vertical-relative:page;mso-width-percent:0;mso-height-percent:0;mso-width-relative:page;mso-height-relative:page" from="56.75pt,796.05pt" to="241pt,796.05pt" o:gfxdata="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">
               <o:lock v:ext="edit" shapetype="f"/>
               <w10:wrap anchorx="page" anchory="page"/>
             </v:line>
@@ -8180,7 +8326,7 @@
       <mc:AlternateContent>
         <mc:Choice Requires="wps">
           <w:drawing>
-            <wp:anchor distT="4294967295" distB="4294967295" distL="114300" distR="114300" simplePos="0" relativeHeight="251646976" behindDoc="0" locked="0" layoutInCell="1" allowOverlap="1" wp14:anchorId="79050799">
+            <wp:anchor distT="4294967295" distB="4294967295" distL="114300" distR="114300" simplePos="0" relativeHeight="251646976" behindDoc="0" locked="0" layoutInCell="1" allowOverlap="1" wp14:anchorId="79050799" wp14:editId="2A3A76D2">
               <wp:simplePos x="0" y="0"/>
               <wp:positionH relativeFrom="page">
                 <wp:posOffset>720725</wp:posOffset>
@@ -8234,7 +8380,7 @@
         </mc:Choice>
         <mc:Fallback>
           <w:pict>
-            <v:line w14:anchorId="1E47CD08" id="Прямая соединительная линия 4" o:spid="_x0000_s1026" style="position:absolute;z-index:251646976;visibility:visible;mso-wrap-style:square;mso-width-percent:0;mso-height-percent:0;mso-wrap-distance-left:9pt;mso-wrap-distance-top:.mm;mso-wrap-distance-right:9pt;mso-wrap-distance-bottom:.mm;mso-position-horizontal:absolute;mso-position-horizontal-relative:page;mso-position-vertical:absolute;mso-position-vertical-relative:page;mso-width-percent:0;mso-height-percent:0;mso-width-relative:page;mso-height-relative:page" from="56.75pt,810.2pt" to="241pt,810.2pt" o:gfxdata="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">
+            <v:line w14:anchorId="1E47CD08" id="Прямая соединительная линия 4" o:spid="_x0000_s1026" style="position:absolute;z-index:251646976;visibility:visible;mso-wrap-style:square;mso-width-percent:0;mso-height-percent:0;mso-wrap-distance-left:9pt;mso-wrap-distance-top:.mm;mso-wrap-distance-right:9pt;mso-wrap-distance-bottom:.mm;mso-position-horizontal:absolute;mso-position-horizontal-relative:page;mso-position-vertical:absolute;mso-position-vertical-relative:page;mso-width-percent:0;mso-height-percent:0;mso-width-relative:page;mso-height-relative:page" from="56.75pt,810.2pt" to="241pt,810.2pt" o:gfxdata="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">
               <o:lock v:ext="edit" shapetype="f"/>
               <w10:wrap anchorx="page" anchory="page"/>
             </v:line>
@@ -8249,7 +8395,7 @@
       <mc:AlternateContent>
         <mc:Choice Requires="wps">
           <w:drawing>
-            <wp:anchor distT="0" distB="0" distL="114298" distR="114298" simplePos="0" relativeHeight="251645952" behindDoc="0" locked="0" layoutInCell="1" allowOverlap="1" wp14:anchorId="3BA62BC0">
+            <wp:anchor distT="0" distB="0" distL="114298" distR="114298" simplePos="0" relativeHeight="251645952" behindDoc="0" locked="0" layoutInCell="1" allowOverlap="1" wp14:anchorId="3BA62BC0" wp14:editId="1FED2078">
               <wp:simplePos x="0" y="0"/>
               <wp:positionH relativeFrom="page">
                 <wp:posOffset>3060699</wp:posOffset>
@@ -8303,7 +8449,7 @@
         </mc:Choice>
         <mc:Fallback>
           <w:pict>
-            <v:line w14:anchorId="76D1CC9D" id="Прямая соединительная линия 3" o:spid="_x0000_s1026" style="position:absolute;z-index:251645952;visibility:visible;mso-wrap-style:square;mso-width-percent:0;mso-height-percent:0;mso-wrap-distance-left:3.17494mm;mso-wrap-distance-top:0;mso-wrap-distance-right:3.17494mm;mso-wrap-distance-bottom:0;mso-position-horizontal:absolute;mso-position-horizontal-relative:page;mso-position-vertical:absolute;mso-position-vertical-relative:page;mso-width-percent:0;mso-height-percent:0;mso-width-relative:page;mso-height-relative:page" from="241pt,711pt" to="241pt,824.4pt" o:gfxdata="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" strokeweight="1.5pt">
+            <v:line w14:anchorId="76D1CC9D" id="Прямая соединительная линия 3" o:spid="_x0000_s1026" style="position:absolute;z-index:251645952;visibility:visible;mso-wrap-style:square;mso-width-percent:0;mso-height-percent:0;mso-wrap-distance-left:3.17494mm;mso-wrap-distance-top:0;mso-wrap-distance-right:3.17494mm;mso-wrap-distance-bottom:0;mso-position-horizontal:absolute;mso-position-horizontal-relative:page;mso-position-vertical:absolute;mso-position-vertical-relative:page;mso-width-percent:0;mso-height-percent:0;mso-width-relative:page;mso-height-relative:page" from="241pt,711pt" to="241pt,824.4pt" o:gfxdata="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" strokeweight="1.5pt">
               <o:lock v:ext="edit" shapetype="f"/>
               <w10:wrap anchorx="page" anchory="page"/>
             </v:line>
@@ -8318,7 +8464,7 @@
       <mc:AlternateContent>
         <mc:Choice Requires="wps">
           <w:drawing>
-            <wp:anchor distT="4294967295" distB="4294967295" distL="114300" distR="114300" simplePos="0" relativeHeight="251644928" behindDoc="0" locked="0" layoutInCell="1" allowOverlap="1" wp14:anchorId="22B82FB8">
+            <wp:anchor distT="4294967295" distB="4294967295" distL="114300" distR="114300" simplePos="0" relativeHeight="251644928" behindDoc="0" locked="0" layoutInCell="1" allowOverlap="1" wp14:anchorId="22B82FB8" wp14:editId="67036EB0">
               <wp:simplePos x="0" y="0"/>
               <wp:positionH relativeFrom="page">
                 <wp:posOffset>720090</wp:posOffset>
@@ -8372,7 +8518,7 @@
         </mc:Choice>
         <mc:Fallback>
           <w:pict>
-            <v:line w14:anchorId="110DA1CA" id="Прямая соединительная линия 2" o:spid="_x0000_s1026" style="position:absolute;z-index:251644928;visibility:visible;mso-wrap-style:square;mso-width-percent:0;mso-height-percent:0;mso-wrap-distance-left:9pt;mso-wrap-distance-top:.mm;mso-wrap-distance-right:9pt;mso-wrap-distance-bottom:.mm;mso-position-horizontal:absolute;mso-position-horizontal-relative:page;mso-position-vertical:absolute;mso-position-vertical-relative:page;mso-width-percent:0;mso-height-percent:0;mso-width-relative:page;mso-height-relative:page" from="56.7pt,711pt" to="581pt,711pt" o:gfxdata="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" strokeweight="1.5pt">
+            <v:line w14:anchorId="110DA1CA" id="Прямая соединительная линия 2" o:spid="_x0000_s1026" style="position:absolute;z-index:251644928;visibility:visible;mso-wrap-style:square;mso-width-percent:0;mso-height-percent:0;mso-wrap-distance-left:9pt;mso-wrap-distance-top:.mm;mso-wrap-distance-right:9pt;mso-wrap-distance-bottom:.mm;mso-position-horizontal:absolute;mso-position-horizontal-relative:page;mso-position-vertical:absolute;mso-position-vertical-relative:page;mso-width-percent:0;mso-height-percent:0;mso-width-relative:page;mso-height-relative:page" from="56.7pt,711pt" to="581pt,711pt" o:gfxdata="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" strokeweight="1.5pt">
               <o:lock v:ext="edit" shapetype="f"/>
               <w10:wrap anchorx="page" anchory="page"/>
             </v:line>
@@ -8387,7 +8533,7 @@
       <mc:AlternateContent>
         <mc:Choice Requires="wps">
           <w:drawing>
-            <wp:anchor distT="0" distB="0" distL="114300" distR="114300" simplePos="0" relativeHeight="251677696" behindDoc="0" locked="0" layoutInCell="1" allowOverlap="1" wp14:anchorId="7E57C65B">
+            <wp:anchor distT="0" distB="0" distL="114300" distR="114300" simplePos="0" relativeHeight="251677696" behindDoc="0" locked="0" layoutInCell="1" allowOverlap="1" wp14:anchorId="7E57C65B" wp14:editId="09BA40A4">
               <wp:simplePos x="0" y="0"/>
               <wp:positionH relativeFrom="column">
                 <wp:posOffset>2026920</wp:posOffset>
@@ -8449,7 +8595,7 @@
         </mc:Choice>
         <mc:Fallback>
           <w:pict>
-            <v:shape w14:anchorId="7E57C65B" id="Надпись 1" o:spid="_x0000_s1058" type="#_x0000_t202" style="position:absolute;margin-left:159.6pt;margin-top:-19.25pt;width:190.4pt;height:31.25pt;z-index:251677696;visibility:visible;mso-wrap-style:square;mso-width-percent:0;mso-height-percent:0;mso-wrap-distance-left:9pt;mso-wrap-distance-top:0;mso-wrap-distance-right:9pt;mso-wrap-distance-bottom:0;mso-position-horizontal:absolute;mso-position-horizontal-relative:text;mso-position-vertical:absolute;mso-position-vertical-relative:text;mso-width-percent:0;mso-height-percent:0;mso-width-relative:page;mso-height-relative:page;v-text-anchor:top" o:gfxdata="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" filled="f" stroked="f">
+            <v:shape w14:anchorId="7E57C65B" id="Надпись 1" o:spid="_x0000_s1058" type="#_x0000_t202" style="position:absolute;margin-left:159.6pt;margin-top:-19.25pt;width:190.4pt;height:31.25pt;z-index:251677696;visibility:visible;mso-wrap-style:square;mso-width-percent:0;mso-height-percent:0;mso-wrap-distance-left:9pt;mso-wrap-distance-top:0;mso-wrap-distance-right:9pt;mso-wrap-distance-bottom:0;mso-position-horizontal:absolute;mso-position-horizontal-relative:text;mso-position-vertical:absolute;mso-position-vertical-relative:text;mso-width-percent:0;mso-height-percent:0;mso-width-relative:page;mso-height-relative:page;v-text-anchor:top" o:gfxdata="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" filled="f" stroked="f">
               <v:textbox inset="0,0,0,0">
                 <w:txbxContent>
                   <w:p>
@@ -8533,7 +8679,7 @@
 </file>
 
 <file path=word/footnotes.xml><?xml version="1.0" encoding="utf-8"?>
-<w:footnotes xmlns:wpc="http://schemas.microsoft.com/office/word/2010/wordprocessingCanvas" xmlns:cx="http://schemas.microsoft.com/office/drawing/2014/chartex" xmlns:cx1="http://schemas.microsoft.com/office/drawing/2015/9/8/chartex" xmlns:cx2="http://schemas.microsoft.com/office/drawing/2015/10/21/chartex" xmlns:cx3="http://schemas.microsoft.com/office/drawing/2016/5/9/chartex" xmlns:cx4="http://schemas.microsoft.com/office/drawing/2016/5/10/chartex" xmlns:cx5="http://schemas.microsoft.com/office/drawing/2016/5/11/chartex" xmlns:cx6="http://schemas.microsoft.com/office/drawing/2016/5/12/chartex" xmlns:cx7="http://schemas.microsoft.com/office/drawing/2016/5/13/chartex" xmlns:cx8="http://schemas.microsoft.com/office/drawing/2016/5/14/chartex" xmlns:mc="http://schemas.openxmlformats.org/markup-compatibility/2006" xmlns:aink="http://schemas.microsoft.com/office/drawing/2016/ink" xmlns:am3d="http://schemas.microsoft.com/office/drawing/2017/model3d" xmlns:o="urn:schemas-microsoft-com:office:office" xmlns:oel="http://schemas.microsoft.com/office/2019/extlst" xmlns:r="http://schemas.openxmlformats.org/officeDocument/2006/relationships" xmlns:m="http://schemas.openxmlformats.org/officeDocument/2006/math" xmlns:v="urn:schemas-microsoft-com:vml" xmlns:wp14="http://schemas.microsoft.com/office/word/2010/wordprocessingDrawing" xmlns:wp="http://schemas.openxmlformats.org/drawingml/2006/wordprocessingDrawing" xmlns:w10="urn:schemas-microsoft-com:office:word" xmlns:w="http://schemas.openxmlformats.org/wordprocessingml/2006/main" xmlns:w14="http://schemas.microsoft.com/office/word/2010/wordml" xmlns:w15="http://schemas.microsoft.com/office/word/2012/wordml" xmlns:w16cex="http://schemas.microsoft.com/office/word/2018/wordml/cex" xmlns:w16cid="http://schemas.microsoft.com/office/word/2016/wordml/cid" xmlns:w16="http://schemas.microsoft.com/office/word/2018/wordml" xmlns:w16sdtdh="http://schemas.microsoft.com/office/word/2020/wordml/sdtdatahash" xmlns:w16se="http://schemas.microsoft.com/office/word/2015/wordml/symex" xmlns:wpg="http://schemas.microsoft.com/office/word/2010/wordprocessingGroup" xmlns:wpi="http://schemas.microsoft.com/office/word/2010/wordprocessingInk" xmlns:wne="http://schemas.microsoft.com/office/word/2006/wordml" xmlns:wps="http://schemas.microsoft.com/office/word/2010/wordprocessingShape" mc:Ignorable="w14 w15 w16se w16cid w16 w16cex w16sdtdh wp14">
+<w:footnotes xmlns:wpc="http://schemas.microsoft.com/office/word/2010/wordprocessingCanvas" xmlns:cx="http://schemas.microsoft.com/office/drawing/2014/chartex" xmlns:cx1="http://schemas.microsoft.com/office/drawing/2015/9/8/chartex" xmlns:cx2="http://schemas.microsoft.com/office/drawing/2015/10/21/chartex" xmlns:cx3="http://schemas.microsoft.com/office/drawing/2016/5/9/chartex" xmlns:cx4="http://schemas.microsoft.com/office/drawing/2016/5/10/chartex" xmlns:cx5="http://schemas.microsoft.com/office/drawing/2016/5/11/chartex" xmlns:cx6="http://schemas.microsoft.com/office/drawing/2016/5/12/chartex" xmlns:cx7="http://schemas.microsoft.com/office/drawing/2016/5/13/chartex" xmlns:cx8="http://schemas.microsoft.com/office/drawing/2016/5/14/chartex" xmlns:mc="http://schemas.openxmlformats.org/markup-compatibility/2006" xmlns:aink="http://schemas.microsoft.com/office/drawing/2016/ink" xmlns:am3d="http://schemas.microsoft.com/office/drawing/2017/model3d" xmlns:o="urn:schemas-microsoft-com:office:office" xmlns:oel="http://schemas.microsoft.com/office/2019/extlst" xmlns:r="http://schemas.openxmlformats.org/officeDocument/2006/relationships" xmlns:m="http://schemas.openxmlformats.org/officeDocument/2006/math" xmlns:v="urn:schemas-microsoft-com:vml" xmlns:wp14="http://schemas.microsoft.com/office/word/2010/wordprocessingDrawing" xmlns:wp="http://schemas.openxmlformats.org/drawingml/2006/wordprocessingDrawing" xmlns:w10="urn:schemas-microsoft-com:office:word" xmlns:w="http://schemas.openxmlformats.org/wordprocessingml/2006/main" xmlns:w14="http://schemas.microsoft.com/office/word/2010/wordml" xmlns:w15="http://schemas.microsoft.com/office/word/2012/wordml" xmlns:w16cex="http://schemas.microsoft.com/office/word/2018/wordml/cex" xmlns:w16cid="http://schemas.microsoft.com/office/word/2016/wordml/cid" xmlns:w16="http://schemas.microsoft.com/office/word/2018/wordml" xmlns:w16du="http://schemas.microsoft.com/office/word/2023/wordml/word16du" xmlns:w16sdtdh="http://schemas.microsoft.com/office/word/2020/wordml/sdtdatahash" xmlns:w16sdtfl="http://schemas.microsoft.com/office/word/2024/wordml/sdtformatlock" xmlns:w16se="http://schemas.microsoft.com/office/word/2015/wordml/symex" xmlns:wpg="http://schemas.microsoft.com/office/word/2010/wordprocessingGroup" xmlns:wpi="http://schemas.microsoft.com/office/word/2010/wordprocessingInk" xmlns:wne="http://schemas.microsoft.com/office/word/2006/wordml" xmlns:wps="http://schemas.microsoft.com/office/word/2010/wordprocessingShape" mc:Ignorable="w14 w15 w16se w16cid w16 w16cex w16sdtdh w16sdtfl w16du wp14">
   <w:footnote w:type="separator" w:id="-1">
     <w:p>
       <w:r>
@@ -8552,7 +8698,7 @@
 </file>
 
 <file path=word/header1.xml><?xml version="1.0" encoding="utf-8"?>
-<w:hdr xmlns:wpc="http://schemas.microsoft.com/office/word/2010/wordprocessingCanvas" xmlns:cx="http://schemas.microsoft.com/office/drawing/2014/chartex" xmlns:cx1="http://schemas.microsoft.com/office/drawing/2015/9/8/chartex" xmlns:cx2="http://schemas.microsoft.com/office/drawing/2015/10/21/chartex" xmlns:cx3="http://schemas.microsoft.com/office/drawing/2016/5/9/chartex" xmlns:cx4="http://schemas.microsoft.com/office/drawing/2016/5/10/chartex" xmlns:cx5="http://schemas.microsoft.com/office/drawing/2016/5/11/chartex" xmlns:cx6="http://schemas.microsoft.com/office/drawing/2016/5/12/chartex" xmlns:cx7="http://schemas.microsoft.com/office/drawing/2016/5/13/chartex" xmlns:cx8="http://schemas.microsoft.com/office/drawing/2016/5/14/chartex" xmlns:mc="http://schemas.openxmlformats.org/markup-compatibility/2006" xmlns:aink="http://schemas.microsoft.com/office/drawing/2016/ink" xmlns:am3d="http://schemas.microsoft.com/office/drawing/2017/model3d" xmlns:o="urn:schemas-microsoft-com:office:office" xmlns:oel="http://schemas.microsoft.com/office/2019/extlst" xmlns:r="http://schemas.openxmlformats.org/officeDocument/2006/relationships" xmlns:m="http://schemas.openxmlformats.org/officeDocument/2006/math" xmlns:v="urn:schemas-microsoft-com:vml" xmlns:wp14="http://schemas.microsoft.com/office/word/2010/wordprocessingDrawing" xmlns:wp="http://schemas.openxmlformats.org/drawingml/2006/wordprocessingDrawing" xmlns:w10="urn:schemas-microsoft-com:office:word" xmlns:w="http://schemas.openxmlformats.org/wordprocessingml/2006/main" xmlns:w14="http://schemas.microsoft.com/office/word/2010/wordml" xmlns:w15="http://schemas.microsoft.com/office/word/2012/wordml" xmlns:w16cex="http://schemas.microsoft.com/office/word/2018/wordml/cex" xmlns:w16cid="http://schemas.microsoft.com/office/word/2016/wordml/cid" xmlns:w16="http://schemas.microsoft.com/office/word/2018/wordml" xmlns:w16sdtdh="http://schemas.microsoft.com/office/word/2020/wordml/sdtdatahash" xmlns:w16se="http://schemas.microsoft.com/office/word/2015/wordml/symex" xmlns:wpg="http://schemas.microsoft.com/office/word/2010/wordprocessingGroup" xmlns:wpi="http://schemas.microsoft.com/office/word/2010/wordprocessingInk" xmlns:wne="http://schemas.microsoft.com/office/word/2006/wordml" xmlns:wps="http://schemas.microsoft.com/office/word/2010/wordprocessingShape" mc:Ignorable="w14 w15 w16se w16cid w16 w16cex w16sdtdh wp14">
+<w:hdr xmlns:wpc="http://schemas.microsoft.com/office/word/2010/wordprocessingCanvas" xmlns:cx="http://schemas.microsoft.com/office/drawing/2014/chartex" xmlns:cx1="http://schemas.microsoft.com/office/drawing/2015/9/8/chartex" xmlns:cx2="http://schemas.microsoft.com/office/drawing/2015/10/21/chartex" xmlns:cx3="http://schemas.microsoft.com/office/drawing/2016/5/9/chartex" xmlns:cx4="http://schemas.microsoft.com/office/drawing/2016/5/10/chartex" xmlns:cx5="http://schemas.microsoft.com/office/drawing/2016/5/11/chartex" xmlns:cx6="http://schemas.microsoft.com/office/drawing/2016/5/12/chartex" xmlns:cx7="http://schemas.microsoft.com/office/drawing/2016/5/13/chartex" xmlns:cx8="http://schemas.microsoft.com/office/drawing/2016/5/14/chartex" xmlns:mc="http://schemas.openxmlformats.org/markup-compatibility/2006" xmlns:aink="http://schemas.microsoft.com/office/drawing/2016/ink" xmlns:am3d="http://schemas.microsoft.com/office/drawing/2017/model3d" xmlns:o="urn:schemas-microsoft-com:office:office" xmlns:oel="http://schemas.microsoft.com/office/2019/extlst" xmlns:r="http://schemas.openxmlformats.org/officeDocument/2006/relationships" xmlns:m="http://schemas.openxmlformats.org/officeDocument/2006/math" xmlns:v="urn:schemas-microsoft-com:vml" xmlns:wp14="http://schemas.microsoft.com/office/word/2010/wordprocessingDrawing" xmlns:wp="http://schemas.openxmlformats.org/drawingml/2006/wordprocessingDrawing" xmlns:w10="urn:schemas-microsoft-com:office:word" xmlns:w="http://schemas.openxmlformats.org/wordprocessingml/2006/main" xmlns:w14="http://schemas.microsoft.com/office/word/2010/wordml" xmlns:w15="http://schemas.microsoft.com/office/word/2012/wordml" xmlns:w16cex="http://schemas.microsoft.com/office/word/2018/wordml/cex" xmlns:w16cid="http://schemas.microsoft.com/office/word/2016/wordml/cid" xmlns:w16="http://schemas.microsoft.com/office/word/2018/wordml" xmlns:w16du="http://schemas.microsoft.com/office/word/2023/wordml/word16du" xmlns:w16sdtdh="http://schemas.microsoft.com/office/word/2020/wordml/sdtdatahash" xmlns:w16sdtfl="http://schemas.microsoft.com/office/word/2024/wordml/sdtformatlock" xmlns:w16se="http://schemas.microsoft.com/office/word/2015/wordml/symex" xmlns:wpg="http://schemas.microsoft.com/office/word/2010/wordprocessingGroup" xmlns:wpi="http://schemas.microsoft.com/office/word/2010/wordprocessingInk" xmlns:wne="http://schemas.microsoft.com/office/word/2006/wordml" xmlns:wps="http://schemas.microsoft.com/office/word/2010/wordprocessingShape" mc:Ignorable="w14 w15 w16se w16cid w16 w16cex w16sdtdh w16sdtfl w16du wp14">
   <w:p>
     <w:pPr>
       <w:pStyle w:val="a3"/>
@@ -8564,7 +8710,7 @@
       <mc:AlternateContent>
         <mc:Choice Requires="wps">
           <w:drawing>
-            <wp:anchor distT="0" distB="0" distL="114300" distR="114300" simplePos="0" relativeHeight="251625472" behindDoc="0" locked="0" layoutInCell="0" allowOverlap="1" wp14:anchorId="5BAE2EBE">
+            <wp:anchor distT="0" distB="0" distL="114300" distR="114300" simplePos="0" relativeHeight="251625472" behindDoc="0" locked="0" layoutInCell="0" allowOverlap="1" wp14:anchorId="5BAE2EBE" wp14:editId="2BD34D4B">
               <wp:simplePos x="0" y="0"/>
               <wp:positionH relativeFrom="page">
                 <wp:posOffset>712470</wp:posOffset>
@@ -8622,7 +8768,7 @@
         </mc:Choice>
         <mc:Fallback>
           <w:pict>
-            <v:rect w14:anchorId="18D37AF1" id="Rectangle 55" o:spid="_x0000_s1026" style="position:absolute;margin-left:56.1pt;margin-top:16.45pt;width:524.4pt;height:807.85pt;z-index:251625472;visibility:visible;mso-wrap-style:square;mso-width-percent:0;mso-height-percent:0;mso-wrap-distance-left:9pt;mso-wrap-distance-top:0;mso-wrap-distance-right:9pt;mso-wrap-distance-bottom:0;mso-position-horizontal:absolute;mso-position-horizontal-relative:page;mso-position-vertical:absolute;mso-position-vertical-relative:page;mso-width-percent:0;mso-height-percent:0;mso-width-relative:page;mso-height-relative:page;v-text-anchor:top" o:gfxdata="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" o:allowincell="f" strokeweight="1.5pt">
+            <v:rect w14:anchorId="18D37AF1" id="Rectangle 55" o:spid="_x0000_s1026" style="position:absolute;margin-left:56.1pt;margin-top:16.45pt;width:524.4pt;height:807.85pt;z-index:251625472;visibility:visible;mso-wrap-style:square;mso-width-percent:0;mso-height-percent:0;mso-wrap-distance-left:9pt;mso-wrap-distance-top:0;mso-wrap-distance-right:9pt;mso-wrap-distance-bottom:0;mso-position-horizontal:absolute;mso-position-horizontal-relative:page;mso-position-vertical:absolute;mso-position-vertical-relative:page;mso-width-percent:0;mso-height-percent:0;mso-width-relative:page;mso-height-relative:page;v-text-anchor:top" o:gfxdata="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" o:allowincell="f" strokeweight="1.5pt">
               <v:path arrowok="t"/>
               <w10:wrap anchorx="page" anchory="page"/>
             </v:rect>
@@ -8635,7 +8781,7 @@
 </file>
 
 <file path=word/header2.xml><?xml version="1.0" encoding="utf-8"?>
-<w:hdr xmlns:wpc="http://schemas.microsoft.com/office/word/2010/wordprocessingCanvas" xmlns:cx="http://schemas.microsoft.com/office/drawing/2014/chartex" xmlns:cx1="http://schemas.microsoft.com/office/drawing/2015/9/8/chartex" xmlns:cx2="http://schemas.microsoft.com/office/drawing/2015/10/21/chartex" xmlns:cx3="http://schemas.microsoft.com/office/drawing/2016/5/9/chartex" xmlns:cx4="http://schemas.microsoft.com/office/drawing/2016/5/10/chartex" xmlns:cx5="http://schemas.microsoft.com/office/drawing/2016/5/11/chartex" xmlns:cx6="http://schemas.microsoft.com/office/drawing/2016/5/12/chartex" xmlns:cx7="http://schemas.microsoft.com/office/drawing/2016/5/13/chartex" xmlns:cx8="http://schemas.microsoft.com/office/drawing/2016/5/14/chartex" xmlns:mc="http://schemas.openxmlformats.org/markup-compatibility/2006" xmlns:aink="http://schemas.microsoft.com/office/drawing/2016/ink" xmlns:am3d="http://schemas.microsoft.com/office/drawing/2017/model3d" xmlns:o="urn:schemas-microsoft-com:office:office" xmlns:oel="http://schemas.microsoft.com/office/2019/extlst" xmlns:r="http://schemas.openxmlformats.org/officeDocument/2006/relationships" xmlns:m="http://schemas.openxmlformats.org/officeDocument/2006/math" xmlns:v="urn:schemas-microsoft-com:vml" xmlns:wp14="http://schemas.microsoft.com/office/word/2010/wordprocessingDrawing" xmlns:wp="http://schemas.openxmlformats.org/drawingml/2006/wordprocessingDrawing" xmlns:w10="urn:schemas-microsoft-com:office:word" xmlns:w="http://schemas.openxmlformats.org/wordprocessingml/2006/main" xmlns:w14="http://schemas.microsoft.com/office/word/2010/wordml" xmlns:w15="http://schemas.microsoft.com/office/word/2012/wordml" xmlns:w16cex="http://schemas.microsoft.com/office/word/2018/wordml/cex" xmlns:w16cid="http://schemas.microsoft.com/office/word/2016/wordml/cid" xmlns:w16="http://schemas.microsoft.com/office/word/2018/wordml" xmlns:w16sdtdh="http://schemas.microsoft.com/office/word/2020/wordml/sdtdatahash" xmlns:w16se="http://schemas.microsoft.com/office/word/2015/wordml/symex" xmlns:wpg="http://schemas.microsoft.com/office/word/2010/wordprocessingGroup" xmlns:wpi="http://schemas.microsoft.com/office/word/2010/wordprocessingInk" xmlns:wne="http://schemas.microsoft.com/office/word/2006/wordml" xmlns:wps="http://schemas.microsoft.com/office/word/2010/wordprocessingShape" mc:Ignorable="w14 w15 w16se w16cid w16 w16cex w16sdtdh wp14">
+<w:hdr xmlns:wpc="http://schemas.microsoft.com/office/word/2010/wordprocessingCanvas" xmlns:cx="http://schemas.microsoft.com/office/drawing/2014/chartex" xmlns:cx1="http://schemas.microsoft.com/office/drawing/2015/9/8/chartex" xmlns:cx2="http://schemas.microsoft.com/office/drawing/2015/10/21/chartex" xmlns:cx3="http://schemas.microsoft.com/office/drawing/2016/5/9/chartex" xmlns:cx4="http://schemas.microsoft.com/office/drawing/2016/5/10/chartex" xmlns:cx5="http://schemas.microsoft.com/office/drawing/2016/5/11/chartex" xmlns:cx6="http://schemas.microsoft.com/office/drawing/2016/5/12/chartex" xmlns:cx7="http://schemas.microsoft.com/office/drawing/2016/5/13/chartex" xmlns:cx8="http://schemas.microsoft.com/office/drawing/2016/5/14/chartex" xmlns:mc="http://schemas.openxmlformats.org/markup-compatibility/2006" xmlns:aink="http://schemas.microsoft.com/office/drawing/2016/ink" xmlns:am3d="http://schemas.microsoft.com/office/drawing/2017/model3d" xmlns:o="urn:schemas-microsoft-com:office:office" xmlns:oel="http://schemas.microsoft.com/office/2019/extlst" xmlns:r="http://schemas.openxmlformats.org/officeDocument/2006/relationships" xmlns:m="http://schemas.openxmlformats.org/officeDocument/2006/math" xmlns:v="urn:schemas-microsoft-com:vml" xmlns:wp14="http://schemas.microsoft.com/office/word/2010/wordprocessingDrawing" xmlns:wp="http://schemas.openxmlformats.org/drawingml/2006/wordprocessingDrawing" xmlns:w10="urn:schemas-microsoft-com:office:word" xmlns:w="http://schemas.openxmlformats.org/wordprocessingml/2006/main" xmlns:w14="http://schemas.microsoft.com/office/word/2010/wordml" xmlns:w15="http://schemas.microsoft.com/office/word/2012/wordml" xmlns:w16cex="http://schemas.microsoft.com/office/word/2018/wordml/cex" xmlns:w16cid="http://schemas.microsoft.com/office/word/2016/wordml/cid" xmlns:w16="http://schemas.microsoft.com/office/word/2018/wordml" xmlns:w16du="http://schemas.microsoft.com/office/word/2023/wordml/word16du" xmlns:w16sdtdh="http://schemas.microsoft.com/office/word/2020/wordml/sdtdatahash" xmlns:w16sdtfl="http://schemas.microsoft.com/office/word/2024/wordml/sdtformatlock" xmlns:w16se="http://schemas.microsoft.com/office/word/2015/wordml/symex" xmlns:wpg="http://schemas.microsoft.com/office/word/2010/wordprocessingGroup" xmlns:wpi="http://schemas.microsoft.com/office/word/2010/wordprocessingInk" xmlns:wne="http://schemas.microsoft.com/office/word/2006/wordml" xmlns:wps="http://schemas.microsoft.com/office/word/2010/wordprocessingShape" mc:Ignorable="w14 w15 w16se w16cid w16 w16cex w16sdtdh w16sdtfl w16du wp14">
   <w:p>
     <w:pPr>
       <w:pStyle w:val="a3"/>
@@ -8647,7 +8793,7 @@
       <mc:AlternateContent>
         <mc:Choice Requires="wps">
           <w:drawing>
-            <wp:anchor distT="0" distB="0" distL="114300" distR="114300" simplePos="0" relativeHeight="251643904" behindDoc="0" locked="0" layoutInCell="1" allowOverlap="1" wp14:anchorId="6C58BEA0">
+            <wp:anchor distT="0" distB="0" distL="114300" distR="114300" simplePos="0" relativeHeight="251643904" behindDoc="0" locked="0" layoutInCell="1" allowOverlap="1" wp14:anchorId="6C58BEA0" wp14:editId="7B8A9344">
               <wp:simplePos x="0" y="0"/>
               <wp:positionH relativeFrom="page">
                 <wp:posOffset>720090</wp:posOffset>
@@ -8717,7 +8863,7 @@
         </mc:Choice>
         <mc:Fallback>
           <w:pict>
-            <v:rect w14:anchorId="6C58BEA0" id="Прямоугольник 28" o:spid="_x0000_s1034" style="position:absolute;margin-left:56.7pt;margin-top:16.45pt;width:524.4pt;height:807.85pt;z-index:251643904;visibility:visible;mso-wrap-style:square;mso-width-percent:0;mso-height-percent:0;mso-wrap-distance-left:9pt;mso-wrap-distance-top:0;mso-wrap-distance-right:9pt;mso-wrap-distance-bottom:0;mso-position-horizontal:absolute;mso-position-horizontal-relative:page;mso-position-vertical:absolute;mso-position-vertical-relative:page;mso-width-percent:0;mso-height-percent:0;mso-width-relative:page;mso-height-relative:page;v-text-anchor:top" o:gfxdata="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" strokeweight="1.5pt">
+            <v:rect w14:anchorId="6C58BEA0" id="Прямоугольник 28" o:spid="_x0000_s1034" style="position:absolute;margin-left:56.7pt;margin-top:16.45pt;width:524.4pt;height:807.85pt;z-index:251643904;visibility:visible;mso-wrap-style:square;mso-width-percent:0;mso-height-percent:0;mso-wrap-distance-left:9pt;mso-wrap-distance-top:0;mso-wrap-distance-right:9pt;mso-wrap-distance-bottom:0;mso-position-horizontal:absolute;mso-position-horizontal-relative:page;mso-position-vertical:absolute;mso-position-vertical-relative:page;mso-width-percent:0;mso-height-percent:0;mso-width-relative:page;mso-height-relative:page;v-text-anchor:top" o:gfxdata="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" strokeweight="1.5pt">
               <v:path arrowok="t"/>
               <v:textbox>
                 <w:txbxContent>
@@ -8742,7 +8888,7 @@
 </file>
 
 <file path=word/numbering.xml><?xml version="1.0" encoding="utf-8"?>
-<w:numbering xmlns:wpc="http://schemas.microsoft.com/office/word/2010/wordprocessingCanvas" xmlns:cx="http://schemas.microsoft.com/office/drawing/2014/chartex" xmlns:cx1="http://schemas.microsoft.com/office/drawing/2015/9/8/chartex" xmlns:cx2="http://schemas.microsoft.com/office/drawing/2015/10/21/chartex" xmlns:cx3="http://schemas.microsoft.com/office/drawing/2016/5/9/chartex" xmlns:cx4="http://schemas.microsoft.com/office/drawing/2016/5/10/chartex" xmlns:cx5="http://schemas.microsoft.com/office/drawing/2016/5/11/chartex" xmlns:cx6="http://schemas.microsoft.com/office/drawing/2016/5/12/chartex" xmlns:cx7="http://schemas.microsoft.com/office/drawing/2016/5/13/chartex" xmlns:cx8="http://schemas.microsoft.com/office/drawing/2016/5/14/chartex" xmlns:mc="http://schemas.openxmlformats.org/markup-compatibility/2006" xmlns:aink="http://schemas.microsoft.com/office/drawing/2016/ink" xmlns:am3d="http://schemas.microsoft.com/office/drawing/2017/model3d" xmlns:o="urn:schemas-microsoft-com:office:office" xmlns:oel="http://schemas.microsoft.com/office/2019/extlst" xmlns:r="http://schemas.openxmlformats.org/officeDocument/2006/relationships" xmlns:m="http://schemas.openxmlformats.org/officeDocument/2006/math" xmlns:v="urn:schemas-microsoft-com:vml" xmlns:wp14="http://schemas.microsoft.com/office/word/2010/wordprocessingDrawing" xmlns:wp="http://schemas.openxmlformats.org/drawingml/2006/wordprocessingDrawing" xmlns:w10="urn:schemas-microsoft-com:office:word" xmlns:w="http://schemas.openxmlformats.org/wordprocessingml/2006/main" xmlns:w14="http://schemas.microsoft.com/office/word/2010/wordml" xmlns:w15="http://schemas.microsoft.com/office/word/2012/wordml" xmlns:w16cex="http://schemas.microsoft.com/office/word/2018/wordml/cex" xmlns:w16cid="http://schemas.microsoft.com/office/word/2016/wordml/cid" xmlns:w16="http://schemas.microsoft.com/office/word/2018/wordml" xmlns:w16sdtdh="http://schemas.microsoft.com/office/word/2020/wordml/sdtdatahash" xmlns:w16se="http://schemas.microsoft.com/office/word/2015/wordml/symex" xmlns:wpg="http://schemas.microsoft.com/office/word/2010/wordprocessingGroup" xmlns:wpi="http://schemas.microsoft.com/office/word/2010/wordprocessingInk" xmlns:wne="http://schemas.microsoft.com/office/word/2006/wordml" xmlns:wps="http://schemas.microsoft.com/office/word/2010/wordprocessingShape" mc:Ignorable="w14 w15 w16se w16cid w16 w16cex w16sdtdh wp14">
+<w:numbering xmlns:wpc="http://schemas.microsoft.com/office/word/2010/wordprocessingCanvas" xmlns:cx="http://schemas.microsoft.com/office/drawing/2014/chartex" xmlns:cx1="http://schemas.microsoft.com/office/drawing/2015/9/8/chartex" xmlns:cx2="http://schemas.microsoft.com/office/drawing/2015/10/21/chartex" xmlns:cx3="http://schemas.microsoft.com/office/drawing/2016/5/9/chartex" xmlns:cx4="http://schemas.microsoft.com/office/drawing/2016/5/10/chartex" xmlns:cx5="http://schemas.microsoft.com/office/drawing/2016/5/11/chartex" xmlns:cx6="http://schemas.microsoft.com/office/drawing/2016/5/12/chartex" xmlns:cx7="http://schemas.microsoft.com/office/drawing/2016/5/13/chartex" xmlns:cx8="http://schemas.microsoft.com/office/drawing/2016/5/14/chartex" xmlns:mc="http://schemas.openxmlformats.org/markup-compatibility/2006" xmlns:aink="http://schemas.microsoft.com/office/drawing/2016/ink" xmlns:am3d="http://schemas.microsoft.com/office/drawing/2017/model3d" xmlns:o="urn:schemas-microsoft-com:office:office" xmlns:oel="http://schemas.microsoft.com/office/2019/extlst" xmlns:r="http://schemas.openxmlformats.org/officeDocument/2006/relationships" xmlns:m="http://schemas.openxmlformats.org/officeDocument/2006/math" xmlns:v="urn:schemas-microsoft-com:vml" xmlns:wp14="http://schemas.microsoft.com/office/word/2010/wordprocessingDrawing" xmlns:wp="http://schemas.openxmlformats.org/drawingml/2006/wordprocessingDrawing" xmlns:w10="urn:schemas-microsoft-com:office:word" xmlns:w="http://schemas.openxmlformats.org/wordprocessingml/2006/main" xmlns:w14="http://schemas.microsoft.com/office/word/2010/wordml" xmlns:w15="http://schemas.microsoft.com/office/word/2012/wordml" xmlns:w16cex="http://schemas.microsoft.com/office/word/2018/wordml/cex" xmlns:w16cid="http://schemas.microsoft.com/office/word/2016/wordml/cid" xmlns:w16="http://schemas.microsoft.com/office/word/2018/wordml" xmlns:w16du="http://schemas.microsoft.com/office/word/2023/wordml/word16du" xmlns:w16sdtdh="http://schemas.microsoft.com/office/word/2020/wordml/sdtdatahash" xmlns:w16sdtfl="http://schemas.microsoft.com/office/word/2024/wordml/sdtformatlock" xmlns:w16se="http://schemas.microsoft.com/office/word/2015/wordml/symex" xmlns:wpg="http://schemas.microsoft.com/office/word/2010/wordprocessingGroup" xmlns:wpi="http://schemas.microsoft.com/office/word/2010/wordprocessingInk" xmlns:wne="http://schemas.microsoft.com/office/word/2006/wordml" xmlns:wps="http://schemas.microsoft.com/office/word/2010/wordprocessingShape" mc:Ignorable="w14 w15 w16se w16cid w16 w16cex w16sdtdh w16sdtfl w16du wp14">
   <w:abstractNum w:abstractNumId="0" w15:restartNumberingAfterBreak="0">
     <w:nsid w:val="020655F9"/>
     <w:multiLevelType w:val="hybridMultilevel"/>
@@ -10933,7 +11079,7 @@
 </file>
 
 <file path=word/styles.xml><?xml version="1.0" encoding="utf-8"?>
-<w:styles xmlns:mc="http://schemas.openxmlformats.org/markup-compatibility/2006" xmlns:r="http://schemas.openxmlformats.org/officeDocument/2006/relationships" xmlns:w="http://schemas.openxmlformats.org/wordprocessingml/2006/main" xmlns:w14="http://schemas.microsoft.com/office/word/2010/wordml" xmlns:w15="http://schemas.microsoft.com/office/word/2012/wordml" xmlns:w16cex="http://schemas.microsoft.com/office/word/2018/wordml/cex" xmlns:w16cid="http://schemas.microsoft.com/office/word/2016/wordml/cid" xmlns:w16="http://schemas.microsoft.com/office/word/2018/wordml" xmlns:w16sdtdh="http://schemas.microsoft.com/office/word/2020/wordml/sdtdatahash" xmlns:w16se="http://schemas.microsoft.com/office/word/2015/wordml/symex" mc:Ignorable="w14 w15 w16se w16cid w16 w16cex w16sdtdh">
+<w:styles xmlns:mc="http://schemas.openxmlformats.org/markup-compatibility/2006" xmlns:r="http://schemas.openxmlformats.org/officeDocument/2006/relationships" xmlns:w="http://schemas.openxmlformats.org/wordprocessingml/2006/main" xmlns:w14="http://schemas.microsoft.com/office/word/2010/wordml" xmlns:w15="http://schemas.microsoft.com/office/word/2012/wordml" xmlns:w16cex="http://schemas.microsoft.com/office/word/2018/wordml/cex" xmlns:w16cid="http://schemas.microsoft.com/office/word/2016/wordml/cid" xmlns:w16="http://schemas.microsoft.com/office/word/2018/wordml" xmlns:w16du="http://schemas.microsoft.com/office/word/2023/wordml/word16du" xmlns:w16sdtdh="http://schemas.microsoft.com/office/word/2020/wordml/sdtdatahash" xmlns:w16sdtfl="http://schemas.microsoft.com/office/word/2024/wordml/sdtformatlock" xmlns:w16se="http://schemas.microsoft.com/office/word/2015/wordml/symex" mc:Ignorable="w14 w15 w16se w16cid w16 w16cex w16sdtdh w16sdtfl w16du">
   <w:docDefaults>
     <w:rPrDefault>
       <w:rPr>
